--- a/Dokumentation/Abgabe/Benutzerhandbuch.docx
+++ b/Dokumentation/Abgabe/Benutzerhandbuch.docx
@@ -1,6 +1,6 @@
 
 <file path=word/document.xml><?xml version="1.0" encoding="utf-8"?>
-<w:document xmlns:wpc="http://schemas.microsoft.com/office/word/2010/wordprocessingCanvas" xmlns:cx="http://schemas.microsoft.com/office/drawing/2014/chartex" xmlns:cx1="http://schemas.microsoft.com/office/drawing/2015/9/8/chartex" xmlns:cx2="http://schemas.microsoft.com/office/drawing/2015/10/21/chartex" xmlns:cx3="http://schemas.microsoft.com/office/drawing/2016/5/9/chartex" xmlns:cx4="http://schemas.microsoft.com/office/drawing/2016/5/10/chartex" xmlns:cx5="http://schemas.microsoft.com/office/drawing/2016/5/11/chartex" xmlns:cx6="http://schemas.microsoft.com/office/drawing/2016/5/12/chartex" xmlns:cx7="http://schemas.microsoft.com/office/drawing/2016/5/13/chartex" xmlns:cx8="http://schemas.microsoft.com/office/drawing/2016/5/14/chartex" xmlns:mc="http://schemas.openxmlformats.org/markup-compatibility/2006" xmlns:aink="http://schemas.microsoft.com/office/drawing/2016/ink" xmlns:am3d="http://schemas.microsoft.com/office/drawing/2017/model3d" xmlns:o="urn:schemas-microsoft-com:office:office" xmlns:oel="http://schemas.microsoft.com/office/2019/extlst" xmlns:r="http://schemas.openxmlformats.org/officeDocument/2006/relationships" xmlns:m="http://schemas.openxmlformats.org/officeDocument/2006/math" xmlns:v="urn:schemas-microsoft-com:vml" xmlns:wp14="http://schemas.microsoft.com/office/word/2010/wordprocessingDrawing" xmlns:wp="http://schemas.openxmlformats.org/drawingml/2006/wordprocessingDrawing" xmlns:w10="urn:schemas-microsoft-com:office:word" xmlns:w="http://schemas.openxmlformats.org/wordprocessingml/2006/main" xmlns:w14="http://schemas.microsoft.com/office/word/2010/wordml" xmlns:w15="http://schemas.microsoft.com/office/word/2012/wordml" xmlns:w16cex="http://schemas.microsoft.com/office/word/2018/wordml/cex" xmlns:w16cid="http://schemas.microsoft.com/office/word/2016/wordml/cid" xmlns:w16="http://schemas.microsoft.com/office/word/2018/wordml" xmlns:w16du="http://schemas.microsoft.com/office/word/2023/wordml/word16du" xmlns:w16sdtdh="http://schemas.microsoft.com/office/word/2020/wordml/sdtdatahash" xmlns:w16sdtfl="http://schemas.microsoft.com/office/word/2024/wordml/sdtformatlock" xmlns:w16se="http://schemas.microsoft.com/office/word/2015/wordml/symex" xmlns:wpg="http://schemas.microsoft.com/office/word/2010/wordprocessingGroup" xmlns:wpi="http://schemas.microsoft.com/office/word/2010/wordprocessingInk" xmlns:wne="http://schemas.microsoft.com/office/word/2006/wordml" xmlns:wps="http://schemas.microsoft.com/office/word/2010/wordprocessingShape" mc:Ignorable="w14 w15 w16se w16cid w16 w16cex w16sdtdh w16sdtfl w16du wp14">
+<w:document xmlns:wpc="http://schemas.microsoft.com/office/word/2010/wordprocessingCanvas" xmlns:cx="http://schemas.microsoft.com/office/drawing/2014/chartex" xmlns:cx1="http://schemas.microsoft.com/office/drawing/2015/9/8/chartex" xmlns:cx2="http://schemas.microsoft.com/office/drawing/2015/10/21/chartex" xmlns:cx3="http://schemas.microsoft.com/office/drawing/2016/5/9/chartex" xmlns:cx4="http://schemas.microsoft.com/office/drawing/2016/5/10/chartex" xmlns:cx5="http://schemas.microsoft.com/office/drawing/2016/5/11/chartex" xmlns:cx6="http://schemas.microsoft.com/office/drawing/2016/5/12/chartex" xmlns:cx7="http://schemas.microsoft.com/office/drawing/2016/5/13/chartex" xmlns:cx8="http://schemas.microsoft.com/office/drawing/2016/5/14/chartex" xmlns:mc="http://schemas.openxmlformats.org/markup-compatibility/2006" xmlns:aink="http://schemas.microsoft.com/office/drawing/2016/ink" xmlns:am3d="http://schemas.microsoft.com/office/drawing/2017/model3d" xmlns:o="urn:schemas-microsoft-com:office:office" xmlns:oel="http://schemas.microsoft.com/office/2019/extlst" xmlns:r="http://schemas.openxmlformats.org/officeDocument/2006/relationships" xmlns:m="http://schemas.openxmlformats.org/officeDocument/2006/math" xmlns:v="urn:schemas-microsoft-com:vml" xmlns:wp14="http://schemas.microsoft.com/office/word/2010/wordprocessingDrawing" xmlns:wp="http://schemas.openxmlformats.org/drawingml/2006/wordprocessingDrawing" xmlns:w10="urn:schemas-microsoft-com:office:word" xmlns:w="http://schemas.openxmlformats.org/wordprocessingml/2006/main" xmlns:w14="http://schemas.microsoft.com/office/word/2010/wordml" xmlns:w15="http://schemas.microsoft.com/office/word/2012/wordml" xmlns:w16cex="http://schemas.microsoft.com/office/word/2018/wordml/cex" xmlns:w16cid="http://schemas.microsoft.com/office/word/2016/wordml/cid" xmlns:w16="http://schemas.microsoft.com/office/word/2018/wordml" xmlns:w16sdtdh="http://schemas.microsoft.com/office/word/2020/wordml/sdtdatahash" xmlns:w16se="http://schemas.microsoft.com/office/word/2015/wordml/symex" xmlns:wpg="http://schemas.microsoft.com/office/word/2010/wordprocessingGroup" xmlns:wpi="http://schemas.microsoft.com/office/word/2010/wordprocessingInk" xmlns:wne="http://schemas.microsoft.com/office/word/2006/wordml" xmlns:wps="http://schemas.microsoft.com/office/word/2010/wordprocessingShape" mc:Ignorable="w14 w15 w16se w16cid w16 w16cex w16sdtdh wp14">
   <w:body>
     <w:p>
       <w:pPr>
@@ -149,7 +149,7 @@
               </wp:anchor>
             </w:drawing>
           </mc:Choice>
-          <mc:Fallback>
+          <mc:Fallback xmlns:w16sdtfl="http://schemas.microsoft.com/office/word/2024/wordml/sdtformatlock" xmlns:w16du="http://schemas.microsoft.com/office/word/2023/wordml/word16du">
             <w:pict>
               <v:shapetype w14:anchorId="46FBEE86" id="_x0000_t202" coordsize="21600,21600" o:spt="202" path="m,l,21600r21600,l21600,xe">
                 <v:stroke joinstyle="miter"/>
@@ -243,7 +243,7 @@
               </wp:anchor>
             </w:drawing>
           </mc:Choice>
-          <mc:Fallback>
+          <mc:Fallback xmlns:w16sdtfl="http://schemas.microsoft.com/office/word/2024/wordml/sdtformatlock" xmlns:w16du="http://schemas.microsoft.com/office/word/2023/wordml/word16du">
             <w:pict>
               <v:shape w14:anchorId="700C54E2" id="_x0000_s1027" type="#_x0000_t202" style="position:absolute;left:0;text-align:left;margin-left:333.7pt;margin-top:49.1pt;width:91.5pt;height:19pt;z-index:251682816;visibility:visible;mso-wrap-style:square;mso-width-percent:0;mso-height-percent:0;mso-wrap-distance-left:9pt;mso-wrap-distance-top:3.6pt;mso-wrap-distance-right:9pt;mso-wrap-distance-bottom:3.6pt;mso-position-horizontal:absolute;mso-position-horizontal-relative:text;mso-position-vertical:absolute;mso-position-vertical-relative:text;mso-width-percent:0;mso-height-percent:0;mso-width-relative:margin;mso-height-relative:margin;v-text-anchor:top" o:gfxdata="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">
                 <v:textbox>
@@ -324,7 +324,7 @@
               </wp:anchor>
             </w:drawing>
           </mc:Choice>
-          <mc:Fallback>
+          <mc:Fallback xmlns:w16sdtfl="http://schemas.microsoft.com/office/word/2024/wordml/sdtformatlock" xmlns:w16du="http://schemas.microsoft.com/office/word/2023/wordml/word16du">
             <w:pict>
               <v:shapetype w14:anchorId="52B449B6" id="_x0000_t32" coordsize="21600,21600" o:spt="32" o:oned="t" path="m,l21600,21600e" filled="f">
                 <v:path arrowok="t" fillok="f" o:connecttype="none"/>
@@ -400,7 +400,7 @@
               </wp:anchor>
             </w:drawing>
           </mc:Choice>
-          <mc:Fallback>
+          <mc:Fallback xmlns:w16sdtfl="http://schemas.microsoft.com/office/word/2024/wordml/sdtformatlock" xmlns:w16du="http://schemas.microsoft.com/office/word/2023/wordml/word16du">
             <w:pict>
               <v:shape w14:anchorId="66C43CEE" id="Gerade Verbindung mit Pfeil 6" o:spid="_x0000_s1026" type="#_x0000_t32" style="position:absolute;margin-left:256.7pt;margin-top:53.65pt;width:70.6pt;height:16.2pt;flip:x;z-index:251672576;visibility:visible;mso-wrap-style:square;mso-width-percent:0;mso-height-percent:0;mso-wrap-distance-left:9pt;mso-wrap-distance-top:0;mso-wrap-distance-right:9pt;mso-wrap-distance-bottom:0;mso-position-horizontal:absolute;mso-position-horizontal-relative:text;mso-position-vertical:absolute;mso-position-vertical-relative:text;mso-width-percent:0;mso-height-percent:0;mso-width-relative:margin;mso-height-relative:margin" o:gfxdata="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" strokecolor="#156082 [3204]" strokeweight="1.5pt">
                 <v:stroke endarrow="block" joinstyle="miter"/>
@@ -416,7 +416,7 @@
           <w:noProof/>
         </w:rPr>
         <w:drawing>
-          <wp:anchor distT="0" distB="0" distL="114300" distR="114300" simplePos="0" relativeHeight="251604992" behindDoc="0" locked="0" layoutInCell="1" allowOverlap="1" wp14:anchorId="1428B053" wp14:editId="2C91EFA5">
+          <wp:anchor distT="0" distB="0" distL="114300" distR="114300" simplePos="0" relativeHeight="251604992" behindDoc="0" locked="0" layoutInCell="1" allowOverlap="1" wp14:anchorId="1428B053" wp14:editId="3B231AB8">
             <wp:simplePos x="0" y="0"/>
             <wp:positionH relativeFrom="margin">
               <wp:align>center</wp:align>
@@ -547,6 +547,100 @@
           <w:noProof/>
         </w:rPr>
         <w:lastRenderedPageBreak/>
+        <mc:AlternateContent>
+          <mc:Choice Requires="wps">
+            <w:drawing>
+              <wp:anchor distT="45720" distB="45720" distL="114300" distR="114300" simplePos="0" relativeHeight="251689984" behindDoc="0" locked="0" layoutInCell="1" allowOverlap="1" wp14:anchorId="2C1FF9FF" wp14:editId="5855F898">
+                <wp:simplePos x="0" y="0"/>
+                <wp:positionH relativeFrom="page">
+                  <wp:align>right</wp:align>
+                </wp:positionH>
+                <wp:positionV relativeFrom="paragraph">
+                  <wp:posOffset>511523</wp:posOffset>
+                </wp:positionV>
+                <wp:extent cx="1162050" cy="273050"/>
+                <wp:effectExtent l="0" t="0" r="19050" b="12700"/>
+                <wp:wrapSquare wrapText="bothSides"/>
+                <wp:docPr id="1955628582" name="Textfeld 2"/>
+                <wp:cNvGraphicFramePr>
+                  <a:graphicFrameLocks xmlns:a="http://schemas.openxmlformats.org/drawingml/2006/main"/>
+                </wp:cNvGraphicFramePr>
+                <a:graphic xmlns:a="http://schemas.openxmlformats.org/drawingml/2006/main">
+                  <a:graphicData uri="http://schemas.microsoft.com/office/word/2010/wordprocessingShape">
+                    <wps:wsp>
+                      <wps:cNvSpPr txBox="1">
+                        <a:spLocks noChangeArrowheads="1"/>
+                      </wps:cNvSpPr>
+                      <wps:spPr bwMode="auto">
+                        <a:xfrm>
+                          <a:off x="0" y="0"/>
+                          <a:ext cx="1162050" cy="273652"/>
+                        </a:xfrm>
+                        <a:prstGeom prst="rect">
+                          <a:avLst/>
+                        </a:prstGeom>
+                        <a:solidFill>
+                          <a:srgbClr val="FFFFFF"/>
+                        </a:solidFill>
+                        <a:ln w="9525">
+                          <a:solidFill>
+                            <a:srgbClr val="000000"/>
+                          </a:solidFill>
+                          <a:miter lim="800000"/>
+                          <a:headEnd/>
+                          <a:tailEnd/>
+                        </a:ln>
+                      </wps:spPr>
+                      <wps:txbx>
+                        <w:txbxContent>
+                          <w:p>
+                            <w:r>
+                              <w:t>Favoritenseite</w:t>
+                            </w:r>
+                          </w:p>
+                        </w:txbxContent>
+                      </wps:txbx>
+                      <wps:bodyPr rot="0" vert="horz" wrap="square" lIns="91440" tIns="45720" rIns="91440" bIns="45720" anchor="t" anchorCtr="0">
+                        <a:noAutofit/>
+                      </wps:bodyPr>
+                    </wps:wsp>
+                  </a:graphicData>
+                </a:graphic>
+                <wp14:sizeRelH relativeFrom="margin">
+                  <wp14:pctWidth>0</wp14:pctWidth>
+                </wp14:sizeRelH>
+                <wp14:sizeRelV relativeFrom="margin">
+                  <wp14:pctHeight>0</wp14:pctHeight>
+                </wp14:sizeRelV>
+              </wp:anchor>
+            </w:drawing>
+          </mc:Choice>
+          <mc:Fallback>
+            <w:pict>
+              <v:shapetype w14:anchorId="2C1FF9FF" id="_x0000_t202" coordsize="21600,21600" o:spt="202" path="m,l,21600r21600,l21600,xe">
+                <v:stroke joinstyle="miter"/>
+                <v:path gradientshapeok="t" o:connecttype="rect"/>
+              </v:shapetype>
+              <v:shape id="_x0000_s1028" type="#_x0000_t202" style="position:absolute;margin-left:40.3pt;margin-top:40.3pt;width:91.5pt;height:21.5pt;z-index:251689984;visibility:visible;mso-wrap-style:square;mso-width-percent:0;mso-height-percent:0;mso-wrap-distance-left:9pt;mso-wrap-distance-top:3.6pt;mso-wrap-distance-right:9pt;mso-wrap-distance-bottom:3.6pt;mso-position-horizontal:right;mso-position-horizontal-relative:page;mso-position-vertical:absolute;mso-position-vertical-relative:text;mso-width-percent:0;mso-height-percent:0;mso-width-relative:margin;mso-height-relative:margin;v-text-anchor:top" o:gfxdata="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">
+                <v:textbox>
+                  <w:txbxContent>
+                    <w:p>
+                      <w:r>
+                        <w:t>Favoritenseite</w:t>
+                      </w:r>
+                    </w:p>
+                  </w:txbxContent>
+                </v:textbox>
+                <w10:wrap type="square" anchorx="page"/>
+              </v:shape>
+            </w:pict>
+          </mc:Fallback>
+        </mc:AlternateContent>
+      </w:r>
+      <w:r>
+        <w:rPr>
+          <w:noProof/>
+        </w:rPr>
         <mc:AlternateContent>
           <mc:Choice Requires="wps">
             <w:drawing>
@@ -615,7 +709,7 @@
               </wp:anchor>
             </w:drawing>
           </mc:Choice>
-          <mc:Fallback>
+          <mc:Fallback xmlns:w16sdtfl="http://schemas.microsoft.com/office/word/2024/wordml/sdtformatlock" xmlns:w16du="http://schemas.microsoft.com/office/word/2023/wordml/word16du">
             <w:pict>
               <v:shape w14:anchorId="3306EF76" id="_x0000_s1028" type="#_x0000_t202" style="position:absolute;margin-left:166.75pt;margin-top:29.95pt;width:75.7pt;height:20.85pt;z-index:251710464;visibility:visible;mso-wrap-style:square;mso-width-percent:0;mso-height-percent:0;mso-wrap-distance-left:9pt;mso-wrap-distance-top:3.6pt;mso-wrap-distance-right:9pt;mso-wrap-distance-bottom:3.6pt;mso-position-horizontal:absolute;mso-position-horizontal-relative:page;mso-position-vertical:absolute;mso-position-vertical-relative:text;mso-width-percent:0;mso-height-percent:0;mso-width-relative:margin;mso-height-relative:margin;v-text-anchor:top" o:gfxdata="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">
                 <v:textbox>
@@ -705,7 +799,7 @@
               </wp:anchor>
             </w:drawing>
           </mc:Choice>
-          <mc:Fallback>
+          <mc:Fallback xmlns:w16sdtfl="http://schemas.microsoft.com/office/word/2024/wordml/sdtformatlock" xmlns:w16du="http://schemas.microsoft.com/office/word/2023/wordml/word16du">
             <w:pict>
               <v:shape w14:anchorId="315CC372" id="_x0000_s1029" type="#_x0000_t202" style="position:absolute;margin-left:21.35pt;margin-top:102.4pt;width:64.55pt;height:20.4pt;z-index:251709440;visibility:visible;mso-wrap-style:square;mso-width-percent:0;mso-height-percent:0;mso-wrap-distance-left:9pt;mso-wrap-distance-top:3.6pt;mso-wrap-distance-right:9pt;mso-wrap-distance-bottom:3.6pt;mso-position-horizontal:absolute;mso-position-horizontal-relative:page;mso-position-vertical:absolute;mso-position-vertical-relative:text;mso-width-percent:0;mso-height-percent:0;mso-width-relative:margin;mso-height-relative:margin;v-text-anchor:top" o:gfxdata="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">
                 <v:textbox>
@@ -795,7 +889,7 @@
               </wp:anchor>
             </w:drawing>
           </mc:Choice>
-          <mc:Fallback>
+          <mc:Fallback xmlns:w16sdtfl="http://schemas.microsoft.com/office/word/2024/wordml/sdtformatlock" xmlns:w16du="http://schemas.microsoft.com/office/word/2023/wordml/word16du">
             <w:pict>
               <v:shape w14:anchorId="4C63291D" id="_x0000_s1030" type="#_x0000_t202" style="position:absolute;margin-left:23.65pt;margin-top:288.65pt;width:91.5pt;height:36.65pt;z-index:251707392;visibility:visible;mso-wrap-style:square;mso-width-percent:0;mso-height-percent:0;mso-wrap-distance-left:9pt;mso-wrap-distance-top:3.6pt;mso-wrap-distance-right:9pt;mso-wrap-distance-bottom:3.6pt;mso-position-horizontal:absolute;mso-position-horizontal-relative:page;mso-position-vertical:absolute;mso-position-vertical-relative:text;mso-width-percent:0;mso-height-percent:0;mso-width-relative:margin;mso-height-relative:margin;v-text-anchor:top" o:gfxdata="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">
                 <v:textbox>
@@ -885,7 +979,7 @@
               </wp:anchor>
             </w:drawing>
           </mc:Choice>
-          <mc:Fallback>
+          <mc:Fallback xmlns:w16sdtfl="http://schemas.microsoft.com/office/word/2024/wordml/sdtformatlock" xmlns:w16du="http://schemas.microsoft.com/office/word/2023/wordml/word16du">
             <w:pict>
               <v:shape w14:anchorId="06CA3829" id="_x0000_s1031" type="#_x0000_t202" style="position:absolute;margin-left:173.5pt;margin-top:312.65pt;width:91.5pt;height:19pt;z-index:251704320;visibility:visible;mso-wrap-style:square;mso-width-percent:0;mso-height-percent:0;mso-wrap-distance-left:9pt;mso-wrap-distance-top:3.6pt;mso-wrap-distance-right:9pt;mso-wrap-distance-bottom:3.6pt;mso-position-horizontal:absolute;mso-position-horizontal-relative:page;mso-position-vertical:absolute;mso-position-vertical-relative:text;mso-width-percent:0;mso-height-percent:0;mso-width-relative:margin;mso-height-relative:margin;v-text-anchor:top" o:gfxdata="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">
                 <v:textbox>
@@ -975,7 +1069,7 @@
               </wp:anchor>
             </w:drawing>
           </mc:Choice>
-          <mc:Fallback>
+          <mc:Fallback xmlns:w16sdtfl="http://schemas.microsoft.com/office/word/2024/wordml/sdtformatlock" xmlns:w16du="http://schemas.microsoft.com/office/word/2023/wordml/word16du">
             <w:pict>
               <v:shape w14:anchorId="06FC24EC" id="_x0000_s1032" type="#_x0000_t202" style="position:absolute;margin-left:494.7pt;margin-top:302.15pt;width:91.5pt;height:56.2pt;z-index:251699200;visibility:visible;mso-wrap-style:square;mso-width-percent:0;mso-height-percent:0;mso-wrap-distance-left:9pt;mso-wrap-distance-top:3.6pt;mso-wrap-distance-right:9pt;mso-wrap-distance-bottom:3.6pt;mso-position-horizontal:absolute;mso-position-horizontal-relative:page;mso-position-vertical:absolute;mso-position-vertical-relative:text;mso-width-percent:0;mso-height-percent:0;mso-width-relative:margin;mso-height-relative:margin;v-text-anchor:top" o:gfxdata="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">
                 <v:textbox>
@@ -1000,7 +1094,7 @@
         <mc:AlternateContent>
           <mc:Choice Requires="wps">
             <w:drawing>
-              <wp:anchor distT="45720" distB="45720" distL="114300" distR="114300" simplePos="0" relativeHeight="251695104" behindDoc="0" locked="0" layoutInCell="1" allowOverlap="1" wp14:anchorId="3D863E12" wp14:editId="2377691C">
+              <wp:anchor distT="45720" distB="45720" distL="114300" distR="114300" simplePos="0" relativeHeight="251695104" behindDoc="0" locked="0" layoutInCell="1" allowOverlap="1" wp14:anchorId="3D863E12" wp14:editId="63EBB3F3">
                 <wp:simplePos x="0" y="0"/>
                 <wp:positionH relativeFrom="page">
                   <wp:align>right</wp:align>
@@ -1067,102 +1161,12 @@
           </mc:Choice>
           <mc:Fallback>
             <w:pict>
-              <v:shape w14:anchorId="3D863E12" id="_x0000_s1033" type="#_x0000_t202" style="position:absolute;margin-left:62.55pt;margin-top:157.2pt;width:113.75pt;height:37.15pt;z-index:251695104;visibility:visible;mso-wrap-style:square;mso-width-percent:0;mso-height-percent:0;mso-wrap-distance-left:9pt;mso-wrap-distance-top:3.6pt;mso-wrap-distance-right:9pt;mso-wrap-distance-bottom:3.6pt;mso-position-horizontal:right;mso-position-horizontal-relative:page;mso-position-vertical:absolute;mso-position-vertical-relative:text;mso-width-percent:0;mso-height-percent:0;mso-width-relative:margin;mso-height-relative:margin;v-text-anchor:top" o:gfxdata="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">
+              <v:shape w14:anchorId="3D863E12" id="_x0000_s1034" type="#_x0000_t202" style="position:absolute;margin-left:62.55pt;margin-top:157.2pt;width:113.75pt;height:37.15pt;z-index:251695104;visibility:visible;mso-wrap-style:square;mso-width-percent:0;mso-height-percent:0;mso-wrap-distance-left:9pt;mso-wrap-distance-top:3.6pt;mso-wrap-distance-right:9pt;mso-wrap-distance-bottom:3.6pt;mso-position-horizontal:right;mso-position-horizontal-relative:page;mso-position-vertical:absolute;mso-position-vertical-relative:text;mso-width-percent:0;mso-height-percent:0;mso-width-relative:margin;mso-height-relative:margin;v-text-anchor:top" o:gfxdata="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">
                 <v:textbox>
                   <w:txbxContent>
                     <w:p>
                       <w:r>
                         <w:t>Inhaltsbasierende Filmempfehlungen</w:t>
-                      </w:r>
-                    </w:p>
-                  </w:txbxContent>
-                </v:textbox>
-                <w10:wrap type="square" anchorx="page"/>
-              </v:shape>
-            </w:pict>
-          </mc:Fallback>
-        </mc:AlternateContent>
-      </w:r>
-      <w:r>
-        <w:rPr>
-          <w:noProof/>
-        </w:rPr>
-        <mc:AlternateContent>
-          <mc:Choice Requires="wps">
-            <w:drawing>
-              <wp:anchor distT="45720" distB="45720" distL="114300" distR="114300" simplePos="0" relativeHeight="251689984" behindDoc="0" locked="0" layoutInCell="1" allowOverlap="1" wp14:anchorId="2C1FF9FF" wp14:editId="6E05C0D2">
-                <wp:simplePos x="0" y="0"/>
-                <wp:positionH relativeFrom="page">
-                  <wp:align>right</wp:align>
-                </wp:positionH>
-                <wp:positionV relativeFrom="paragraph">
-                  <wp:posOffset>511523</wp:posOffset>
-                </wp:positionV>
-                <wp:extent cx="1162050" cy="241300"/>
-                <wp:effectExtent l="0" t="0" r="19050" b="25400"/>
-                <wp:wrapSquare wrapText="bothSides"/>
-                <wp:docPr id="1955628582" name="Textfeld 2"/>
-                <wp:cNvGraphicFramePr>
-                  <a:graphicFrameLocks xmlns:a="http://schemas.openxmlformats.org/drawingml/2006/main"/>
-                </wp:cNvGraphicFramePr>
-                <a:graphic xmlns:a="http://schemas.openxmlformats.org/drawingml/2006/main">
-                  <a:graphicData uri="http://schemas.microsoft.com/office/word/2010/wordprocessingShape">
-                    <wps:wsp>
-                      <wps:cNvSpPr txBox="1">
-                        <a:spLocks noChangeArrowheads="1"/>
-                      </wps:cNvSpPr>
-                      <wps:spPr bwMode="auto">
-                        <a:xfrm>
-                          <a:off x="0" y="0"/>
-                          <a:ext cx="1162050" cy="241300"/>
-                        </a:xfrm>
-                        <a:prstGeom prst="rect">
-                          <a:avLst/>
-                        </a:prstGeom>
-                        <a:solidFill>
-                          <a:srgbClr val="FFFFFF"/>
-                        </a:solidFill>
-                        <a:ln w="9525">
-                          <a:solidFill>
-                            <a:srgbClr val="000000"/>
-                          </a:solidFill>
-                          <a:miter lim="800000"/>
-                          <a:headEnd/>
-                          <a:tailEnd/>
-                        </a:ln>
-                      </wps:spPr>
-                      <wps:txbx>
-                        <w:txbxContent>
-                          <w:p>
-                            <w:r>
-                              <w:t>Favoritenseite</w:t>
-                            </w:r>
-                          </w:p>
-                        </w:txbxContent>
-                      </wps:txbx>
-                      <wps:bodyPr rot="0" vert="horz" wrap="square" lIns="91440" tIns="45720" rIns="91440" bIns="45720" anchor="t" anchorCtr="0">
-                        <a:noAutofit/>
-                      </wps:bodyPr>
-                    </wps:wsp>
-                  </a:graphicData>
-                </a:graphic>
-                <wp14:sizeRelH relativeFrom="margin">
-                  <wp14:pctWidth>0</wp14:pctWidth>
-                </wp14:sizeRelH>
-                <wp14:sizeRelV relativeFrom="margin">
-                  <wp14:pctHeight>0</wp14:pctHeight>
-                </wp14:sizeRelV>
-              </wp:anchor>
-            </w:drawing>
-          </mc:Choice>
-          <mc:Fallback>
-            <w:pict>
-              <v:shape w14:anchorId="2C1FF9FF" id="_x0000_s1034" type="#_x0000_t202" style="position:absolute;margin-left:40.3pt;margin-top:40.3pt;width:91.5pt;height:19pt;z-index:251689984;visibility:visible;mso-wrap-style:square;mso-width-percent:0;mso-height-percent:0;mso-wrap-distance-left:9pt;mso-wrap-distance-top:3.6pt;mso-wrap-distance-right:9pt;mso-wrap-distance-bottom:3.6pt;mso-position-horizontal:right;mso-position-horizontal-relative:page;mso-position-vertical:absolute;mso-position-vertical-relative:text;mso-width-percent:0;mso-height-percent:0;mso-width-relative:margin;mso-height-relative:margin;v-text-anchor:top" o:gfxdata="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">
-                <v:textbox>
-                  <w:txbxContent>
-                    <w:p>
-                      <w:r>
-                        <w:t>Favoritenseite</w:t>
                       </w:r>
                     </w:p>
                   </w:txbxContent>
@@ -1236,7 +1240,7 @@
               </wp:anchor>
             </w:drawing>
           </mc:Choice>
-          <mc:Fallback>
+          <mc:Fallback xmlns:w16sdtfl="http://schemas.microsoft.com/office/word/2024/wordml/sdtformatlock" xmlns:w16du="http://schemas.microsoft.com/office/word/2023/wordml/word16du">
             <w:pict>
               <v:shape w14:anchorId="2726B54E" id="Gerade Verbindung mit Pfeil 6" o:spid="_x0000_s1026" type="#_x0000_t32" style="position:absolute;margin-left:11.1pt;margin-top:113.35pt;width:59.45pt;height:4.45pt;z-index:251661312;visibility:visible;mso-wrap-style:square;mso-width-percent:0;mso-height-percent:0;mso-wrap-distance-left:9pt;mso-wrap-distance-top:0;mso-wrap-distance-right:9pt;mso-wrap-distance-bottom:0;mso-position-horizontal:absolute;mso-position-horizontal-relative:text;mso-position-vertical:absolute;mso-position-vertical-relative:text;mso-width-percent:0;mso-height-percent:0;mso-width-relative:margin;mso-height-relative:margin" o:gfxdata="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" strokecolor="#156082 [3204]" strokeweight="1.5pt">
                 <v:stroke endarrow="block" joinstyle="miter"/>
@@ -1308,7 +1312,7 @@
               </wp:anchor>
             </w:drawing>
           </mc:Choice>
-          <mc:Fallback>
+          <mc:Fallback xmlns:w16sdtfl="http://schemas.microsoft.com/office/word/2024/wordml/sdtformatlock" xmlns:w16du="http://schemas.microsoft.com/office/word/2023/wordml/word16du">
             <w:pict>
               <v:shape w14:anchorId="7321A5B4" id="Gerade Verbindung mit Pfeil 6" o:spid="_x0000_s1026" type="#_x0000_t32" style="position:absolute;margin-left:388.35pt;margin-top:48.15pt;width:70.6pt;height:16.2pt;flip:x;z-index:251655168;visibility:visible;mso-wrap-style:square;mso-width-percent:0;mso-height-percent:0;mso-wrap-distance-left:9pt;mso-wrap-distance-top:0;mso-wrap-distance-right:9pt;mso-wrap-distance-bottom:0;mso-position-horizontal:absolute;mso-position-horizontal-relative:text;mso-position-vertical:absolute;mso-position-vertical-relative:text;mso-width-percent:0;mso-height-percent:0;mso-width-relative:margin;mso-height-relative:margin" o:gfxdata="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" strokecolor="#156082 [3204]" strokeweight="1.5pt">
                 <v:stroke endarrow="block" joinstyle="miter"/>
@@ -1380,7 +1384,7 @@
               </wp:anchor>
             </w:drawing>
           </mc:Choice>
-          <mc:Fallback>
+          <mc:Fallback xmlns:w16sdtfl="http://schemas.microsoft.com/office/word/2024/wordml/sdtformatlock" xmlns:w16du="http://schemas.microsoft.com/office/word/2023/wordml/word16du">
             <w:pict>
               <v:shape w14:anchorId="2585BA2C" id="Gerade Verbindung mit Pfeil 6" o:spid="_x0000_s1026" type="#_x0000_t32" style="position:absolute;margin-left:368.95pt;margin-top:166.05pt;width:70.6pt;height:16.2pt;flip:x;z-index:251648000;visibility:visible;mso-wrap-style:square;mso-width-percent:0;mso-height-percent:0;mso-wrap-distance-left:9pt;mso-wrap-distance-top:0;mso-wrap-distance-right:9pt;mso-wrap-distance-bottom:0;mso-position-horizontal:absolute;mso-position-horizontal-relative:text;mso-position-vertical:absolute;mso-position-vertical-relative:text;mso-width-percent:0;mso-height-percent:0;mso-width-relative:margin;mso-height-relative:margin" o:gfxdata="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" strokecolor="#156082 [3204]" strokeweight="1.5pt">
                 <v:stroke endarrow="block" joinstyle="miter"/>
@@ -1452,7 +1456,7 @@
               </wp:anchor>
             </w:drawing>
           </mc:Choice>
-          <mc:Fallback>
+          <mc:Fallback xmlns:w16sdtfl="http://schemas.microsoft.com/office/word/2024/wordml/sdtformatlock" xmlns:w16du="http://schemas.microsoft.com/office/word/2023/wordml/word16du">
             <w:pict>
               <v:shape w14:anchorId="592287AE" id="Gerade Verbindung mit Pfeil 6" o:spid="_x0000_s1026" type="#_x0000_t32" style="position:absolute;margin-left:382.55pt;margin-top:294.3pt;width:60.25pt;height:3.6pt;flip:x y;z-index:251640832;visibility:visible;mso-wrap-style:square;mso-width-percent:0;mso-height-percent:0;mso-wrap-distance-left:9pt;mso-wrap-distance-top:0;mso-wrap-distance-right:9pt;mso-wrap-distance-bottom:0;mso-position-horizontal:absolute;mso-position-horizontal-relative:text;mso-position-vertical:absolute;mso-position-vertical-relative:text;mso-width-percent:0;mso-height-percent:0;mso-width-relative:margin;mso-height-relative:margin" o:gfxdata="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" strokecolor="#156082 [3204]" strokeweight="1.5pt">
                 <v:stroke endarrow="block" joinstyle="miter"/>
@@ -1524,7 +1528,7 @@
               </wp:anchor>
             </w:drawing>
           </mc:Choice>
-          <mc:Fallback>
+          <mc:Fallback xmlns:w16sdtfl="http://schemas.microsoft.com/office/word/2024/wordml/sdtformatlock" xmlns:w16du="http://schemas.microsoft.com/office/word/2023/wordml/word16du">
             <w:pict>
               <v:shape w14:anchorId="09384074" id="Gerade Verbindung mit Pfeil 6" o:spid="_x0000_s1026" type="#_x0000_t32" style="position:absolute;margin-left:27.15pt;margin-top:296.6pt;width:42.95pt;height:3.6pt;flip:y;z-index:251633664;visibility:visible;mso-wrap-style:square;mso-width-percent:0;mso-height-percent:0;mso-wrap-distance-left:9pt;mso-wrap-distance-top:0;mso-wrap-distance-right:9pt;mso-wrap-distance-bottom:0;mso-position-horizontal:absolute;mso-position-horizontal-relative:text;mso-position-vertical:absolute;mso-position-vertical-relative:text;mso-width-percent:0;mso-height-percent:0;mso-width-relative:margin;mso-height-relative:margin" o:gfxdata="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" strokecolor="#156082 [3204]" strokeweight="1.5pt">
                 <v:stroke endarrow="block" joinstyle="miter"/>
@@ -1590,7 +1594,7 @@
               </wp:anchor>
             </w:drawing>
           </mc:Choice>
-          <mc:Fallback>
+          <mc:Fallback xmlns:w16sdtfl="http://schemas.microsoft.com/office/word/2024/wordml/sdtformatlock" xmlns:w16du="http://schemas.microsoft.com/office/word/2023/wordml/word16du">
             <w:pict>
               <v:shape w14:anchorId="334A1216" id="Gerade Verbindung mit Pfeil 6" o:spid="_x0000_s1026" type="#_x0000_t32" style="position:absolute;margin-left:154.4pt;margin-top:290.2pt;width:9.25pt;height:36.3pt;flip:y;z-index:251626496;visibility:visible;mso-wrap-style:square;mso-wrap-distance-left:9pt;mso-wrap-distance-top:0;mso-wrap-distance-right:9pt;mso-wrap-distance-bottom:0;mso-position-horizontal:absolute;mso-position-horizontal-relative:text;mso-position-vertical:absolute;mso-position-vertical-relative:text" o:gfxdata="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" strokecolor="#156082 [3204]" strokeweight="1.5pt">
                 <v:stroke endarrow="block" joinstyle="miter"/>
@@ -1656,7 +1660,7 @@
               </wp:anchor>
             </w:drawing>
           </mc:Choice>
-          <mc:Fallback>
+          <mc:Fallback xmlns:w16sdtfl="http://schemas.microsoft.com/office/word/2024/wordml/sdtformatlock" xmlns:w16du="http://schemas.microsoft.com/office/word/2023/wordml/word16du">
             <w:pict>
               <v:shape w14:anchorId="548C2EC2" id="Gerade Verbindung mit Pfeil 5" o:spid="_x0000_s1026" type="#_x0000_t32" style="position:absolute;margin-left:131.4pt;margin-top:43.2pt;width:.8pt;height:49.85pt;z-index:251619328;visibility:visible;mso-wrap-style:square;mso-wrap-distance-left:9pt;mso-wrap-distance-top:0;mso-wrap-distance-right:9pt;mso-wrap-distance-bottom:0;mso-position-horizontal:absolute;mso-position-horizontal-relative:text;mso-position-vertical:absolute;mso-position-vertical-relative:text" o:gfxdata="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" strokecolor="#156082 [3204]" strokeweight="1.5pt">
                 <v:stroke endarrow="block" joinstyle="miter"/>
@@ -1998,16 +2002,16 @@
         <mc:AlternateContent>
           <mc:Choice Requires="wps">
             <w:drawing>
-              <wp:anchor distT="45720" distB="45720" distL="114300" distR="114300" simplePos="0" relativeHeight="251713536" behindDoc="0" locked="0" layoutInCell="1" allowOverlap="1" wp14:anchorId="1B11D837" wp14:editId="1975D1B7">
+              <wp:anchor distT="45720" distB="45720" distL="114300" distR="114300" simplePos="0" relativeHeight="251713536" behindDoc="0" locked="0" layoutInCell="1" allowOverlap="1" wp14:anchorId="1B11D837" wp14:editId="1D756151">
                 <wp:simplePos x="0" y="0"/>
                 <wp:positionH relativeFrom="page">
-                  <wp:posOffset>6506845</wp:posOffset>
+                  <wp:posOffset>6172200</wp:posOffset>
                 </wp:positionH>
                 <wp:positionV relativeFrom="paragraph">
-                  <wp:posOffset>1624965</wp:posOffset>
+                  <wp:posOffset>1671320</wp:posOffset>
                 </wp:positionV>
-                <wp:extent cx="831215" cy="471805"/>
-                <wp:effectExtent l="0" t="0" r="26035" b="23495"/>
+                <wp:extent cx="1166495" cy="272415"/>
+                <wp:effectExtent l="0" t="0" r="14605" b="13335"/>
                 <wp:wrapSquare wrapText="bothSides"/>
                 <wp:docPr id="956272663" name="Textfeld 2"/>
                 <wp:cNvGraphicFramePr>
@@ -2022,7 +2026,7 @@
                       <wps:spPr bwMode="auto">
                         <a:xfrm>
                           <a:off x="0" y="0"/>
-                          <a:ext cx="831215" cy="471805"/>
+                          <a:ext cx="1166495" cy="272415"/>
                         </a:xfrm>
                         <a:prstGeom prst="rect">
                           <a:avLst/>
@@ -2065,7 +2069,7 @@
           </mc:Choice>
           <mc:Fallback>
             <w:pict>
-              <v:shape w14:anchorId="1B11D837" id="_x0000_s1035" type="#_x0000_t202" style="position:absolute;margin-left:512.35pt;margin-top:127.95pt;width:65.45pt;height:37.15pt;z-index:251713536;visibility:visible;mso-wrap-style:square;mso-width-percent:0;mso-height-percent:0;mso-wrap-distance-left:9pt;mso-wrap-distance-top:3.6pt;mso-wrap-distance-right:9pt;mso-wrap-distance-bottom:3.6pt;mso-position-horizontal:absolute;mso-position-horizontal-relative:page;mso-position-vertical:absolute;mso-position-vertical-relative:text;mso-width-percent:0;mso-height-percent:0;mso-width-relative:margin;mso-height-relative:margin;v-text-anchor:top" o:gfxdata="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">
+              <v:shape w14:anchorId="1B11D837" id="_x0000_s1035" type="#_x0000_t202" style="position:absolute;margin-left:486pt;margin-top:131.6pt;width:91.85pt;height:21.45pt;z-index:251713536;visibility:visible;mso-wrap-style:square;mso-width-percent:0;mso-height-percent:0;mso-wrap-distance-left:9pt;mso-wrap-distance-top:3.6pt;mso-wrap-distance-right:9pt;mso-wrap-distance-bottom:3.6pt;mso-position-horizontal:absolute;mso-position-horizontal-relative:page;mso-position-vertical:absolute;mso-position-vertical-relative:text;mso-width-percent:0;mso-height-percent:0;mso-width-relative:margin;mso-height-relative:margin;v-text-anchor:top" o:gfxdata="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">
                 <v:textbox>
                   <w:txbxContent>
                     <w:p>
@@ -2153,7 +2157,7 @@
               </wp:anchor>
             </w:drawing>
           </mc:Choice>
-          <mc:Fallback>
+          <mc:Fallback xmlns:w16sdtfl="http://schemas.microsoft.com/office/word/2024/wordml/sdtformatlock" xmlns:w16du="http://schemas.microsoft.com/office/word/2023/wordml/word16du">
             <w:pict>
               <v:shape w14:anchorId="1FDFC29F" id="_x0000_s1036" type="#_x0000_t202" style="position:absolute;margin-left:6pt;margin-top:132.6pt;width:64.55pt;height:37.15pt;z-index:251712512;visibility:visible;mso-wrap-style:square;mso-width-percent:0;mso-height-percent:0;mso-wrap-distance-left:9pt;mso-wrap-distance-top:3.6pt;mso-wrap-distance-right:9pt;mso-wrap-distance-bottom:3.6pt;mso-position-horizontal:absolute;mso-position-horizontal-relative:page;mso-position-vertical:absolute;mso-position-vertical-relative:text;mso-width-percent:0;mso-height-percent:0;mso-width-relative:margin;mso-height-relative:margin;v-text-anchor:top" o:gfxdata="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">
                 <v:textbox>
@@ -2234,7 +2238,7 @@
               </wp:anchor>
             </w:drawing>
           </mc:Choice>
-          <mc:Fallback>
+          <mc:Fallback xmlns:w16sdtfl="http://schemas.microsoft.com/office/word/2024/wordml/sdtformatlock" xmlns:w16du="http://schemas.microsoft.com/office/word/2023/wordml/word16du">
             <w:pict>
               <v:shape w14:anchorId="670211D4" id="Gerade Verbindung mit Pfeil 6" o:spid="_x0000_s1026" type="#_x0000_t32" style="position:absolute;margin-left:-32.25pt;margin-top:155.3pt;width:100.55pt;height:7pt;z-index:251680768;visibility:visible;mso-wrap-style:square;mso-width-percent:0;mso-height-percent:0;mso-wrap-distance-left:9pt;mso-wrap-distance-top:0;mso-wrap-distance-right:9pt;mso-wrap-distance-bottom:0;mso-position-horizontal:absolute;mso-position-horizontal-relative:margin;mso-position-vertical:absolute;mso-position-vertical-relative:text;mso-width-percent:0;mso-height-percent:0;mso-width-relative:margin;mso-height-relative:margin" o:gfxdata="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" strokecolor="#156082 [3204]" strokeweight="1.5pt">
                 <v:stroke endarrow="block" joinstyle="miter"/>
@@ -2307,7 +2311,7 @@
               </wp:anchor>
             </w:drawing>
           </mc:Choice>
-          <mc:Fallback>
+          <mc:Fallback xmlns:w16sdtfl="http://schemas.microsoft.com/office/word/2024/wordml/sdtformatlock" xmlns:w16du="http://schemas.microsoft.com/office/word/2023/wordml/word16du">
             <w:pict>
               <v:shape w14:anchorId="350109F3" id="Gerade Verbindung mit Pfeil 6" o:spid="_x0000_s1026" type="#_x0000_t32" style="position:absolute;margin-left:15.5pt;margin-top:140.5pt;width:66.7pt;height:3.6pt;flip:x;z-index:251678720;visibility:visible;mso-wrap-style:square;mso-width-percent:0;mso-height-percent:0;mso-wrap-distance-left:9pt;mso-wrap-distance-top:0;mso-wrap-distance-right:9pt;mso-wrap-distance-bottom:0;mso-position-horizontal:right;mso-position-horizontal-relative:margin;mso-position-vertical:absolute;mso-position-vertical-relative:text;mso-width-percent:0;mso-height-percent:0;mso-width-relative:margin;mso-height-relative:margin" o:gfxdata="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" strokecolor="#156082 [3204]" strokeweight="1.5pt">
                 <v:stroke endarrow="block" joinstyle="miter"/>
@@ -2454,7 +2458,7 @@
 </file>
 
 <file path=word/numbering.xml><?xml version="1.0" encoding="utf-8"?>
-<w:numbering xmlns:wpc="http://schemas.microsoft.com/office/word/2010/wordprocessingCanvas" xmlns:cx="http://schemas.microsoft.com/office/drawing/2014/chartex" xmlns:cx1="http://schemas.microsoft.com/office/drawing/2015/9/8/chartex" xmlns:cx2="http://schemas.microsoft.com/office/drawing/2015/10/21/chartex" xmlns:cx3="http://schemas.microsoft.com/office/drawing/2016/5/9/chartex" xmlns:cx4="http://schemas.microsoft.com/office/drawing/2016/5/10/chartex" xmlns:cx5="http://schemas.microsoft.com/office/drawing/2016/5/11/chartex" xmlns:cx6="http://schemas.microsoft.com/office/drawing/2016/5/12/chartex" xmlns:cx7="http://schemas.microsoft.com/office/drawing/2016/5/13/chartex" xmlns:cx8="http://schemas.microsoft.com/office/drawing/2016/5/14/chartex" xmlns:mc="http://schemas.openxmlformats.org/markup-compatibility/2006" xmlns:aink="http://schemas.microsoft.com/office/drawing/2016/ink" xmlns:am3d="http://schemas.microsoft.com/office/drawing/2017/model3d" xmlns:o="urn:schemas-microsoft-com:office:office" xmlns:oel="http://schemas.microsoft.com/office/2019/extlst" xmlns:r="http://schemas.openxmlformats.org/officeDocument/2006/relationships" xmlns:m="http://schemas.openxmlformats.org/officeDocument/2006/math" xmlns:v="urn:schemas-microsoft-com:vml" xmlns:wp14="http://schemas.microsoft.com/office/word/2010/wordprocessingDrawing" xmlns:wp="http://schemas.openxmlformats.org/drawingml/2006/wordprocessingDrawing" xmlns:w10="urn:schemas-microsoft-com:office:word" xmlns:w="http://schemas.openxmlformats.org/wordprocessingml/2006/main" xmlns:w14="http://schemas.microsoft.com/office/word/2010/wordml" xmlns:w15="http://schemas.microsoft.com/office/word/2012/wordml" xmlns:w16cex="http://schemas.microsoft.com/office/word/2018/wordml/cex" xmlns:w16cid="http://schemas.microsoft.com/office/word/2016/wordml/cid" xmlns:w16="http://schemas.microsoft.com/office/word/2018/wordml" xmlns:w16du="http://schemas.microsoft.com/office/word/2023/wordml/word16du" xmlns:w16sdtdh="http://schemas.microsoft.com/office/word/2020/wordml/sdtdatahash" xmlns:w16sdtfl="http://schemas.microsoft.com/office/word/2024/wordml/sdtformatlock" xmlns:w16se="http://schemas.microsoft.com/office/word/2015/wordml/symex" xmlns:wpg="http://schemas.microsoft.com/office/word/2010/wordprocessingGroup" xmlns:wpi="http://schemas.microsoft.com/office/word/2010/wordprocessingInk" xmlns:wne="http://schemas.microsoft.com/office/word/2006/wordml" xmlns:wps="http://schemas.microsoft.com/office/word/2010/wordprocessingShape" mc:Ignorable="w14 w15 w16se w16cid w16 w16cex w16sdtdh w16sdtfl w16du wp14">
+<w:numbering xmlns:wpc="http://schemas.microsoft.com/office/word/2010/wordprocessingCanvas" xmlns:cx="http://schemas.microsoft.com/office/drawing/2014/chartex" xmlns:cx1="http://schemas.microsoft.com/office/drawing/2015/9/8/chartex" xmlns:cx2="http://schemas.microsoft.com/office/drawing/2015/10/21/chartex" xmlns:cx3="http://schemas.microsoft.com/office/drawing/2016/5/9/chartex" xmlns:cx4="http://schemas.microsoft.com/office/drawing/2016/5/10/chartex" xmlns:cx5="http://schemas.microsoft.com/office/drawing/2016/5/11/chartex" xmlns:cx6="http://schemas.microsoft.com/office/drawing/2016/5/12/chartex" xmlns:cx7="http://schemas.microsoft.com/office/drawing/2016/5/13/chartex" xmlns:cx8="http://schemas.microsoft.com/office/drawing/2016/5/14/chartex" xmlns:mc="http://schemas.openxmlformats.org/markup-compatibility/2006" xmlns:aink="http://schemas.microsoft.com/office/drawing/2016/ink" xmlns:am3d="http://schemas.microsoft.com/office/drawing/2017/model3d" xmlns:o="urn:schemas-microsoft-com:office:office" xmlns:oel="http://schemas.microsoft.com/office/2019/extlst" xmlns:r="http://schemas.openxmlformats.org/officeDocument/2006/relationships" xmlns:m="http://schemas.openxmlformats.org/officeDocument/2006/math" xmlns:v="urn:schemas-microsoft-com:vml" xmlns:wp14="http://schemas.microsoft.com/office/word/2010/wordprocessingDrawing" xmlns:wp="http://schemas.openxmlformats.org/drawingml/2006/wordprocessingDrawing" xmlns:w10="urn:schemas-microsoft-com:office:word" xmlns:w="http://schemas.openxmlformats.org/wordprocessingml/2006/main" xmlns:w14="http://schemas.microsoft.com/office/word/2010/wordml" xmlns:w15="http://schemas.microsoft.com/office/word/2012/wordml" xmlns:w16cex="http://schemas.microsoft.com/office/word/2018/wordml/cex" xmlns:w16cid="http://schemas.microsoft.com/office/word/2016/wordml/cid" xmlns:w16="http://schemas.microsoft.com/office/word/2018/wordml" xmlns:w16sdtdh="http://schemas.microsoft.com/office/word/2020/wordml/sdtdatahash" xmlns:w16se="http://schemas.microsoft.com/office/word/2015/wordml/symex" xmlns:wpg="http://schemas.microsoft.com/office/word/2010/wordprocessingGroup" xmlns:wpi="http://schemas.microsoft.com/office/word/2010/wordprocessingInk" xmlns:wne="http://schemas.microsoft.com/office/word/2006/wordml" xmlns:wps="http://schemas.microsoft.com/office/word/2010/wordprocessingShape" mc:Ignorable="w14 w15 w16se w16cid w16 w16cex w16sdtdh wp14">
   <w:abstractNum w:abstractNumId="0" w15:restartNumberingAfterBreak="0">
     <w:nsid w:val="079E6770"/>
     <w:multiLevelType w:val="multilevel"/>
@@ -3219,7 +3223,7 @@
 </file>
 
 <file path=word/styles.xml><?xml version="1.0" encoding="utf-8"?>
-<w:styles xmlns:mc="http://schemas.openxmlformats.org/markup-compatibility/2006" xmlns:r="http://schemas.openxmlformats.org/officeDocument/2006/relationships" xmlns:w="http://schemas.openxmlformats.org/wordprocessingml/2006/main" xmlns:w14="http://schemas.microsoft.com/office/word/2010/wordml" xmlns:w15="http://schemas.microsoft.com/office/word/2012/wordml" xmlns:w16cex="http://schemas.microsoft.com/office/word/2018/wordml/cex" xmlns:w16cid="http://schemas.microsoft.com/office/word/2016/wordml/cid" xmlns:w16="http://schemas.microsoft.com/office/word/2018/wordml" xmlns:w16du="http://schemas.microsoft.com/office/word/2023/wordml/word16du" xmlns:w16sdtdh="http://schemas.microsoft.com/office/word/2020/wordml/sdtdatahash" xmlns:w16sdtfl="http://schemas.microsoft.com/office/word/2024/wordml/sdtformatlock" xmlns:w16se="http://schemas.microsoft.com/office/word/2015/wordml/symex" mc:Ignorable="w14 w15 w16se w16cid w16 w16cex w16sdtdh w16sdtfl w16du">
+<w:styles xmlns:mc="http://schemas.openxmlformats.org/markup-compatibility/2006" xmlns:r="http://schemas.openxmlformats.org/officeDocument/2006/relationships" xmlns:w="http://schemas.openxmlformats.org/wordprocessingml/2006/main" xmlns:w14="http://schemas.microsoft.com/office/word/2010/wordml" xmlns:w15="http://schemas.microsoft.com/office/word/2012/wordml" xmlns:w16cex="http://schemas.microsoft.com/office/word/2018/wordml/cex" xmlns:w16cid="http://schemas.microsoft.com/office/word/2016/wordml/cid" xmlns:w16="http://schemas.microsoft.com/office/word/2018/wordml" xmlns:w16sdtdh="http://schemas.microsoft.com/office/word/2020/wordml/sdtdatahash" xmlns:w16se="http://schemas.microsoft.com/office/word/2015/wordml/symex" mc:Ignorable="w14 w15 w16se w16cid w16 w16cex w16sdtdh">
   <w:docDefaults>
     <w:rPrDefault>
       <w:rPr>

--- a/Dokumentation/Abgabe/Benutzerhandbuch.docx
+++ b/Dokumentation/Abgabe/Benutzerhandbuch.docx
@@ -84,16 +84,16 @@
         <mc:AlternateContent>
           <mc:Choice Requires="wps">
             <w:drawing>
-              <wp:anchor distT="45720" distB="45720" distL="114300" distR="114300" simplePos="0" relativeHeight="251683840" behindDoc="0" locked="0" layoutInCell="1" allowOverlap="1" wp14:anchorId="46FBEE86" wp14:editId="37EE81C0">
+              <wp:anchor distT="45720" distB="45720" distL="114300" distR="114300" simplePos="0" relativeHeight="251683840" behindDoc="0" locked="0" layoutInCell="1" allowOverlap="1" wp14:anchorId="46FBEE86" wp14:editId="7A8442BB">
                 <wp:simplePos x="0" y="0"/>
                 <wp:positionH relativeFrom="column">
-                  <wp:posOffset>4248539</wp:posOffset>
+                  <wp:posOffset>4250690</wp:posOffset>
                 </wp:positionH>
                 <wp:positionV relativeFrom="paragraph">
-                  <wp:posOffset>1194619</wp:posOffset>
+                  <wp:posOffset>1192530</wp:posOffset>
                 </wp:positionV>
-                <wp:extent cx="1162050" cy="241300"/>
-                <wp:effectExtent l="0" t="0" r="19050" b="25400"/>
+                <wp:extent cx="1162050" cy="283210"/>
+                <wp:effectExtent l="0" t="0" r="19050" b="21590"/>
                 <wp:wrapSquare wrapText="bothSides"/>
                 <wp:docPr id="211304564" name="Textfeld 2"/>
                 <wp:cNvGraphicFramePr>
@@ -108,7 +108,7 @@
                       <wps:spPr bwMode="auto">
                         <a:xfrm>
                           <a:off x="0" y="0"/>
-                          <a:ext cx="1162050" cy="241300"/>
+                          <a:ext cx="1162050" cy="283210"/>
                         </a:xfrm>
                         <a:prstGeom prst="rect">
                           <a:avLst/>
@@ -149,13 +149,13 @@
               </wp:anchor>
             </w:drawing>
           </mc:Choice>
-          <mc:Fallback xmlns:w16sdtfl="http://schemas.microsoft.com/office/word/2024/wordml/sdtformatlock" xmlns:w16du="http://schemas.microsoft.com/office/word/2023/wordml/word16du">
+          <mc:Fallback>
             <w:pict>
               <v:shapetype w14:anchorId="46FBEE86" id="_x0000_t202" coordsize="21600,21600" o:spt="202" path="m,l,21600r21600,l21600,xe">
                 <v:stroke joinstyle="miter"/>
                 <v:path gradientshapeok="t" o:connecttype="rect"/>
               </v:shapetype>
-              <v:shape id="Textfeld 2" o:spid="_x0000_s1026" type="#_x0000_t202" style="position:absolute;left:0;text-align:left;margin-left:334.55pt;margin-top:94.05pt;width:91.5pt;height:19pt;z-index:251683840;visibility:visible;mso-wrap-style:square;mso-width-percent:0;mso-height-percent:0;mso-wrap-distance-left:9pt;mso-wrap-distance-top:3.6pt;mso-wrap-distance-right:9pt;mso-wrap-distance-bottom:3.6pt;mso-position-horizontal:absolute;mso-position-horizontal-relative:text;mso-position-vertical:absolute;mso-position-vertical-relative:text;mso-width-percent:0;mso-height-percent:0;mso-width-relative:margin;mso-height-relative:margin;v-text-anchor:top" o:gfxdata="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">
+              <v:shape id="Textfeld 2" o:spid="_x0000_s1026" type="#_x0000_t202" style="position:absolute;left:0;text-align:left;margin-left:334.7pt;margin-top:93.9pt;width:91.5pt;height:22.3pt;z-index:251683840;visibility:visible;mso-wrap-style:square;mso-width-percent:0;mso-height-percent:0;mso-wrap-distance-left:9pt;mso-wrap-distance-top:3.6pt;mso-wrap-distance-right:9pt;mso-wrap-distance-bottom:3.6pt;mso-position-horizontal:absolute;mso-position-horizontal-relative:text;mso-position-vertical:absolute;mso-position-vertical-relative:text;mso-width-percent:0;mso-height-percent:0;mso-width-relative:margin;mso-height-relative:margin;v-text-anchor:top" o:gfxdata="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">
                 <v:textbox>
                   <w:txbxContent>
                     <w:p>
@@ -243,7 +243,7 @@
               </wp:anchor>
             </w:drawing>
           </mc:Choice>
-          <mc:Fallback xmlns:w16sdtfl="http://schemas.microsoft.com/office/word/2024/wordml/sdtformatlock" xmlns:w16du="http://schemas.microsoft.com/office/word/2023/wordml/word16du">
+          <mc:Fallback xmlns:w16du="http://schemas.microsoft.com/office/word/2023/wordml/word16du" xmlns:w16sdtfl="http://schemas.microsoft.com/office/word/2024/wordml/sdtformatlock">
             <w:pict>
               <v:shape w14:anchorId="700C54E2" id="_x0000_s1027" type="#_x0000_t202" style="position:absolute;left:0;text-align:left;margin-left:333.7pt;margin-top:49.1pt;width:91.5pt;height:19pt;z-index:251682816;visibility:visible;mso-wrap-style:square;mso-width-percent:0;mso-height-percent:0;mso-wrap-distance-left:9pt;mso-wrap-distance-top:3.6pt;mso-wrap-distance-right:9pt;mso-wrap-distance-bottom:3.6pt;mso-position-horizontal:absolute;mso-position-horizontal-relative:text;mso-position-vertical:absolute;mso-position-vertical-relative:text;mso-width-percent:0;mso-height-percent:0;mso-width-relative:margin;mso-height-relative:margin;v-text-anchor:top" o:gfxdata="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">
                 <v:textbox>
@@ -324,7 +324,7 @@
               </wp:anchor>
             </w:drawing>
           </mc:Choice>
-          <mc:Fallback xmlns:w16sdtfl="http://schemas.microsoft.com/office/word/2024/wordml/sdtformatlock" xmlns:w16du="http://schemas.microsoft.com/office/word/2023/wordml/word16du">
+          <mc:Fallback xmlns:w16du="http://schemas.microsoft.com/office/word/2023/wordml/word16du" xmlns:w16sdtfl="http://schemas.microsoft.com/office/word/2024/wordml/sdtformatlock">
             <w:pict>
               <v:shapetype w14:anchorId="52B449B6" id="_x0000_t32" coordsize="21600,21600" o:spt="32" o:oned="t" path="m,l21600,21600e" filled="f">
                 <v:path arrowok="t" fillok="f" o:connecttype="none"/>
@@ -400,7 +400,7 @@
               </wp:anchor>
             </w:drawing>
           </mc:Choice>
-          <mc:Fallback xmlns:w16sdtfl="http://schemas.microsoft.com/office/word/2024/wordml/sdtformatlock" xmlns:w16du="http://schemas.microsoft.com/office/word/2023/wordml/word16du">
+          <mc:Fallback xmlns:w16du="http://schemas.microsoft.com/office/word/2023/wordml/word16du" xmlns:w16sdtfl="http://schemas.microsoft.com/office/word/2024/wordml/sdtformatlock">
             <w:pict>
               <v:shape w14:anchorId="66C43CEE" id="Gerade Verbindung mit Pfeil 6" o:spid="_x0000_s1026" type="#_x0000_t32" style="position:absolute;margin-left:256.7pt;margin-top:53.65pt;width:70.6pt;height:16.2pt;flip:x;z-index:251672576;visibility:visible;mso-wrap-style:square;mso-width-percent:0;mso-height-percent:0;mso-wrap-distance-left:9pt;mso-wrap-distance-top:0;mso-wrap-distance-right:9pt;mso-wrap-distance-bottom:0;mso-position-horizontal:absolute;mso-position-horizontal-relative:text;mso-position-vertical:absolute;mso-position-vertical-relative:text;mso-width-percent:0;mso-height-percent:0;mso-width-relative:margin;mso-height-relative:margin" o:gfxdata="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" strokecolor="#156082 [3204]" strokeweight="1.5pt">
                 <v:stroke endarrow="block" joinstyle="miter"/>
@@ -416,7 +416,7 @@
           <w:noProof/>
         </w:rPr>
         <w:drawing>
-          <wp:anchor distT="0" distB="0" distL="114300" distR="114300" simplePos="0" relativeHeight="251604992" behindDoc="0" locked="0" layoutInCell="1" allowOverlap="1" wp14:anchorId="1428B053" wp14:editId="3B231AB8">
+          <wp:anchor distT="0" distB="0" distL="114300" distR="114300" simplePos="0" relativeHeight="251604992" behindDoc="0" locked="0" layoutInCell="1" allowOverlap="1" wp14:anchorId="1428B053" wp14:editId="4883F583">
             <wp:simplePos x="0" y="0"/>
             <wp:positionH relativeFrom="margin">
               <wp:align>center</wp:align>
@@ -547,6 +547,186 @@
           <w:noProof/>
         </w:rPr>
         <w:lastRenderedPageBreak/>
+        <mc:AlternateContent>
+          <mc:Choice Requires="wps">
+            <w:drawing>
+              <wp:anchor distT="45720" distB="45720" distL="114300" distR="114300" simplePos="0" relativeHeight="251704320" behindDoc="0" locked="0" layoutInCell="1" allowOverlap="1" wp14:anchorId="06CA3829" wp14:editId="121B9DDE">
+                <wp:simplePos x="0" y="0"/>
+                <wp:positionH relativeFrom="page">
+                  <wp:posOffset>2216295</wp:posOffset>
+                </wp:positionH>
+                <wp:positionV relativeFrom="paragraph">
+                  <wp:posOffset>3920547</wp:posOffset>
+                </wp:positionV>
+                <wp:extent cx="1162050" cy="318135"/>
+                <wp:effectExtent l="0" t="0" r="19050" b="24765"/>
+                <wp:wrapSquare wrapText="bothSides"/>
+                <wp:docPr id="503609698" name="Textfeld 2"/>
+                <wp:cNvGraphicFramePr>
+                  <a:graphicFrameLocks xmlns:a="http://schemas.openxmlformats.org/drawingml/2006/main"/>
+                </wp:cNvGraphicFramePr>
+                <a:graphic xmlns:a="http://schemas.openxmlformats.org/drawingml/2006/main">
+                  <a:graphicData uri="http://schemas.microsoft.com/office/word/2010/wordprocessingShape">
+                    <wps:wsp>
+                      <wps:cNvSpPr txBox="1">
+                        <a:spLocks noChangeArrowheads="1"/>
+                      </wps:cNvSpPr>
+                      <wps:spPr bwMode="auto">
+                        <a:xfrm>
+                          <a:off x="0" y="0"/>
+                          <a:ext cx="1162050" cy="318135"/>
+                        </a:xfrm>
+                        <a:prstGeom prst="rect">
+                          <a:avLst/>
+                        </a:prstGeom>
+                        <a:solidFill>
+                          <a:srgbClr val="FFFFFF"/>
+                        </a:solidFill>
+                        <a:ln w="9525">
+                          <a:solidFill>
+                            <a:srgbClr val="000000"/>
+                          </a:solidFill>
+                          <a:miter lim="800000"/>
+                          <a:headEnd/>
+                          <a:tailEnd/>
+                        </a:ln>
+                      </wps:spPr>
+                      <wps:txbx>
+                        <w:txbxContent>
+                          <w:p>
+                            <w:r>
+                              <w:t>3. Filmedetails</w:t>
+                            </w:r>
+                          </w:p>
+                        </w:txbxContent>
+                      </wps:txbx>
+                      <wps:bodyPr rot="0" vert="horz" wrap="square" lIns="91440" tIns="45720" rIns="91440" bIns="45720" anchor="t" anchorCtr="0">
+                        <a:noAutofit/>
+                      </wps:bodyPr>
+                    </wps:wsp>
+                  </a:graphicData>
+                </a:graphic>
+                <wp14:sizeRelH relativeFrom="margin">
+                  <wp14:pctWidth>0</wp14:pctWidth>
+                </wp14:sizeRelH>
+                <wp14:sizeRelV relativeFrom="margin">
+                  <wp14:pctHeight>0</wp14:pctHeight>
+                </wp14:sizeRelV>
+              </wp:anchor>
+            </w:drawing>
+          </mc:Choice>
+          <mc:Fallback>
+            <w:pict>
+              <v:shape w14:anchorId="06CA3829" id="_x0000_s1028" type="#_x0000_t202" style="position:absolute;margin-left:174.5pt;margin-top:308.7pt;width:91.5pt;height:25.05pt;z-index:251704320;visibility:visible;mso-wrap-style:square;mso-width-percent:0;mso-height-percent:0;mso-wrap-distance-left:9pt;mso-wrap-distance-top:3.6pt;mso-wrap-distance-right:9pt;mso-wrap-distance-bottom:3.6pt;mso-position-horizontal:absolute;mso-position-horizontal-relative:page;mso-position-vertical:absolute;mso-position-vertical-relative:text;mso-width-percent:0;mso-height-percent:0;mso-width-relative:margin;mso-height-relative:margin;v-text-anchor:top" o:gfxdata="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">
+                <v:textbox>
+                  <w:txbxContent>
+                    <w:p>
+                      <w:r>
+                        <w:t>3. Filmedetails</w:t>
+                      </w:r>
+                    </w:p>
+                  </w:txbxContent>
+                </v:textbox>
+                <w10:wrap type="square" anchorx="page"/>
+              </v:shape>
+            </w:pict>
+          </mc:Fallback>
+        </mc:AlternateContent>
+      </w:r>
+      <w:r>
+        <w:rPr>
+          <w:noProof/>
+        </w:rPr>
+        <mc:AlternateContent>
+          <mc:Choice Requires="wps">
+            <w:drawing>
+              <wp:anchor distT="45720" distB="45720" distL="114300" distR="114300" simplePos="0" relativeHeight="251695104" behindDoc="0" locked="0" layoutInCell="1" allowOverlap="1" wp14:anchorId="3D863E12" wp14:editId="3435F8B9">
+                <wp:simplePos x="0" y="0"/>
+                <wp:positionH relativeFrom="page">
+                  <wp:align>right</wp:align>
+                </wp:positionH>
+                <wp:positionV relativeFrom="paragraph">
+                  <wp:posOffset>1996440</wp:posOffset>
+                </wp:positionV>
+                <wp:extent cx="1444625" cy="514985"/>
+                <wp:effectExtent l="0" t="0" r="22225" b="18415"/>
+                <wp:wrapSquare wrapText="bothSides"/>
+                <wp:docPr id="1469319738" name="Textfeld 2"/>
+                <wp:cNvGraphicFramePr>
+                  <a:graphicFrameLocks xmlns:a="http://schemas.openxmlformats.org/drawingml/2006/main"/>
+                </wp:cNvGraphicFramePr>
+                <a:graphic xmlns:a="http://schemas.openxmlformats.org/drawingml/2006/main">
+                  <a:graphicData uri="http://schemas.microsoft.com/office/word/2010/wordprocessingShape">
+                    <wps:wsp>
+                      <wps:cNvSpPr txBox="1">
+                        <a:spLocks noChangeArrowheads="1"/>
+                      </wps:cNvSpPr>
+                      <wps:spPr bwMode="auto">
+                        <a:xfrm>
+                          <a:off x="0" y="0"/>
+                          <a:ext cx="1444625" cy="515073"/>
+                        </a:xfrm>
+                        <a:prstGeom prst="rect">
+                          <a:avLst/>
+                        </a:prstGeom>
+                        <a:solidFill>
+                          <a:srgbClr val="FFFFFF"/>
+                        </a:solidFill>
+                        <a:ln w="9525">
+                          <a:solidFill>
+                            <a:srgbClr val="000000"/>
+                          </a:solidFill>
+                          <a:miter lim="800000"/>
+                          <a:headEnd/>
+                          <a:tailEnd/>
+                        </a:ln>
+                      </wps:spPr>
+                      <wps:txbx>
+                        <w:txbxContent>
+                          <w:p>
+                            <w:r>
+                              <w:t>Inhaltsbasierende Filmempfehlungen</w:t>
+                            </w:r>
+                          </w:p>
+                        </w:txbxContent>
+                      </wps:txbx>
+                      <wps:bodyPr rot="0" vert="horz" wrap="square" lIns="91440" tIns="45720" rIns="91440" bIns="45720" anchor="t" anchorCtr="0">
+                        <a:noAutofit/>
+                      </wps:bodyPr>
+                    </wps:wsp>
+                  </a:graphicData>
+                </a:graphic>
+                <wp14:sizeRelH relativeFrom="margin">
+                  <wp14:pctWidth>0</wp14:pctWidth>
+                </wp14:sizeRelH>
+                <wp14:sizeRelV relativeFrom="margin">
+                  <wp14:pctHeight>0</wp14:pctHeight>
+                </wp14:sizeRelV>
+              </wp:anchor>
+            </w:drawing>
+          </mc:Choice>
+          <mc:Fallback>
+            <w:pict>
+              <v:shape w14:anchorId="3D863E12" id="_x0000_s1029" type="#_x0000_t202" style="position:absolute;margin-left:62.55pt;margin-top:157.2pt;width:113.75pt;height:40.55pt;z-index:251695104;visibility:visible;mso-wrap-style:square;mso-width-percent:0;mso-height-percent:0;mso-wrap-distance-left:9pt;mso-wrap-distance-top:3.6pt;mso-wrap-distance-right:9pt;mso-wrap-distance-bottom:3.6pt;mso-position-horizontal:right;mso-position-horizontal-relative:page;mso-position-vertical:absolute;mso-position-vertical-relative:text;mso-width-percent:0;mso-height-percent:0;mso-width-relative:margin;mso-height-relative:margin;v-text-anchor:top" o:gfxdata="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">
+                <v:textbox>
+                  <w:txbxContent>
+                    <w:p>
+                      <w:r>
+                        <w:t>Inhaltsbasierende Filmempfehlungen</w:t>
+                      </w:r>
+                    </w:p>
+                  </w:txbxContent>
+                </v:textbox>
+                <w10:wrap type="square" anchorx="page"/>
+              </v:shape>
+            </w:pict>
+          </mc:Fallback>
+        </mc:AlternateContent>
+      </w:r>
+      <w:r>
+        <w:rPr>
+          <w:noProof/>
+        </w:rPr>
         <mc:AlternateContent>
           <mc:Choice Requires="wps">
             <w:drawing>
@@ -709,7 +889,7 @@
               </wp:anchor>
             </w:drawing>
           </mc:Choice>
-          <mc:Fallback xmlns:w16sdtfl="http://schemas.microsoft.com/office/word/2024/wordml/sdtformatlock" xmlns:w16du="http://schemas.microsoft.com/office/word/2023/wordml/word16du">
+          <mc:Fallback xmlns:w16du="http://schemas.microsoft.com/office/word/2023/wordml/word16du" xmlns:w16sdtfl="http://schemas.microsoft.com/office/word/2024/wordml/sdtformatlock">
             <w:pict>
               <v:shape w14:anchorId="3306EF76" id="_x0000_s1028" type="#_x0000_t202" style="position:absolute;margin-left:166.75pt;margin-top:29.95pt;width:75.7pt;height:20.85pt;z-index:251710464;visibility:visible;mso-wrap-style:square;mso-width-percent:0;mso-height-percent:0;mso-wrap-distance-left:9pt;mso-wrap-distance-top:3.6pt;mso-wrap-distance-right:9pt;mso-wrap-distance-bottom:3.6pt;mso-position-horizontal:absolute;mso-position-horizontal-relative:page;mso-position-vertical:absolute;mso-position-vertical-relative:text;mso-width-percent:0;mso-height-percent:0;mso-width-relative:margin;mso-height-relative:margin;v-text-anchor:top" o:gfxdata="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">
                 <v:textbox>
@@ -799,7 +979,7 @@
               </wp:anchor>
             </w:drawing>
           </mc:Choice>
-          <mc:Fallback xmlns:w16sdtfl="http://schemas.microsoft.com/office/word/2024/wordml/sdtformatlock" xmlns:w16du="http://schemas.microsoft.com/office/word/2023/wordml/word16du">
+          <mc:Fallback xmlns:w16du="http://schemas.microsoft.com/office/word/2023/wordml/word16du" xmlns:w16sdtfl="http://schemas.microsoft.com/office/word/2024/wordml/sdtformatlock">
             <w:pict>
               <v:shape w14:anchorId="315CC372" id="_x0000_s1029" type="#_x0000_t202" style="position:absolute;margin-left:21.35pt;margin-top:102.4pt;width:64.55pt;height:20.4pt;z-index:251709440;visibility:visible;mso-wrap-style:square;mso-width-percent:0;mso-height-percent:0;mso-wrap-distance-left:9pt;mso-wrap-distance-top:3.6pt;mso-wrap-distance-right:9pt;mso-wrap-distance-bottom:3.6pt;mso-position-horizontal:absolute;mso-position-horizontal-relative:page;mso-position-vertical:absolute;mso-position-vertical-relative:text;mso-width-percent:0;mso-height-percent:0;mso-width-relative:margin;mso-height-relative:margin;v-text-anchor:top" o:gfxdata="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">
                 <v:textbox>
@@ -824,7 +1004,7 @@
         <mc:AlternateContent>
           <mc:Choice Requires="wps">
             <w:drawing>
-              <wp:anchor distT="45720" distB="45720" distL="114300" distR="114300" simplePos="0" relativeHeight="251707392" behindDoc="0" locked="0" layoutInCell="1" allowOverlap="1" wp14:anchorId="4C63291D" wp14:editId="5613523C">
+              <wp:anchor distT="45720" distB="45720" distL="114300" distR="114300" simplePos="0" relativeHeight="251707392" behindDoc="0" locked="0" layoutInCell="1" allowOverlap="1" wp14:anchorId="4C63291D" wp14:editId="17322828">
                 <wp:simplePos x="0" y="0"/>
                 <wp:positionH relativeFrom="page">
                   <wp:posOffset>300355</wp:posOffset>
@@ -889,9 +1069,9 @@
               </wp:anchor>
             </w:drawing>
           </mc:Choice>
-          <mc:Fallback xmlns:w16sdtfl="http://schemas.microsoft.com/office/word/2024/wordml/sdtformatlock" xmlns:w16du="http://schemas.microsoft.com/office/word/2023/wordml/word16du">
+          <mc:Fallback>
             <w:pict>
-              <v:shape w14:anchorId="4C63291D" id="_x0000_s1030" type="#_x0000_t202" style="position:absolute;margin-left:23.65pt;margin-top:288.65pt;width:91.5pt;height:36.65pt;z-index:251707392;visibility:visible;mso-wrap-style:square;mso-width-percent:0;mso-height-percent:0;mso-wrap-distance-left:9pt;mso-wrap-distance-top:3.6pt;mso-wrap-distance-right:9pt;mso-wrap-distance-bottom:3.6pt;mso-position-horizontal:absolute;mso-position-horizontal-relative:page;mso-position-vertical:absolute;mso-position-vertical-relative:text;mso-width-percent:0;mso-height-percent:0;mso-width-relative:margin;mso-height-relative:margin;v-text-anchor:top" o:gfxdata="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">
+              <v:shape w14:anchorId="4C63291D" id="_x0000_s1033" type="#_x0000_t202" style="position:absolute;margin-left:23.65pt;margin-top:288.65pt;width:91.5pt;height:36.65pt;z-index:251707392;visibility:visible;mso-wrap-style:square;mso-width-percent:0;mso-height-percent:0;mso-wrap-distance-left:9pt;mso-wrap-distance-top:3.6pt;mso-wrap-distance-right:9pt;mso-wrap-distance-bottom:3.6pt;mso-position-horizontal:absolute;mso-position-horizontal-relative:page;mso-position-vertical:absolute;mso-position-vertical-relative:text;mso-width-percent:0;mso-height-percent:0;mso-width-relative:margin;mso-height-relative:margin;v-text-anchor:top" o:gfxdata="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">
                 <v:textbox>
                   <w:txbxContent>
                     <w:p>
@@ -914,97 +1094,7 @@
         <mc:AlternateContent>
           <mc:Choice Requires="wps">
             <w:drawing>
-              <wp:anchor distT="45720" distB="45720" distL="114300" distR="114300" simplePos="0" relativeHeight="251704320" behindDoc="0" locked="0" layoutInCell="1" allowOverlap="1" wp14:anchorId="06CA3829" wp14:editId="652C1540">
-                <wp:simplePos x="0" y="0"/>
-                <wp:positionH relativeFrom="page">
-                  <wp:posOffset>2203552</wp:posOffset>
-                </wp:positionH>
-                <wp:positionV relativeFrom="paragraph">
-                  <wp:posOffset>3970368</wp:posOffset>
-                </wp:positionV>
-                <wp:extent cx="1162050" cy="241300"/>
-                <wp:effectExtent l="0" t="0" r="19050" b="25400"/>
-                <wp:wrapSquare wrapText="bothSides"/>
-                <wp:docPr id="503609698" name="Textfeld 2"/>
-                <wp:cNvGraphicFramePr>
-                  <a:graphicFrameLocks xmlns:a="http://schemas.openxmlformats.org/drawingml/2006/main"/>
-                </wp:cNvGraphicFramePr>
-                <a:graphic xmlns:a="http://schemas.openxmlformats.org/drawingml/2006/main">
-                  <a:graphicData uri="http://schemas.microsoft.com/office/word/2010/wordprocessingShape">
-                    <wps:wsp>
-                      <wps:cNvSpPr txBox="1">
-                        <a:spLocks noChangeArrowheads="1"/>
-                      </wps:cNvSpPr>
-                      <wps:spPr bwMode="auto">
-                        <a:xfrm>
-                          <a:off x="0" y="0"/>
-                          <a:ext cx="1162050" cy="241300"/>
-                        </a:xfrm>
-                        <a:prstGeom prst="rect">
-                          <a:avLst/>
-                        </a:prstGeom>
-                        <a:solidFill>
-                          <a:srgbClr val="FFFFFF"/>
-                        </a:solidFill>
-                        <a:ln w="9525">
-                          <a:solidFill>
-                            <a:srgbClr val="000000"/>
-                          </a:solidFill>
-                          <a:miter lim="800000"/>
-                          <a:headEnd/>
-                          <a:tailEnd/>
-                        </a:ln>
-                      </wps:spPr>
-                      <wps:txbx>
-                        <w:txbxContent>
-                          <w:p>
-                            <w:r>
-                              <w:t>3. Filmedetails</w:t>
-                            </w:r>
-                          </w:p>
-                        </w:txbxContent>
-                      </wps:txbx>
-                      <wps:bodyPr rot="0" vert="horz" wrap="square" lIns="91440" tIns="45720" rIns="91440" bIns="45720" anchor="t" anchorCtr="0">
-                        <a:noAutofit/>
-                      </wps:bodyPr>
-                    </wps:wsp>
-                  </a:graphicData>
-                </a:graphic>
-                <wp14:sizeRelH relativeFrom="margin">
-                  <wp14:pctWidth>0</wp14:pctWidth>
-                </wp14:sizeRelH>
-                <wp14:sizeRelV relativeFrom="margin">
-                  <wp14:pctHeight>0</wp14:pctHeight>
-                </wp14:sizeRelV>
-              </wp:anchor>
-            </w:drawing>
-          </mc:Choice>
-          <mc:Fallback xmlns:w16sdtfl="http://schemas.microsoft.com/office/word/2024/wordml/sdtformatlock" xmlns:w16du="http://schemas.microsoft.com/office/word/2023/wordml/word16du">
-            <w:pict>
-              <v:shape w14:anchorId="06CA3829" id="_x0000_s1031" type="#_x0000_t202" style="position:absolute;margin-left:173.5pt;margin-top:312.65pt;width:91.5pt;height:19pt;z-index:251704320;visibility:visible;mso-wrap-style:square;mso-width-percent:0;mso-height-percent:0;mso-wrap-distance-left:9pt;mso-wrap-distance-top:3.6pt;mso-wrap-distance-right:9pt;mso-wrap-distance-bottom:3.6pt;mso-position-horizontal:absolute;mso-position-horizontal-relative:page;mso-position-vertical:absolute;mso-position-vertical-relative:text;mso-width-percent:0;mso-height-percent:0;mso-width-relative:margin;mso-height-relative:margin;v-text-anchor:top" o:gfxdata="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">
-                <v:textbox>
-                  <w:txbxContent>
-                    <w:p>
-                      <w:r>
-                        <w:t>3. Filmedetails</w:t>
-                      </w:r>
-                    </w:p>
-                  </w:txbxContent>
-                </v:textbox>
-                <w10:wrap type="square" anchorx="page"/>
-              </v:shape>
-            </w:pict>
-          </mc:Fallback>
-        </mc:AlternateContent>
-      </w:r>
-      <w:r>
-        <w:rPr>
-          <w:noProof/>
-        </w:rPr>
-        <mc:AlternateContent>
-          <mc:Choice Requires="wps">
-            <w:drawing>
-              <wp:anchor distT="45720" distB="45720" distL="114300" distR="114300" simplePos="0" relativeHeight="251699200" behindDoc="0" locked="0" layoutInCell="1" allowOverlap="1" wp14:anchorId="06FC24EC" wp14:editId="30AD6BBE">
+              <wp:anchor distT="45720" distB="45720" distL="114300" distR="114300" simplePos="0" relativeHeight="251699200" behindDoc="0" locked="0" layoutInCell="1" allowOverlap="1" wp14:anchorId="06FC24EC" wp14:editId="413AC144">
                 <wp:simplePos x="0" y="0"/>
                 <wp:positionH relativeFrom="page">
                   <wp:posOffset>6282690</wp:posOffset>
@@ -1069,104 +1159,14 @@
               </wp:anchor>
             </w:drawing>
           </mc:Choice>
-          <mc:Fallback xmlns:w16sdtfl="http://schemas.microsoft.com/office/word/2024/wordml/sdtformatlock" xmlns:w16du="http://schemas.microsoft.com/office/word/2023/wordml/word16du">
+          <mc:Fallback>
             <w:pict>
-              <v:shape w14:anchorId="06FC24EC" id="_x0000_s1032" type="#_x0000_t202" style="position:absolute;margin-left:494.7pt;margin-top:302.15pt;width:91.5pt;height:56.2pt;z-index:251699200;visibility:visible;mso-wrap-style:square;mso-width-percent:0;mso-height-percent:0;mso-wrap-distance-left:9pt;mso-wrap-distance-top:3.6pt;mso-wrap-distance-right:9pt;mso-wrap-distance-bottom:3.6pt;mso-position-horizontal:absolute;mso-position-horizontal-relative:page;mso-position-vertical:absolute;mso-position-vertical-relative:text;mso-width-percent:0;mso-height-percent:0;mso-width-relative:margin;mso-height-relative:margin;v-text-anchor:top" o:gfxdata="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">
+              <v:shape w14:anchorId="06FC24EC" id="_x0000_s1034" type="#_x0000_t202" style="position:absolute;margin-left:494.7pt;margin-top:302.15pt;width:91.5pt;height:56.2pt;z-index:251699200;visibility:visible;mso-wrap-style:square;mso-width-percent:0;mso-height-percent:0;mso-wrap-distance-left:9pt;mso-wrap-distance-top:3.6pt;mso-wrap-distance-right:9pt;mso-wrap-distance-bottom:3.6pt;mso-position-horizontal:absolute;mso-position-horizontal-relative:page;mso-position-vertical:absolute;mso-position-vertical-relative:text;mso-width-percent:0;mso-height-percent:0;mso-width-relative:margin;mso-height-relative:margin;v-text-anchor:top" o:gfxdata="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">
                 <v:textbox>
                   <w:txbxContent>
                     <w:p>
                       <w:r>
                         <w:t>Filme den Favoriten Hinzufügen</w:t>
-                      </w:r>
-                    </w:p>
-                  </w:txbxContent>
-                </v:textbox>
-                <w10:wrap type="square" anchorx="page"/>
-              </v:shape>
-            </w:pict>
-          </mc:Fallback>
-        </mc:AlternateContent>
-      </w:r>
-      <w:r>
-        <w:rPr>
-          <w:noProof/>
-        </w:rPr>
-        <mc:AlternateContent>
-          <mc:Choice Requires="wps">
-            <w:drawing>
-              <wp:anchor distT="45720" distB="45720" distL="114300" distR="114300" simplePos="0" relativeHeight="251695104" behindDoc="0" locked="0" layoutInCell="1" allowOverlap="1" wp14:anchorId="3D863E12" wp14:editId="63EBB3F3">
-                <wp:simplePos x="0" y="0"/>
-                <wp:positionH relativeFrom="page">
-                  <wp:align>right</wp:align>
-                </wp:positionH>
-                <wp:positionV relativeFrom="paragraph">
-                  <wp:posOffset>1996440</wp:posOffset>
-                </wp:positionV>
-                <wp:extent cx="1444625" cy="471805"/>
-                <wp:effectExtent l="0" t="0" r="22225" b="23495"/>
-                <wp:wrapSquare wrapText="bothSides"/>
-                <wp:docPr id="1469319738" name="Textfeld 2"/>
-                <wp:cNvGraphicFramePr>
-                  <a:graphicFrameLocks xmlns:a="http://schemas.openxmlformats.org/drawingml/2006/main"/>
-                </wp:cNvGraphicFramePr>
-                <a:graphic xmlns:a="http://schemas.openxmlformats.org/drawingml/2006/main">
-                  <a:graphicData uri="http://schemas.microsoft.com/office/word/2010/wordprocessingShape">
-                    <wps:wsp>
-                      <wps:cNvSpPr txBox="1">
-                        <a:spLocks noChangeArrowheads="1"/>
-                      </wps:cNvSpPr>
-                      <wps:spPr bwMode="auto">
-                        <a:xfrm>
-                          <a:off x="0" y="0"/>
-                          <a:ext cx="1444625" cy="471949"/>
-                        </a:xfrm>
-                        <a:prstGeom prst="rect">
-                          <a:avLst/>
-                        </a:prstGeom>
-                        <a:solidFill>
-                          <a:srgbClr val="FFFFFF"/>
-                        </a:solidFill>
-                        <a:ln w="9525">
-                          <a:solidFill>
-                            <a:srgbClr val="000000"/>
-                          </a:solidFill>
-                          <a:miter lim="800000"/>
-                          <a:headEnd/>
-                          <a:tailEnd/>
-                        </a:ln>
-                      </wps:spPr>
-                      <wps:txbx>
-                        <w:txbxContent>
-                          <w:p>
-                            <w:r>
-                              <w:t>Inhaltsbasierende Filmempfehlungen</w:t>
-                            </w:r>
-                          </w:p>
-                        </w:txbxContent>
-                      </wps:txbx>
-                      <wps:bodyPr rot="0" vert="horz" wrap="square" lIns="91440" tIns="45720" rIns="91440" bIns="45720" anchor="t" anchorCtr="0">
-                        <a:noAutofit/>
-                      </wps:bodyPr>
-                    </wps:wsp>
-                  </a:graphicData>
-                </a:graphic>
-                <wp14:sizeRelH relativeFrom="margin">
-                  <wp14:pctWidth>0</wp14:pctWidth>
-                </wp14:sizeRelH>
-                <wp14:sizeRelV relativeFrom="margin">
-                  <wp14:pctHeight>0</wp14:pctHeight>
-                </wp14:sizeRelV>
-              </wp:anchor>
-            </w:drawing>
-          </mc:Choice>
-          <mc:Fallback>
-            <w:pict>
-              <v:shape w14:anchorId="3D863E12" id="_x0000_s1034" type="#_x0000_t202" style="position:absolute;margin-left:62.55pt;margin-top:157.2pt;width:113.75pt;height:37.15pt;z-index:251695104;visibility:visible;mso-wrap-style:square;mso-width-percent:0;mso-height-percent:0;mso-wrap-distance-left:9pt;mso-wrap-distance-top:3.6pt;mso-wrap-distance-right:9pt;mso-wrap-distance-bottom:3.6pt;mso-position-horizontal:right;mso-position-horizontal-relative:page;mso-position-vertical:absolute;mso-position-vertical-relative:text;mso-width-percent:0;mso-height-percent:0;mso-width-relative:margin;mso-height-relative:margin;v-text-anchor:top" o:gfxdata="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">
-                <v:textbox>
-                  <w:txbxContent>
-                    <w:p>
-                      <w:r>
-                        <w:t>Inhaltsbasierende Filmempfehlungen</w:t>
                       </w:r>
                     </w:p>
                   </w:txbxContent>
@@ -1240,7 +1240,7 @@
               </wp:anchor>
             </w:drawing>
           </mc:Choice>
-          <mc:Fallback xmlns:w16sdtfl="http://schemas.microsoft.com/office/word/2024/wordml/sdtformatlock" xmlns:w16du="http://schemas.microsoft.com/office/word/2023/wordml/word16du">
+          <mc:Fallback xmlns:w16du="http://schemas.microsoft.com/office/word/2023/wordml/word16du" xmlns:w16sdtfl="http://schemas.microsoft.com/office/word/2024/wordml/sdtformatlock">
             <w:pict>
               <v:shape w14:anchorId="2726B54E" id="Gerade Verbindung mit Pfeil 6" o:spid="_x0000_s1026" type="#_x0000_t32" style="position:absolute;margin-left:11.1pt;margin-top:113.35pt;width:59.45pt;height:4.45pt;z-index:251661312;visibility:visible;mso-wrap-style:square;mso-width-percent:0;mso-height-percent:0;mso-wrap-distance-left:9pt;mso-wrap-distance-top:0;mso-wrap-distance-right:9pt;mso-wrap-distance-bottom:0;mso-position-horizontal:absolute;mso-position-horizontal-relative:text;mso-position-vertical:absolute;mso-position-vertical-relative:text;mso-width-percent:0;mso-height-percent:0;mso-width-relative:margin;mso-height-relative:margin" o:gfxdata="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" strokecolor="#156082 [3204]" strokeweight="1.5pt">
                 <v:stroke endarrow="block" joinstyle="miter"/>
@@ -1312,7 +1312,7 @@
               </wp:anchor>
             </w:drawing>
           </mc:Choice>
-          <mc:Fallback xmlns:w16sdtfl="http://schemas.microsoft.com/office/word/2024/wordml/sdtformatlock" xmlns:w16du="http://schemas.microsoft.com/office/word/2023/wordml/word16du">
+          <mc:Fallback xmlns:w16du="http://schemas.microsoft.com/office/word/2023/wordml/word16du" xmlns:w16sdtfl="http://schemas.microsoft.com/office/word/2024/wordml/sdtformatlock">
             <w:pict>
               <v:shape w14:anchorId="7321A5B4" id="Gerade Verbindung mit Pfeil 6" o:spid="_x0000_s1026" type="#_x0000_t32" style="position:absolute;margin-left:388.35pt;margin-top:48.15pt;width:70.6pt;height:16.2pt;flip:x;z-index:251655168;visibility:visible;mso-wrap-style:square;mso-width-percent:0;mso-height-percent:0;mso-wrap-distance-left:9pt;mso-wrap-distance-top:0;mso-wrap-distance-right:9pt;mso-wrap-distance-bottom:0;mso-position-horizontal:absolute;mso-position-horizontal-relative:text;mso-position-vertical:absolute;mso-position-vertical-relative:text;mso-width-percent:0;mso-height-percent:0;mso-width-relative:margin;mso-height-relative:margin" o:gfxdata="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" strokecolor="#156082 [3204]" strokeweight="1.5pt">
                 <v:stroke endarrow="block" joinstyle="miter"/>
@@ -1384,7 +1384,7 @@
               </wp:anchor>
             </w:drawing>
           </mc:Choice>
-          <mc:Fallback xmlns:w16sdtfl="http://schemas.microsoft.com/office/word/2024/wordml/sdtformatlock" xmlns:w16du="http://schemas.microsoft.com/office/word/2023/wordml/word16du">
+          <mc:Fallback xmlns:w16du="http://schemas.microsoft.com/office/word/2023/wordml/word16du" xmlns:w16sdtfl="http://schemas.microsoft.com/office/word/2024/wordml/sdtformatlock">
             <w:pict>
               <v:shape w14:anchorId="2585BA2C" id="Gerade Verbindung mit Pfeil 6" o:spid="_x0000_s1026" type="#_x0000_t32" style="position:absolute;margin-left:368.95pt;margin-top:166.05pt;width:70.6pt;height:16.2pt;flip:x;z-index:251648000;visibility:visible;mso-wrap-style:square;mso-width-percent:0;mso-height-percent:0;mso-wrap-distance-left:9pt;mso-wrap-distance-top:0;mso-wrap-distance-right:9pt;mso-wrap-distance-bottom:0;mso-position-horizontal:absolute;mso-position-horizontal-relative:text;mso-position-vertical:absolute;mso-position-vertical-relative:text;mso-width-percent:0;mso-height-percent:0;mso-width-relative:margin;mso-height-relative:margin" o:gfxdata="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" strokecolor="#156082 [3204]" strokeweight="1.5pt">
                 <v:stroke endarrow="block" joinstyle="miter"/>
@@ -1456,7 +1456,7 @@
               </wp:anchor>
             </w:drawing>
           </mc:Choice>
-          <mc:Fallback xmlns:w16sdtfl="http://schemas.microsoft.com/office/word/2024/wordml/sdtformatlock" xmlns:w16du="http://schemas.microsoft.com/office/word/2023/wordml/word16du">
+          <mc:Fallback xmlns:w16du="http://schemas.microsoft.com/office/word/2023/wordml/word16du" xmlns:w16sdtfl="http://schemas.microsoft.com/office/word/2024/wordml/sdtformatlock">
             <w:pict>
               <v:shape w14:anchorId="592287AE" id="Gerade Verbindung mit Pfeil 6" o:spid="_x0000_s1026" type="#_x0000_t32" style="position:absolute;margin-left:382.55pt;margin-top:294.3pt;width:60.25pt;height:3.6pt;flip:x y;z-index:251640832;visibility:visible;mso-wrap-style:square;mso-width-percent:0;mso-height-percent:0;mso-wrap-distance-left:9pt;mso-wrap-distance-top:0;mso-wrap-distance-right:9pt;mso-wrap-distance-bottom:0;mso-position-horizontal:absolute;mso-position-horizontal-relative:text;mso-position-vertical:absolute;mso-position-vertical-relative:text;mso-width-percent:0;mso-height-percent:0;mso-width-relative:margin;mso-height-relative:margin" o:gfxdata="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" strokecolor="#156082 [3204]" strokeweight="1.5pt">
                 <v:stroke endarrow="block" joinstyle="miter"/>
@@ -1528,7 +1528,7 @@
               </wp:anchor>
             </w:drawing>
           </mc:Choice>
-          <mc:Fallback xmlns:w16sdtfl="http://schemas.microsoft.com/office/word/2024/wordml/sdtformatlock" xmlns:w16du="http://schemas.microsoft.com/office/word/2023/wordml/word16du">
+          <mc:Fallback xmlns:w16du="http://schemas.microsoft.com/office/word/2023/wordml/word16du" xmlns:w16sdtfl="http://schemas.microsoft.com/office/word/2024/wordml/sdtformatlock">
             <w:pict>
               <v:shape w14:anchorId="09384074" id="Gerade Verbindung mit Pfeil 6" o:spid="_x0000_s1026" type="#_x0000_t32" style="position:absolute;margin-left:27.15pt;margin-top:296.6pt;width:42.95pt;height:3.6pt;flip:y;z-index:251633664;visibility:visible;mso-wrap-style:square;mso-width-percent:0;mso-height-percent:0;mso-wrap-distance-left:9pt;mso-wrap-distance-top:0;mso-wrap-distance-right:9pt;mso-wrap-distance-bottom:0;mso-position-horizontal:absolute;mso-position-horizontal-relative:text;mso-position-vertical:absolute;mso-position-vertical-relative:text;mso-width-percent:0;mso-height-percent:0;mso-width-relative:margin;mso-height-relative:margin" o:gfxdata="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" strokecolor="#156082 [3204]" strokeweight="1.5pt">
                 <v:stroke endarrow="block" joinstyle="miter"/>
@@ -1594,7 +1594,7 @@
               </wp:anchor>
             </w:drawing>
           </mc:Choice>
-          <mc:Fallback xmlns:w16sdtfl="http://schemas.microsoft.com/office/word/2024/wordml/sdtformatlock" xmlns:w16du="http://schemas.microsoft.com/office/word/2023/wordml/word16du">
+          <mc:Fallback xmlns:w16du="http://schemas.microsoft.com/office/word/2023/wordml/word16du" xmlns:w16sdtfl="http://schemas.microsoft.com/office/word/2024/wordml/sdtformatlock">
             <w:pict>
               <v:shape w14:anchorId="334A1216" id="Gerade Verbindung mit Pfeil 6" o:spid="_x0000_s1026" type="#_x0000_t32" style="position:absolute;margin-left:154.4pt;margin-top:290.2pt;width:9.25pt;height:36.3pt;flip:y;z-index:251626496;visibility:visible;mso-wrap-style:square;mso-wrap-distance-left:9pt;mso-wrap-distance-top:0;mso-wrap-distance-right:9pt;mso-wrap-distance-bottom:0;mso-position-horizontal:absolute;mso-position-horizontal-relative:text;mso-position-vertical:absolute;mso-position-vertical-relative:text" o:gfxdata="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" strokecolor="#156082 [3204]" strokeweight="1.5pt">
                 <v:stroke endarrow="block" joinstyle="miter"/>
@@ -1660,7 +1660,7 @@
               </wp:anchor>
             </w:drawing>
           </mc:Choice>
-          <mc:Fallback xmlns:w16sdtfl="http://schemas.microsoft.com/office/word/2024/wordml/sdtformatlock" xmlns:w16du="http://schemas.microsoft.com/office/word/2023/wordml/word16du">
+          <mc:Fallback xmlns:w16du="http://schemas.microsoft.com/office/word/2023/wordml/word16du" xmlns:w16sdtfl="http://schemas.microsoft.com/office/word/2024/wordml/sdtformatlock">
             <w:pict>
               <v:shape w14:anchorId="548C2EC2" id="Gerade Verbindung mit Pfeil 5" o:spid="_x0000_s1026" type="#_x0000_t32" style="position:absolute;margin-left:131.4pt;margin-top:43.2pt;width:.8pt;height:49.85pt;z-index:251619328;visibility:visible;mso-wrap-style:square;mso-wrap-distance-left:9pt;mso-wrap-distance-top:0;mso-wrap-distance-right:9pt;mso-wrap-distance-bottom:0;mso-position-horizontal:absolute;mso-position-horizontal-relative:text;mso-position-vertical:absolute;mso-position-vertical-relative:text" o:gfxdata="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" strokecolor="#156082 [3204]" strokeweight="1.5pt">
                 <v:stroke endarrow="block" joinstyle="miter"/>
@@ -2157,7 +2157,7 @@
               </wp:anchor>
             </w:drawing>
           </mc:Choice>
-          <mc:Fallback xmlns:w16sdtfl="http://schemas.microsoft.com/office/word/2024/wordml/sdtformatlock" xmlns:w16du="http://schemas.microsoft.com/office/word/2023/wordml/word16du">
+          <mc:Fallback xmlns:w16du="http://schemas.microsoft.com/office/word/2023/wordml/word16du" xmlns:w16sdtfl="http://schemas.microsoft.com/office/word/2024/wordml/sdtformatlock">
             <w:pict>
               <v:shape w14:anchorId="1FDFC29F" id="_x0000_s1036" type="#_x0000_t202" style="position:absolute;margin-left:6pt;margin-top:132.6pt;width:64.55pt;height:37.15pt;z-index:251712512;visibility:visible;mso-wrap-style:square;mso-width-percent:0;mso-height-percent:0;mso-wrap-distance-left:9pt;mso-wrap-distance-top:3.6pt;mso-wrap-distance-right:9pt;mso-wrap-distance-bottom:3.6pt;mso-position-horizontal:absolute;mso-position-horizontal-relative:page;mso-position-vertical:absolute;mso-position-vertical-relative:text;mso-width-percent:0;mso-height-percent:0;mso-width-relative:margin;mso-height-relative:margin;v-text-anchor:top" o:gfxdata="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">
                 <v:textbox>
@@ -2238,7 +2238,7 @@
               </wp:anchor>
             </w:drawing>
           </mc:Choice>
-          <mc:Fallback xmlns:w16sdtfl="http://schemas.microsoft.com/office/word/2024/wordml/sdtformatlock" xmlns:w16du="http://schemas.microsoft.com/office/word/2023/wordml/word16du">
+          <mc:Fallback xmlns:w16du="http://schemas.microsoft.com/office/word/2023/wordml/word16du" xmlns:w16sdtfl="http://schemas.microsoft.com/office/word/2024/wordml/sdtformatlock">
             <w:pict>
               <v:shape w14:anchorId="670211D4" id="Gerade Verbindung mit Pfeil 6" o:spid="_x0000_s1026" type="#_x0000_t32" style="position:absolute;margin-left:-32.25pt;margin-top:155.3pt;width:100.55pt;height:7pt;z-index:251680768;visibility:visible;mso-wrap-style:square;mso-width-percent:0;mso-height-percent:0;mso-wrap-distance-left:9pt;mso-wrap-distance-top:0;mso-wrap-distance-right:9pt;mso-wrap-distance-bottom:0;mso-position-horizontal:absolute;mso-position-horizontal-relative:margin;mso-position-vertical:absolute;mso-position-vertical-relative:text;mso-width-percent:0;mso-height-percent:0;mso-width-relative:margin;mso-height-relative:margin" o:gfxdata="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" strokecolor="#156082 [3204]" strokeweight="1.5pt">
                 <v:stroke endarrow="block" joinstyle="miter"/>
@@ -2311,7 +2311,7 @@
               </wp:anchor>
             </w:drawing>
           </mc:Choice>
-          <mc:Fallback xmlns:w16sdtfl="http://schemas.microsoft.com/office/word/2024/wordml/sdtformatlock" xmlns:w16du="http://schemas.microsoft.com/office/word/2023/wordml/word16du">
+          <mc:Fallback xmlns:w16du="http://schemas.microsoft.com/office/word/2023/wordml/word16du" xmlns:w16sdtfl="http://schemas.microsoft.com/office/word/2024/wordml/sdtformatlock">
             <w:pict>
               <v:shape w14:anchorId="350109F3" id="Gerade Verbindung mit Pfeil 6" o:spid="_x0000_s1026" type="#_x0000_t32" style="position:absolute;margin-left:15.5pt;margin-top:140.5pt;width:66.7pt;height:3.6pt;flip:x;z-index:251678720;visibility:visible;mso-wrap-style:square;mso-width-percent:0;mso-height-percent:0;mso-wrap-distance-left:9pt;mso-wrap-distance-top:0;mso-wrap-distance-right:9pt;mso-wrap-distance-bottom:0;mso-position-horizontal:right;mso-position-horizontal-relative:margin;mso-position-vertical:absolute;mso-position-vertical-relative:text;mso-width-percent:0;mso-height-percent:0;mso-width-relative:margin;mso-height-relative:margin" o:gfxdata="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" strokecolor="#156082 [3204]" strokeweight="1.5pt">
                 <v:stroke endarrow="block" joinstyle="miter"/>

--- a/Dokumentation/Abgabe/Benutzerhandbuch.docx
+++ b/Dokumentation/Abgabe/Benutzerhandbuch.docx
@@ -243,7 +243,7 @@
               </wp:anchor>
             </w:drawing>
           </mc:Choice>
-          <mc:Fallback xmlns:w16du="http://schemas.microsoft.com/office/word/2023/wordml/word16du" xmlns:w16sdtfl="http://schemas.microsoft.com/office/word/2024/wordml/sdtformatlock">
+          <mc:Fallback xmlns:w16sdtfl="http://schemas.microsoft.com/office/word/2024/wordml/sdtformatlock" xmlns:w16du="http://schemas.microsoft.com/office/word/2023/wordml/word16du">
             <w:pict>
               <v:shape w14:anchorId="700C54E2" id="_x0000_s1027" type="#_x0000_t202" style="position:absolute;left:0;text-align:left;margin-left:333.7pt;margin-top:49.1pt;width:91.5pt;height:19pt;z-index:251682816;visibility:visible;mso-wrap-style:square;mso-width-percent:0;mso-height-percent:0;mso-wrap-distance-left:9pt;mso-wrap-distance-top:3.6pt;mso-wrap-distance-right:9pt;mso-wrap-distance-bottom:3.6pt;mso-position-horizontal:absolute;mso-position-horizontal-relative:text;mso-position-vertical:absolute;mso-position-vertical-relative:text;mso-width-percent:0;mso-height-percent:0;mso-width-relative:margin;mso-height-relative:margin;v-text-anchor:top" o:gfxdata="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">
                 <v:textbox>
@@ -324,7 +324,7 @@
               </wp:anchor>
             </w:drawing>
           </mc:Choice>
-          <mc:Fallback xmlns:w16du="http://schemas.microsoft.com/office/word/2023/wordml/word16du" xmlns:w16sdtfl="http://schemas.microsoft.com/office/word/2024/wordml/sdtformatlock">
+          <mc:Fallback xmlns:w16sdtfl="http://schemas.microsoft.com/office/word/2024/wordml/sdtformatlock" xmlns:w16du="http://schemas.microsoft.com/office/word/2023/wordml/word16du">
             <w:pict>
               <v:shapetype w14:anchorId="52B449B6" id="_x0000_t32" coordsize="21600,21600" o:spt="32" o:oned="t" path="m,l21600,21600e" filled="f">
                 <v:path arrowok="t" fillok="f" o:connecttype="none"/>
@@ -400,7 +400,7 @@
               </wp:anchor>
             </w:drawing>
           </mc:Choice>
-          <mc:Fallback xmlns:w16du="http://schemas.microsoft.com/office/word/2023/wordml/word16du" xmlns:w16sdtfl="http://schemas.microsoft.com/office/word/2024/wordml/sdtformatlock">
+          <mc:Fallback xmlns:w16sdtfl="http://schemas.microsoft.com/office/word/2024/wordml/sdtformatlock" xmlns:w16du="http://schemas.microsoft.com/office/word/2023/wordml/word16du">
             <w:pict>
               <v:shape w14:anchorId="66C43CEE" id="Gerade Verbindung mit Pfeil 6" o:spid="_x0000_s1026" type="#_x0000_t32" style="position:absolute;margin-left:256.7pt;margin-top:53.65pt;width:70.6pt;height:16.2pt;flip:x;z-index:251672576;visibility:visible;mso-wrap-style:square;mso-width-percent:0;mso-height-percent:0;mso-wrap-distance-left:9pt;mso-wrap-distance-top:0;mso-wrap-distance-right:9pt;mso-wrap-distance-bottom:0;mso-position-horizontal:absolute;mso-position-horizontal-relative:text;mso-position-vertical:absolute;mso-position-vertical-relative:text;mso-width-percent:0;mso-height-percent:0;mso-width-relative:margin;mso-height-relative:margin" o:gfxdata="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" strokecolor="#156082 [3204]" strokeweight="1.5pt">
                 <v:stroke endarrow="block" joinstyle="miter"/>
@@ -416,7 +416,7 @@
           <w:noProof/>
         </w:rPr>
         <w:drawing>
-          <wp:anchor distT="0" distB="0" distL="114300" distR="114300" simplePos="0" relativeHeight="251604992" behindDoc="0" locked="0" layoutInCell="1" allowOverlap="1" wp14:anchorId="1428B053" wp14:editId="4883F583">
+          <wp:anchor distT="0" distB="0" distL="114300" distR="114300" simplePos="0" relativeHeight="251604992" behindDoc="0" locked="0" layoutInCell="1" allowOverlap="1" wp14:anchorId="1428B053" wp14:editId="5AFAB3CF">
             <wp:simplePos x="0" y="0"/>
             <wp:positionH relativeFrom="margin">
               <wp:align>center</wp:align>
@@ -550,16 +550,16 @@
         <mc:AlternateContent>
           <mc:Choice Requires="wps">
             <w:drawing>
-              <wp:anchor distT="45720" distB="45720" distL="114300" distR="114300" simplePos="0" relativeHeight="251704320" behindDoc="0" locked="0" layoutInCell="1" allowOverlap="1" wp14:anchorId="06CA3829" wp14:editId="121B9DDE">
+              <wp:anchor distT="45720" distB="45720" distL="114300" distR="114300" simplePos="0" relativeHeight="251704320" behindDoc="0" locked="0" layoutInCell="1" allowOverlap="1" wp14:anchorId="06CA3829" wp14:editId="3C4C2ED9">
                 <wp:simplePos x="0" y="0"/>
                 <wp:positionH relativeFrom="page">
-                  <wp:posOffset>2216295</wp:posOffset>
+                  <wp:posOffset>2216150</wp:posOffset>
                 </wp:positionH>
                 <wp:positionV relativeFrom="paragraph">
-                  <wp:posOffset>3920547</wp:posOffset>
+                  <wp:posOffset>3920490</wp:posOffset>
                 </wp:positionV>
-                <wp:extent cx="1162050" cy="318135"/>
-                <wp:effectExtent l="0" t="0" r="19050" b="24765"/>
+                <wp:extent cx="1018540" cy="318135"/>
+                <wp:effectExtent l="0" t="0" r="10160" b="24765"/>
                 <wp:wrapSquare wrapText="bothSides"/>
                 <wp:docPr id="503609698" name="Textfeld 2"/>
                 <wp:cNvGraphicFramePr>
@@ -574,7 +574,7 @@
                       <wps:spPr bwMode="auto">
                         <a:xfrm>
                           <a:off x="0" y="0"/>
-                          <a:ext cx="1162050" cy="318135"/>
+                          <a:ext cx="1018540" cy="318135"/>
                         </a:xfrm>
                         <a:prstGeom prst="rect">
                           <a:avLst/>
@@ -595,7 +595,10 @@
                         <w:txbxContent>
                           <w:p>
                             <w:r>
-                              <w:t>3. Filmedetails</w:t>
+                              <w:t>Filmedetail</w:t>
+                            </w:r>
+                            <w:r>
+                              <w:t>s</w:t>
                             </w:r>
                           </w:p>
                         </w:txbxContent>
@@ -617,12 +620,199 @@
           </mc:Choice>
           <mc:Fallback>
             <w:pict>
-              <v:shape w14:anchorId="06CA3829" id="_x0000_s1028" type="#_x0000_t202" style="position:absolute;margin-left:174.5pt;margin-top:308.7pt;width:91.5pt;height:25.05pt;z-index:251704320;visibility:visible;mso-wrap-style:square;mso-width-percent:0;mso-height-percent:0;mso-wrap-distance-left:9pt;mso-wrap-distance-top:3.6pt;mso-wrap-distance-right:9pt;mso-wrap-distance-bottom:3.6pt;mso-position-horizontal:absolute;mso-position-horizontal-relative:page;mso-position-vertical:absolute;mso-position-vertical-relative:text;mso-width-percent:0;mso-height-percent:0;mso-width-relative:margin;mso-height-relative:margin;v-text-anchor:top" o:gfxdata="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">
+              <v:shapetype w14:anchorId="06CA3829" id="_x0000_t202" coordsize="21600,21600" o:spt="202" path="m,l,21600r21600,l21600,xe">
+                <v:stroke joinstyle="miter"/>
+                <v:path gradientshapeok="t" o:connecttype="rect"/>
+              </v:shapetype>
+              <v:shape id="_x0000_s1028" type="#_x0000_t202" style="position:absolute;margin-left:174.5pt;margin-top:308.7pt;width:80.2pt;height:25.05pt;z-index:251704320;visibility:visible;mso-wrap-style:square;mso-width-percent:0;mso-height-percent:0;mso-wrap-distance-left:9pt;mso-wrap-distance-top:3.6pt;mso-wrap-distance-right:9pt;mso-wrap-distance-bottom:3.6pt;mso-position-horizontal:absolute;mso-position-horizontal-relative:page;mso-position-vertical:absolute;mso-position-vertical-relative:text;mso-width-percent:0;mso-height-percent:0;mso-width-relative:margin;mso-height-relative:margin;v-text-anchor:top" o:gfxdata="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">
                 <v:textbox>
                   <w:txbxContent>
                     <w:p>
                       <w:r>
-                        <w:t>3. Filmedetails</w:t>
+                        <w:t>Filmedetail</w:t>
+                      </w:r>
+                      <w:r>
+                        <w:t>s</w:t>
+                      </w:r>
+                    </w:p>
+                  </w:txbxContent>
+                </v:textbox>
+                <w10:wrap type="square" anchorx="page"/>
+              </v:shape>
+            </w:pict>
+          </mc:Fallback>
+        </mc:AlternateContent>
+      </w:r>
+      <w:r>
+        <w:rPr>
+          <w:noProof/>
+        </w:rPr>
+        <mc:AlternateContent>
+          <mc:Choice Requires="wps">
+            <w:drawing>
+              <wp:anchor distT="45720" distB="45720" distL="114300" distR="114300" simplePos="0" relativeHeight="251699200" behindDoc="0" locked="0" layoutInCell="1" allowOverlap="1" wp14:anchorId="06FC24EC" wp14:editId="0F812A85">
+                <wp:simplePos x="0" y="0"/>
+                <wp:positionH relativeFrom="page">
+                  <wp:posOffset>6201667</wp:posOffset>
+                </wp:positionH>
+                <wp:positionV relativeFrom="paragraph">
+                  <wp:posOffset>3461128</wp:posOffset>
+                </wp:positionV>
+                <wp:extent cx="1162050" cy="713740"/>
+                <wp:effectExtent l="0" t="0" r="19050" b="10160"/>
+                <wp:wrapSquare wrapText="bothSides"/>
+                <wp:docPr id="1028974844" name="Textfeld 2"/>
+                <wp:cNvGraphicFramePr>
+                  <a:graphicFrameLocks xmlns:a="http://schemas.openxmlformats.org/drawingml/2006/main"/>
+                </wp:cNvGraphicFramePr>
+                <a:graphic xmlns:a="http://schemas.openxmlformats.org/drawingml/2006/main">
+                  <a:graphicData uri="http://schemas.microsoft.com/office/word/2010/wordprocessingShape">
+                    <wps:wsp>
+                      <wps:cNvSpPr txBox="1">
+                        <a:spLocks noChangeArrowheads="1"/>
+                      </wps:cNvSpPr>
+                      <wps:spPr bwMode="auto">
+                        <a:xfrm>
+                          <a:off x="0" y="0"/>
+                          <a:ext cx="1162050" cy="713740"/>
+                        </a:xfrm>
+                        <a:prstGeom prst="rect">
+                          <a:avLst/>
+                        </a:prstGeom>
+                        <a:solidFill>
+                          <a:srgbClr val="FFFFFF"/>
+                        </a:solidFill>
+                        <a:ln w="9525">
+                          <a:solidFill>
+                            <a:srgbClr val="000000"/>
+                          </a:solidFill>
+                          <a:miter lim="800000"/>
+                          <a:headEnd/>
+                          <a:tailEnd/>
+                        </a:ln>
+                      </wps:spPr>
+                      <wps:txbx>
+                        <w:txbxContent>
+                          <w:p>
+                            <w:r>
+                              <w:t>Film den Favoriten Hinzufügen</w:t>
+                            </w:r>
+                          </w:p>
+                        </w:txbxContent>
+                      </wps:txbx>
+                      <wps:bodyPr rot="0" vert="horz" wrap="square" lIns="91440" tIns="45720" rIns="91440" bIns="45720" anchor="t" anchorCtr="0">
+                        <a:noAutofit/>
+                      </wps:bodyPr>
+                    </wps:wsp>
+                  </a:graphicData>
+                </a:graphic>
+                <wp14:sizeRelH relativeFrom="margin">
+                  <wp14:pctWidth>0</wp14:pctWidth>
+                </wp14:sizeRelH>
+                <wp14:sizeRelV relativeFrom="margin">
+                  <wp14:pctHeight>0</wp14:pctHeight>
+                </wp14:sizeRelV>
+              </wp:anchor>
+            </w:drawing>
+          </mc:Choice>
+          <mc:Fallback>
+            <w:pict>
+              <v:shape w14:anchorId="06FC24EC" id="_x0000_s1029" type="#_x0000_t202" style="position:absolute;margin-left:488.3pt;margin-top:272.55pt;width:91.5pt;height:56.2pt;z-index:251699200;visibility:visible;mso-wrap-style:square;mso-width-percent:0;mso-height-percent:0;mso-wrap-distance-left:9pt;mso-wrap-distance-top:3.6pt;mso-wrap-distance-right:9pt;mso-wrap-distance-bottom:3.6pt;mso-position-horizontal:absolute;mso-position-horizontal-relative:page;mso-position-vertical:absolute;mso-position-vertical-relative:text;mso-width-percent:0;mso-height-percent:0;mso-width-relative:margin;mso-height-relative:margin;v-text-anchor:top" o:gfxdata="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">
+                <v:textbox>
+                  <w:txbxContent>
+                    <w:p>
+                      <w:r>
+                        <w:t>Film den Favoriten Hinzufügen</w:t>
+                      </w:r>
+                    </w:p>
+                  </w:txbxContent>
+                </v:textbox>
+                <w10:wrap type="square" anchorx="page"/>
+              </v:shape>
+            </w:pict>
+          </mc:Fallback>
+        </mc:AlternateContent>
+      </w:r>
+      <w:r>
+        <w:rPr>
+          <w:noProof/>
+        </w:rPr>
+        <mc:AlternateContent>
+          <mc:Choice Requires="wps">
+            <w:drawing>
+              <wp:anchor distT="45720" distB="45720" distL="114300" distR="114300" simplePos="0" relativeHeight="251707392" behindDoc="0" locked="0" layoutInCell="1" allowOverlap="1" wp14:anchorId="4C63291D" wp14:editId="7DF5E623">
+                <wp:simplePos x="0" y="0"/>
+                <wp:positionH relativeFrom="page">
+                  <wp:posOffset>242482</wp:posOffset>
+                </wp:positionH>
+                <wp:positionV relativeFrom="paragraph">
+                  <wp:posOffset>3722032</wp:posOffset>
+                </wp:positionV>
+                <wp:extent cx="1232535" cy="271780"/>
+                <wp:effectExtent l="0" t="0" r="24765" b="13970"/>
+                <wp:wrapSquare wrapText="bothSides"/>
+                <wp:docPr id="185124683" name="Textfeld 2"/>
+                <wp:cNvGraphicFramePr>
+                  <a:graphicFrameLocks xmlns:a="http://schemas.openxmlformats.org/drawingml/2006/main"/>
+                </wp:cNvGraphicFramePr>
+                <a:graphic xmlns:a="http://schemas.openxmlformats.org/drawingml/2006/main">
+                  <a:graphicData uri="http://schemas.microsoft.com/office/word/2010/wordprocessingShape">
+                    <wps:wsp>
+                      <wps:cNvSpPr txBox="1">
+                        <a:spLocks noChangeArrowheads="1"/>
+                      </wps:cNvSpPr>
+                      <wps:spPr bwMode="auto">
+                        <a:xfrm>
+                          <a:off x="0" y="0"/>
+                          <a:ext cx="1232535" cy="271780"/>
+                        </a:xfrm>
+                        <a:prstGeom prst="rect">
+                          <a:avLst/>
+                        </a:prstGeom>
+                        <a:solidFill>
+                          <a:srgbClr val="FFFFFF"/>
+                        </a:solidFill>
+                        <a:ln w="9525">
+                          <a:solidFill>
+                            <a:srgbClr val="000000"/>
+                          </a:solidFill>
+                          <a:miter lim="800000"/>
+                          <a:headEnd/>
+                          <a:tailEnd/>
+                        </a:ln>
+                      </wps:spPr>
+                      <wps:txbx>
+                        <w:txbxContent>
+                          <w:p>
+                            <w:r>
+                              <w:t>Trailer ansehen</w:t>
+                            </w:r>
+                          </w:p>
+                        </w:txbxContent>
+                      </wps:txbx>
+                      <wps:bodyPr rot="0" vert="horz" wrap="square" lIns="91440" tIns="45720" rIns="91440" bIns="45720" anchor="t" anchorCtr="0">
+                        <a:noAutofit/>
+                      </wps:bodyPr>
+                    </wps:wsp>
+                  </a:graphicData>
+                </a:graphic>
+                <wp14:sizeRelH relativeFrom="margin">
+                  <wp14:pctWidth>0</wp14:pctWidth>
+                </wp14:sizeRelH>
+                <wp14:sizeRelV relativeFrom="margin">
+                  <wp14:pctHeight>0</wp14:pctHeight>
+                </wp14:sizeRelV>
+              </wp:anchor>
+            </w:drawing>
+          </mc:Choice>
+          <mc:Fallback>
+            <w:pict>
+              <v:shape w14:anchorId="4C63291D" id="_x0000_s1030" type="#_x0000_t202" style="position:absolute;margin-left:19.1pt;margin-top:293.05pt;width:97.05pt;height:21.4pt;z-index:251707392;visibility:visible;mso-wrap-style:square;mso-width-percent:0;mso-height-percent:0;mso-wrap-distance-left:9pt;mso-wrap-distance-top:3.6pt;mso-wrap-distance-right:9pt;mso-wrap-distance-bottom:3.6pt;mso-position-horizontal:absolute;mso-position-horizontal-relative:page;mso-position-vertical:absolute;mso-position-vertical-relative:text;mso-width-percent:0;mso-height-percent:0;mso-width-relative:margin;mso-height-relative:margin;v-text-anchor:top" o:gfxdata="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">
+                <v:textbox>
+                  <w:txbxContent>
+                    <w:p>
+                      <w:r>
+                        <w:t>Trailer ansehen</w:t>
                       </w:r>
                     </w:p>
                   </w:txbxContent>
@@ -889,7 +1079,7 @@
               </wp:anchor>
             </w:drawing>
           </mc:Choice>
-          <mc:Fallback xmlns:w16du="http://schemas.microsoft.com/office/word/2023/wordml/word16du" xmlns:w16sdtfl="http://schemas.microsoft.com/office/word/2024/wordml/sdtformatlock">
+          <mc:Fallback xmlns:w16sdtfl="http://schemas.microsoft.com/office/word/2024/wordml/sdtformatlock" xmlns:w16du="http://schemas.microsoft.com/office/word/2023/wordml/word16du">
             <w:pict>
               <v:shape w14:anchorId="3306EF76" id="_x0000_s1028" type="#_x0000_t202" style="position:absolute;margin-left:166.75pt;margin-top:29.95pt;width:75.7pt;height:20.85pt;z-index:251710464;visibility:visible;mso-wrap-style:square;mso-width-percent:0;mso-height-percent:0;mso-wrap-distance-left:9pt;mso-wrap-distance-top:3.6pt;mso-wrap-distance-right:9pt;mso-wrap-distance-bottom:3.6pt;mso-position-horizontal:absolute;mso-position-horizontal-relative:page;mso-position-vertical:absolute;mso-position-vertical-relative:text;mso-width-percent:0;mso-height-percent:0;mso-width-relative:margin;mso-height-relative:margin;v-text-anchor:top" o:gfxdata="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">
                 <v:textbox>
@@ -914,7 +1104,7 @@
         <mc:AlternateContent>
           <mc:Choice Requires="wps">
             <w:drawing>
-              <wp:anchor distT="45720" distB="45720" distL="114300" distR="114300" simplePos="0" relativeHeight="251709440" behindDoc="0" locked="0" layoutInCell="1" allowOverlap="1" wp14:anchorId="315CC372" wp14:editId="06D3AD58">
+              <wp:anchor distT="45720" distB="45720" distL="114300" distR="114300" simplePos="0" relativeHeight="251709440" behindDoc="0" locked="0" layoutInCell="1" allowOverlap="1" wp14:anchorId="315CC372" wp14:editId="1FCA88D2">
                 <wp:simplePos x="0" y="0"/>
                 <wp:positionH relativeFrom="page">
                   <wp:posOffset>270940</wp:posOffset>
@@ -979,194 +1169,14 @@
               </wp:anchor>
             </w:drawing>
           </mc:Choice>
-          <mc:Fallback xmlns:w16du="http://schemas.microsoft.com/office/word/2023/wordml/word16du" xmlns:w16sdtfl="http://schemas.microsoft.com/office/word/2024/wordml/sdtformatlock">
+          <mc:Fallback>
             <w:pict>
-              <v:shape w14:anchorId="315CC372" id="_x0000_s1029" type="#_x0000_t202" style="position:absolute;margin-left:21.35pt;margin-top:102.4pt;width:64.55pt;height:20.4pt;z-index:251709440;visibility:visible;mso-wrap-style:square;mso-width-percent:0;mso-height-percent:0;mso-wrap-distance-left:9pt;mso-wrap-distance-top:3.6pt;mso-wrap-distance-right:9pt;mso-wrap-distance-bottom:3.6pt;mso-position-horizontal:absolute;mso-position-horizontal-relative:page;mso-position-vertical:absolute;mso-position-vertical-relative:text;mso-width-percent:0;mso-height-percent:0;mso-width-relative:margin;mso-height-relative:margin;v-text-anchor:top" o:gfxdata="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">
+              <v:shape w14:anchorId="315CC372" id="_x0000_s1034" type="#_x0000_t202" style="position:absolute;margin-left:21.35pt;margin-top:102.4pt;width:64.55pt;height:20.4pt;z-index:251709440;visibility:visible;mso-wrap-style:square;mso-width-percent:0;mso-height-percent:0;mso-wrap-distance-left:9pt;mso-wrap-distance-top:3.6pt;mso-wrap-distance-right:9pt;mso-wrap-distance-bottom:3.6pt;mso-position-horizontal:absolute;mso-position-horizontal-relative:page;mso-position-vertical:absolute;mso-position-vertical-relative:text;mso-width-percent:0;mso-height-percent:0;mso-width-relative:margin;mso-height-relative:margin;v-text-anchor:top" o:gfxdata="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">
                 <v:textbox>
                   <w:txbxContent>
                     <w:p>
                       <w:r>
                         <w:t>Filmliste</w:t>
-                      </w:r>
-                    </w:p>
-                  </w:txbxContent>
-                </v:textbox>
-                <w10:wrap type="square" anchorx="page"/>
-              </v:shape>
-            </w:pict>
-          </mc:Fallback>
-        </mc:AlternateContent>
-      </w:r>
-      <w:r>
-        <w:rPr>
-          <w:noProof/>
-        </w:rPr>
-        <mc:AlternateContent>
-          <mc:Choice Requires="wps">
-            <w:drawing>
-              <wp:anchor distT="45720" distB="45720" distL="114300" distR="114300" simplePos="0" relativeHeight="251707392" behindDoc="0" locked="0" layoutInCell="1" allowOverlap="1" wp14:anchorId="4C63291D" wp14:editId="17322828">
-                <wp:simplePos x="0" y="0"/>
-                <wp:positionH relativeFrom="page">
-                  <wp:posOffset>300355</wp:posOffset>
-                </wp:positionH>
-                <wp:positionV relativeFrom="paragraph">
-                  <wp:posOffset>3665855</wp:posOffset>
-                </wp:positionV>
-                <wp:extent cx="1162050" cy="465455"/>
-                <wp:effectExtent l="0" t="0" r="19050" b="10795"/>
-                <wp:wrapSquare wrapText="bothSides"/>
-                <wp:docPr id="185124683" name="Textfeld 2"/>
-                <wp:cNvGraphicFramePr>
-                  <a:graphicFrameLocks xmlns:a="http://schemas.openxmlformats.org/drawingml/2006/main"/>
-                </wp:cNvGraphicFramePr>
-                <a:graphic xmlns:a="http://schemas.openxmlformats.org/drawingml/2006/main">
-                  <a:graphicData uri="http://schemas.microsoft.com/office/word/2010/wordprocessingShape">
-                    <wps:wsp>
-                      <wps:cNvSpPr txBox="1">
-                        <a:spLocks noChangeArrowheads="1"/>
-                      </wps:cNvSpPr>
-                      <wps:spPr bwMode="auto">
-                        <a:xfrm>
-                          <a:off x="0" y="0"/>
-                          <a:ext cx="1162050" cy="465455"/>
-                        </a:xfrm>
-                        <a:prstGeom prst="rect">
-                          <a:avLst/>
-                        </a:prstGeom>
-                        <a:solidFill>
-                          <a:srgbClr val="FFFFFF"/>
-                        </a:solidFill>
-                        <a:ln w="9525">
-                          <a:solidFill>
-                            <a:srgbClr val="000000"/>
-                          </a:solidFill>
-                          <a:miter lim="800000"/>
-                          <a:headEnd/>
-                          <a:tailEnd/>
-                        </a:ln>
-                      </wps:spPr>
-                      <wps:txbx>
-                        <w:txbxContent>
-                          <w:p>
-                            <w:r>
-                              <w:t>Trailer ansehen</w:t>
-                            </w:r>
-                          </w:p>
-                        </w:txbxContent>
-                      </wps:txbx>
-                      <wps:bodyPr rot="0" vert="horz" wrap="square" lIns="91440" tIns="45720" rIns="91440" bIns="45720" anchor="t" anchorCtr="0">
-                        <a:noAutofit/>
-                      </wps:bodyPr>
-                    </wps:wsp>
-                  </a:graphicData>
-                </a:graphic>
-                <wp14:sizeRelH relativeFrom="margin">
-                  <wp14:pctWidth>0</wp14:pctWidth>
-                </wp14:sizeRelH>
-                <wp14:sizeRelV relativeFrom="margin">
-                  <wp14:pctHeight>0</wp14:pctHeight>
-                </wp14:sizeRelV>
-              </wp:anchor>
-            </w:drawing>
-          </mc:Choice>
-          <mc:Fallback>
-            <w:pict>
-              <v:shape w14:anchorId="4C63291D" id="_x0000_s1033" type="#_x0000_t202" style="position:absolute;margin-left:23.65pt;margin-top:288.65pt;width:91.5pt;height:36.65pt;z-index:251707392;visibility:visible;mso-wrap-style:square;mso-width-percent:0;mso-height-percent:0;mso-wrap-distance-left:9pt;mso-wrap-distance-top:3.6pt;mso-wrap-distance-right:9pt;mso-wrap-distance-bottom:3.6pt;mso-position-horizontal:absolute;mso-position-horizontal-relative:page;mso-position-vertical:absolute;mso-position-vertical-relative:text;mso-width-percent:0;mso-height-percent:0;mso-width-relative:margin;mso-height-relative:margin;v-text-anchor:top" o:gfxdata="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">
-                <v:textbox>
-                  <w:txbxContent>
-                    <w:p>
-                      <w:r>
-                        <w:t>Trailer ansehen</w:t>
-                      </w:r>
-                    </w:p>
-                  </w:txbxContent>
-                </v:textbox>
-                <w10:wrap type="square" anchorx="page"/>
-              </v:shape>
-            </w:pict>
-          </mc:Fallback>
-        </mc:AlternateContent>
-      </w:r>
-      <w:r>
-        <w:rPr>
-          <w:noProof/>
-        </w:rPr>
-        <mc:AlternateContent>
-          <mc:Choice Requires="wps">
-            <w:drawing>
-              <wp:anchor distT="45720" distB="45720" distL="114300" distR="114300" simplePos="0" relativeHeight="251699200" behindDoc="0" locked="0" layoutInCell="1" allowOverlap="1" wp14:anchorId="06FC24EC" wp14:editId="413AC144">
-                <wp:simplePos x="0" y="0"/>
-                <wp:positionH relativeFrom="page">
-                  <wp:posOffset>6282690</wp:posOffset>
-                </wp:positionH>
-                <wp:positionV relativeFrom="paragraph">
-                  <wp:posOffset>3837305</wp:posOffset>
-                </wp:positionV>
-                <wp:extent cx="1162050" cy="713740"/>
-                <wp:effectExtent l="0" t="0" r="19050" b="10160"/>
-                <wp:wrapSquare wrapText="bothSides"/>
-                <wp:docPr id="1028974844" name="Textfeld 2"/>
-                <wp:cNvGraphicFramePr>
-                  <a:graphicFrameLocks xmlns:a="http://schemas.openxmlformats.org/drawingml/2006/main"/>
-                </wp:cNvGraphicFramePr>
-                <a:graphic xmlns:a="http://schemas.openxmlformats.org/drawingml/2006/main">
-                  <a:graphicData uri="http://schemas.microsoft.com/office/word/2010/wordprocessingShape">
-                    <wps:wsp>
-                      <wps:cNvSpPr txBox="1">
-                        <a:spLocks noChangeArrowheads="1"/>
-                      </wps:cNvSpPr>
-                      <wps:spPr bwMode="auto">
-                        <a:xfrm>
-                          <a:off x="0" y="0"/>
-                          <a:ext cx="1162050" cy="713740"/>
-                        </a:xfrm>
-                        <a:prstGeom prst="rect">
-                          <a:avLst/>
-                        </a:prstGeom>
-                        <a:solidFill>
-                          <a:srgbClr val="FFFFFF"/>
-                        </a:solidFill>
-                        <a:ln w="9525">
-                          <a:solidFill>
-                            <a:srgbClr val="000000"/>
-                          </a:solidFill>
-                          <a:miter lim="800000"/>
-                          <a:headEnd/>
-                          <a:tailEnd/>
-                        </a:ln>
-                      </wps:spPr>
-                      <wps:txbx>
-                        <w:txbxContent>
-                          <w:p>
-                            <w:r>
-                              <w:t>Filme den Favoriten Hinzufügen</w:t>
-                            </w:r>
-                          </w:p>
-                        </w:txbxContent>
-                      </wps:txbx>
-                      <wps:bodyPr rot="0" vert="horz" wrap="square" lIns="91440" tIns="45720" rIns="91440" bIns="45720" anchor="t" anchorCtr="0">
-                        <a:noAutofit/>
-                      </wps:bodyPr>
-                    </wps:wsp>
-                  </a:graphicData>
-                </a:graphic>
-                <wp14:sizeRelH relativeFrom="margin">
-                  <wp14:pctWidth>0</wp14:pctWidth>
-                </wp14:sizeRelH>
-                <wp14:sizeRelV relativeFrom="margin">
-                  <wp14:pctHeight>0</wp14:pctHeight>
-                </wp14:sizeRelV>
-              </wp:anchor>
-            </w:drawing>
-          </mc:Choice>
-          <mc:Fallback>
-            <w:pict>
-              <v:shape w14:anchorId="06FC24EC" id="_x0000_s1034" type="#_x0000_t202" style="position:absolute;margin-left:494.7pt;margin-top:302.15pt;width:91.5pt;height:56.2pt;z-index:251699200;visibility:visible;mso-wrap-style:square;mso-width-percent:0;mso-height-percent:0;mso-wrap-distance-left:9pt;mso-wrap-distance-top:3.6pt;mso-wrap-distance-right:9pt;mso-wrap-distance-bottom:3.6pt;mso-position-horizontal:absolute;mso-position-horizontal-relative:page;mso-position-vertical:absolute;mso-position-vertical-relative:text;mso-width-percent:0;mso-height-percent:0;mso-width-relative:margin;mso-height-relative:margin;v-text-anchor:top" o:gfxdata="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">
-                <v:textbox>
-                  <w:txbxContent>
-                    <w:p>
-                      <w:r>
-                        <w:t>Filme den Favoriten Hinzufügen</w:t>
                       </w:r>
                     </w:p>
                   </w:txbxContent>
@@ -1240,7 +1250,7 @@
               </wp:anchor>
             </w:drawing>
           </mc:Choice>
-          <mc:Fallback xmlns:w16du="http://schemas.microsoft.com/office/word/2023/wordml/word16du" xmlns:w16sdtfl="http://schemas.microsoft.com/office/word/2024/wordml/sdtformatlock">
+          <mc:Fallback xmlns:w16sdtfl="http://schemas.microsoft.com/office/word/2024/wordml/sdtformatlock" xmlns:w16du="http://schemas.microsoft.com/office/word/2023/wordml/word16du">
             <w:pict>
               <v:shape w14:anchorId="2726B54E" id="Gerade Verbindung mit Pfeil 6" o:spid="_x0000_s1026" type="#_x0000_t32" style="position:absolute;margin-left:11.1pt;margin-top:113.35pt;width:59.45pt;height:4.45pt;z-index:251661312;visibility:visible;mso-wrap-style:square;mso-width-percent:0;mso-height-percent:0;mso-wrap-distance-left:9pt;mso-wrap-distance-top:0;mso-wrap-distance-right:9pt;mso-wrap-distance-bottom:0;mso-position-horizontal:absolute;mso-position-horizontal-relative:text;mso-position-vertical:absolute;mso-position-vertical-relative:text;mso-width-percent:0;mso-height-percent:0;mso-width-relative:margin;mso-height-relative:margin" o:gfxdata="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" strokecolor="#156082 [3204]" strokeweight="1.5pt">
                 <v:stroke endarrow="block" joinstyle="miter"/>
@@ -1312,7 +1322,7 @@
               </wp:anchor>
             </w:drawing>
           </mc:Choice>
-          <mc:Fallback xmlns:w16du="http://schemas.microsoft.com/office/word/2023/wordml/word16du" xmlns:w16sdtfl="http://schemas.microsoft.com/office/word/2024/wordml/sdtformatlock">
+          <mc:Fallback xmlns:w16sdtfl="http://schemas.microsoft.com/office/word/2024/wordml/sdtformatlock" xmlns:w16du="http://schemas.microsoft.com/office/word/2023/wordml/word16du">
             <w:pict>
               <v:shape w14:anchorId="7321A5B4" id="Gerade Verbindung mit Pfeil 6" o:spid="_x0000_s1026" type="#_x0000_t32" style="position:absolute;margin-left:388.35pt;margin-top:48.15pt;width:70.6pt;height:16.2pt;flip:x;z-index:251655168;visibility:visible;mso-wrap-style:square;mso-width-percent:0;mso-height-percent:0;mso-wrap-distance-left:9pt;mso-wrap-distance-top:0;mso-wrap-distance-right:9pt;mso-wrap-distance-bottom:0;mso-position-horizontal:absolute;mso-position-horizontal-relative:text;mso-position-vertical:absolute;mso-position-vertical-relative:text;mso-width-percent:0;mso-height-percent:0;mso-width-relative:margin;mso-height-relative:margin" o:gfxdata="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" strokecolor="#156082 [3204]" strokeweight="1.5pt">
                 <v:stroke endarrow="block" joinstyle="miter"/>
@@ -1384,7 +1394,7 @@
               </wp:anchor>
             </w:drawing>
           </mc:Choice>
-          <mc:Fallback xmlns:w16du="http://schemas.microsoft.com/office/word/2023/wordml/word16du" xmlns:w16sdtfl="http://schemas.microsoft.com/office/word/2024/wordml/sdtformatlock">
+          <mc:Fallback xmlns:w16sdtfl="http://schemas.microsoft.com/office/word/2024/wordml/sdtformatlock" xmlns:w16du="http://schemas.microsoft.com/office/word/2023/wordml/word16du">
             <w:pict>
               <v:shape w14:anchorId="2585BA2C" id="Gerade Verbindung mit Pfeil 6" o:spid="_x0000_s1026" type="#_x0000_t32" style="position:absolute;margin-left:368.95pt;margin-top:166.05pt;width:70.6pt;height:16.2pt;flip:x;z-index:251648000;visibility:visible;mso-wrap-style:square;mso-width-percent:0;mso-height-percent:0;mso-wrap-distance-left:9pt;mso-wrap-distance-top:0;mso-wrap-distance-right:9pt;mso-wrap-distance-bottom:0;mso-position-horizontal:absolute;mso-position-horizontal-relative:text;mso-position-vertical:absolute;mso-position-vertical-relative:text;mso-width-percent:0;mso-height-percent:0;mso-width-relative:margin;mso-height-relative:margin" o:gfxdata="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" strokecolor="#156082 [3204]" strokeweight="1.5pt">
                 <v:stroke endarrow="block" joinstyle="miter"/>
@@ -1456,7 +1466,7 @@
               </wp:anchor>
             </w:drawing>
           </mc:Choice>
-          <mc:Fallback xmlns:w16du="http://schemas.microsoft.com/office/word/2023/wordml/word16du" xmlns:w16sdtfl="http://schemas.microsoft.com/office/word/2024/wordml/sdtformatlock">
+          <mc:Fallback xmlns:w16sdtfl="http://schemas.microsoft.com/office/word/2024/wordml/sdtformatlock" xmlns:w16du="http://schemas.microsoft.com/office/word/2023/wordml/word16du">
             <w:pict>
               <v:shape w14:anchorId="592287AE" id="Gerade Verbindung mit Pfeil 6" o:spid="_x0000_s1026" type="#_x0000_t32" style="position:absolute;margin-left:382.55pt;margin-top:294.3pt;width:60.25pt;height:3.6pt;flip:x y;z-index:251640832;visibility:visible;mso-wrap-style:square;mso-width-percent:0;mso-height-percent:0;mso-wrap-distance-left:9pt;mso-wrap-distance-top:0;mso-wrap-distance-right:9pt;mso-wrap-distance-bottom:0;mso-position-horizontal:absolute;mso-position-horizontal-relative:text;mso-position-vertical:absolute;mso-position-vertical-relative:text;mso-width-percent:0;mso-height-percent:0;mso-width-relative:margin;mso-height-relative:margin" o:gfxdata="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" strokecolor="#156082 [3204]" strokeweight="1.5pt">
                 <v:stroke endarrow="block" joinstyle="miter"/>
@@ -1528,7 +1538,7 @@
               </wp:anchor>
             </w:drawing>
           </mc:Choice>
-          <mc:Fallback xmlns:w16du="http://schemas.microsoft.com/office/word/2023/wordml/word16du" xmlns:w16sdtfl="http://schemas.microsoft.com/office/word/2024/wordml/sdtformatlock">
+          <mc:Fallback xmlns:w16sdtfl="http://schemas.microsoft.com/office/word/2024/wordml/sdtformatlock" xmlns:w16du="http://schemas.microsoft.com/office/word/2023/wordml/word16du">
             <w:pict>
               <v:shape w14:anchorId="09384074" id="Gerade Verbindung mit Pfeil 6" o:spid="_x0000_s1026" type="#_x0000_t32" style="position:absolute;margin-left:27.15pt;margin-top:296.6pt;width:42.95pt;height:3.6pt;flip:y;z-index:251633664;visibility:visible;mso-wrap-style:square;mso-width-percent:0;mso-height-percent:0;mso-wrap-distance-left:9pt;mso-wrap-distance-top:0;mso-wrap-distance-right:9pt;mso-wrap-distance-bottom:0;mso-position-horizontal:absolute;mso-position-horizontal-relative:text;mso-position-vertical:absolute;mso-position-vertical-relative:text;mso-width-percent:0;mso-height-percent:0;mso-width-relative:margin;mso-height-relative:margin" o:gfxdata="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" strokecolor="#156082 [3204]" strokeweight="1.5pt">
                 <v:stroke endarrow="block" joinstyle="miter"/>
@@ -1594,7 +1604,7 @@
               </wp:anchor>
             </w:drawing>
           </mc:Choice>
-          <mc:Fallback xmlns:w16du="http://schemas.microsoft.com/office/word/2023/wordml/word16du" xmlns:w16sdtfl="http://schemas.microsoft.com/office/word/2024/wordml/sdtformatlock">
+          <mc:Fallback xmlns:w16sdtfl="http://schemas.microsoft.com/office/word/2024/wordml/sdtformatlock" xmlns:w16du="http://schemas.microsoft.com/office/word/2023/wordml/word16du">
             <w:pict>
               <v:shape w14:anchorId="334A1216" id="Gerade Verbindung mit Pfeil 6" o:spid="_x0000_s1026" type="#_x0000_t32" style="position:absolute;margin-left:154.4pt;margin-top:290.2pt;width:9.25pt;height:36.3pt;flip:y;z-index:251626496;visibility:visible;mso-wrap-style:square;mso-wrap-distance-left:9pt;mso-wrap-distance-top:0;mso-wrap-distance-right:9pt;mso-wrap-distance-bottom:0;mso-position-horizontal:absolute;mso-position-horizontal-relative:text;mso-position-vertical:absolute;mso-position-vertical-relative:text" o:gfxdata="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" strokecolor="#156082 [3204]" strokeweight="1.5pt">
                 <v:stroke endarrow="block" joinstyle="miter"/>
@@ -1660,7 +1670,7 @@
               </wp:anchor>
             </w:drawing>
           </mc:Choice>
-          <mc:Fallback xmlns:w16du="http://schemas.microsoft.com/office/word/2023/wordml/word16du" xmlns:w16sdtfl="http://schemas.microsoft.com/office/word/2024/wordml/sdtformatlock">
+          <mc:Fallback xmlns:w16sdtfl="http://schemas.microsoft.com/office/word/2024/wordml/sdtformatlock" xmlns:w16du="http://schemas.microsoft.com/office/word/2023/wordml/word16du">
             <w:pict>
               <v:shape w14:anchorId="548C2EC2" id="Gerade Verbindung mit Pfeil 5" o:spid="_x0000_s1026" type="#_x0000_t32" style="position:absolute;margin-left:131.4pt;margin-top:43.2pt;width:.8pt;height:49.85pt;z-index:251619328;visibility:visible;mso-wrap-style:square;mso-wrap-distance-left:9pt;mso-wrap-distance-top:0;mso-wrap-distance-right:9pt;mso-wrap-distance-bottom:0;mso-position-horizontal:absolute;mso-position-horizontal-relative:text;mso-position-vertical:absolute;mso-position-vertical-relative:text" o:gfxdata="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" strokecolor="#156082 [3204]" strokeweight="1.5pt">
                 <v:stroke endarrow="block" joinstyle="miter"/>
@@ -1823,7 +1833,10 @@
         <w:t>Inhaltsbasierte Empfehlungen (rechte Seite)</w:t>
       </w:r>
       <w:r>
-        <w:t>: Entdecken Sie Filme, die auf ähnlichen Inhalten basieren und Ihnen gefallen könnten.</w:t>
+        <w:t xml:space="preserve">: Entdecken Sie Filme, die auf ähnlichen Inhalten basieren </w:t>
+      </w:r>
+      <w:r>
+        <w:t>wie Ihre Favoriten.</w:t>
       </w:r>
     </w:p>
     <w:p>
@@ -2157,7 +2170,7 @@
               </wp:anchor>
             </w:drawing>
           </mc:Choice>
-          <mc:Fallback xmlns:w16du="http://schemas.microsoft.com/office/word/2023/wordml/word16du" xmlns:w16sdtfl="http://schemas.microsoft.com/office/word/2024/wordml/sdtformatlock">
+          <mc:Fallback xmlns:w16sdtfl="http://schemas.microsoft.com/office/word/2024/wordml/sdtformatlock" xmlns:w16du="http://schemas.microsoft.com/office/word/2023/wordml/word16du">
             <w:pict>
               <v:shape w14:anchorId="1FDFC29F" id="_x0000_s1036" type="#_x0000_t202" style="position:absolute;margin-left:6pt;margin-top:132.6pt;width:64.55pt;height:37.15pt;z-index:251712512;visibility:visible;mso-wrap-style:square;mso-width-percent:0;mso-height-percent:0;mso-wrap-distance-left:9pt;mso-wrap-distance-top:3.6pt;mso-wrap-distance-right:9pt;mso-wrap-distance-bottom:3.6pt;mso-position-horizontal:absolute;mso-position-horizontal-relative:page;mso-position-vertical:absolute;mso-position-vertical-relative:text;mso-width-percent:0;mso-height-percent:0;mso-width-relative:margin;mso-height-relative:margin;v-text-anchor:top" o:gfxdata="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">
                 <v:textbox>
@@ -2238,7 +2251,7 @@
               </wp:anchor>
             </w:drawing>
           </mc:Choice>
-          <mc:Fallback xmlns:w16du="http://schemas.microsoft.com/office/word/2023/wordml/word16du" xmlns:w16sdtfl="http://schemas.microsoft.com/office/word/2024/wordml/sdtformatlock">
+          <mc:Fallback xmlns:w16sdtfl="http://schemas.microsoft.com/office/word/2024/wordml/sdtformatlock" xmlns:w16du="http://schemas.microsoft.com/office/word/2023/wordml/word16du">
             <w:pict>
               <v:shape w14:anchorId="670211D4" id="Gerade Verbindung mit Pfeil 6" o:spid="_x0000_s1026" type="#_x0000_t32" style="position:absolute;margin-left:-32.25pt;margin-top:155.3pt;width:100.55pt;height:7pt;z-index:251680768;visibility:visible;mso-wrap-style:square;mso-width-percent:0;mso-height-percent:0;mso-wrap-distance-left:9pt;mso-wrap-distance-top:0;mso-wrap-distance-right:9pt;mso-wrap-distance-bottom:0;mso-position-horizontal:absolute;mso-position-horizontal-relative:margin;mso-position-vertical:absolute;mso-position-vertical-relative:text;mso-width-percent:0;mso-height-percent:0;mso-width-relative:margin;mso-height-relative:margin" o:gfxdata="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" strokecolor="#156082 [3204]" strokeweight="1.5pt">
                 <v:stroke endarrow="block" joinstyle="miter"/>
@@ -2311,7 +2324,7 @@
               </wp:anchor>
             </w:drawing>
           </mc:Choice>
-          <mc:Fallback xmlns:w16du="http://schemas.microsoft.com/office/word/2023/wordml/word16du" xmlns:w16sdtfl="http://schemas.microsoft.com/office/word/2024/wordml/sdtformatlock">
+          <mc:Fallback xmlns:w16sdtfl="http://schemas.microsoft.com/office/word/2024/wordml/sdtformatlock" xmlns:w16du="http://schemas.microsoft.com/office/word/2023/wordml/word16du">
             <w:pict>
               <v:shape w14:anchorId="350109F3" id="Gerade Verbindung mit Pfeil 6" o:spid="_x0000_s1026" type="#_x0000_t32" style="position:absolute;margin-left:15.5pt;margin-top:140.5pt;width:66.7pt;height:3.6pt;flip:x;z-index:251678720;visibility:visible;mso-wrap-style:square;mso-width-percent:0;mso-height-percent:0;mso-wrap-distance-left:9pt;mso-wrap-distance-top:0;mso-wrap-distance-right:9pt;mso-wrap-distance-bottom:0;mso-position-horizontal:right;mso-position-horizontal-relative:margin;mso-position-vertical:absolute;mso-position-vertical-relative:text;mso-width-percent:0;mso-height-percent:0;mso-width-relative:margin;mso-height-relative:margin" o:gfxdata="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" strokecolor="#156082 [3204]" strokeweight="1.5pt">
                 <v:stroke endarrow="block" joinstyle="miter"/>

--- a/Dokumentation/Abgabe/Benutzerhandbuch.docx
+++ b/Dokumentation/Abgabe/Benutzerhandbuch.docx
@@ -1,6 +1,6 @@
 
 <file path=word/document.xml><?xml version="1.0" encoding="utf-8"?>
-<w:document xmlns:wpc="http://schemas.microsoft.com/office/word/2010/wordprocessingCanvas" xmlns:cx="http://schemas.microsoft.com/office/drawing/2014/chartex" xmlns:cx1="http://schemas.microsoft.com/office/drawing/2015/9/8/chartex" xmlns:cx2="http://schemas.microsoft.com/office/drawing/2015/10/21/chartex" xmlns:cx3="http://schemas.microsoft.com/office/drawing/2016/5/9/chartex" xmlns:cx4="http://schemas.microsoft.com/office/drawing/2016/5/10/chartex" xmlns:cx5="http://schemas.microsoft.com/office/drawing/2016/5/11/chartex" xmlns:cx6="http://schemas.microsoft.com/office/drawing/2016/5/12/chartex" xmlns:cx7="http://schemas.microsoft.com/office/drawing/2016/5/13/chartex" xmlns:cx8="http://schemas.microsoft.com/office/drawing/2016/5/14/chartex" xmlns:mc="http://schemas.openxmlformats.org/markup-compatibility/2006" xmlns:aink="http://schemas.microsoft.com/office/drawing/2016/ink" xmlns:am3d="http://schemas.microsoft.com/office/drawing/2017/model3d" xmlns:o="urn:schemas-microsoft-com:office:office" xmlns:oel="http://schemas.microsoft.com/office/2019/extlst" xmlns:r="http://schemas.openxmlformats.org/officeDocument/2006/relationships" xmlns:m="http://schemas.openxmlformats.org/officeDocument/2006/math" xmlns:v="urn:schemas-microsoft-com:vml" xmlns:wp14="http://schemas.microsoft.com/office/word/2010/wordprocessingDrawing" xmlns:wp="http://schemas.openxmlformats.org/drawingml/2006/wordprocessingDrawing" xmlns:w10="urn:schemas-microsoft-com:office:word" xmlns:w="http://schemas.openxmlformats.org/wordprocessingml/2006/main" xmlns:w14="http://schemas.microsoft.com/office/word/2010/wordml" xmlns:w15="http://schemas.microsoft.com/office/word/2012/wordml" xmlns:w16cex="http://schemas.microsoft.com/office/word/2018/wordml/cex" xmlns:w16cid="http://schemas.microsoft.com/office/word/2016/wordml/cid" xmlns:w16="http://schemas.microsoft.com/office/word/2018/wordml" xmlns:w16sdtdh="http://schemas.microsoft.com/office/word/2020/wordml/sdtdatahash" xmlns:w16se="http://schemas.microsoft.com/office/word/2015/wordml/symex" xmlns:wpg="http://schemas.microsoft.com/office/word/2010/wordprocessingGroup" xmlns:wpi="http://schemas.microsoft.com/office/word/2010/wordprocessingInk" xmlns:wne="http://schemas.microsoft.com/office/word/2006/wordml" xmlns:wps="http://schemas.microsoft.com/office/word/2010/wordprocessingShape" mc:Ignorable="w14 w15 w16se w16cid w16 w16cex w16sdtdh wp14">
+<w:document xmlns:wpc="http://schemas.microsoft.com/office/word/2010/wordprocessingCanvas" xmlns:cx="http://schemas.microsoft.com/office/drawing/2014/chartex" xmlns:cx1="http://schemas.microsoft.com/office/drawing/2015/9/8/chartex" xmlns:cx2="http://schemas.microsoft.com/office/drawing/2015/10/21/chartex" xmlns:cx3="http://schemas.microsoft.com/office/drawing/2016/5/9/chartex" xmlns:cx4="http://schemas.microsoft.com/office/drawing/2016/5/10/chartex" xmlns:cx5="http://schemas.microsoft.com/office/drawing/2016/5/11/chartex" xmlns:cx6="http://schemas.microsoft.com/office/drawing/2016/5/12/chartex" xmlns:cx7="http://schemas.microsoft.com/office/drawing/2016/5/13/chartex" xmlns:cx8="http://schemas.microsoft.com/office/drawing/2016/5/14/chartex" xmlns:mc="http://schemas.openxmlformats.org/markup-compatibility/2006" xmlns:aink="http://schemas.microsoft.com/office/drawing/2016/ink" xmlns:am3d="http://schemas.microsoft.com/office/drawing/2017/model3d" xmlns:o="urn:schemas-microsoft-com:office:office" xmlns:oel="http://schemas.microsoft.com/office/2019/extlst" xmlns:r="http://schemas.openxmlformats.org/officeDocument/2006/relationships" xmlns:m="http://schemas.openxmlformats.org/officeDocument/2006/math" xmlns:v="urn:schemas-microsoft-com:vml" xmlns:wp14="http://schemas.microsoft.com/office/word/2010/wordprocessingDrawing" xmlns:wp="http://schemas.openxmlformats.org/drawingml/2006/wordprocessingDrawing" xmlns:w10="urn:schemas-microsoft-com:office:word" xmlns:w="http://schemas.openxmlformats.org/wordprocessingml/2006/main" xmlns:w14="http://schemas.microsoft.com/office/word/2010/wordml" xmlns:w15="http://schemas.microsoft.com/office/word/2012/wordml" xmlns:w16cex="http://schemas.microsoft.com/office/word/2018/wordml/cex" xmlns:w16cid="http://schemas.microsoft.com/office/word/2016/wordml/cid" xmlns:w16="http://schemas.microsoft.com/office/word/2018/wordml" xmlns:w16du="http://schemas.microsoft.com/office/word/2023/wordml/word16du" xmlns:w16sdtdh="http://schemas.microsoft.com/office/word/2020/wordml/sdtdatahash" xmlns:w16sdtfl="http://schemas.microsoft.com/office/word/2024/wordml/sdtformatlock" xmlns:w16se="http://schemas.microsoft.com/office/word/2015/wordml/symex" xmlns:wpg="http://schemas.microsoft.com/office/word/2010/wordprocessingGroup" xmlns:wpi="http://schemas.microsoft.com/office/word/2010/wordprocessingInk" xmlns:wne="http://schemas.microsoft.com/office/word/2006/wordml" xmlns:wps="http://schemas.microsoft.com/office/word/2010/wordprocessingShape" mc:Ignorable="w14 w15 w16se w16cid w16 w16cex w16sdtdh w16sdtfl w16du wp14">
   <w:body>
     <w:p>
       <w:pPr>
@@ -84,7 +84,249 @@
         <mc:AlternateContent>
           <mc:Choice Requires="wps">
             <w:drawing>
-              <wp:anchor distT="45720" distB="45720" distL="114300" distR="114300" simplePos="0" relativeHeight="251683840" behindDoc="0" locked="0" layoutInCell="1" allowOverlap="1" wp14:anchorId="46FBEE86" wp14:editId="7A8442BB">
+              <wp:anchor distT="0" distB="0" distL="114300" distR="114300" simplePos="0" relativeHeight="251673600" behindDoc="0" locked="0" layoutInCell="1" allowOverlap="1" wp14:anchorId="20D457CA" wp14:editId="2EC90F6E">
+                <wp:simplePos x="0" y="0"/>
+                <wp:positionH relativeFrom="column">
+                  <wp:posOffset>3250333</wp:posOffset>
+                </wp:positionH>
+                <wp:positionV relativeFrom="paragraph">
+                  <wp:posOffset>1322244</wp:posOffset>
+                </wp:positionV>
+                <wp:extent cx="998220" cy="45719"/>
+                <wp:effectExtent l="38100" t="38100" r="11430" b="88265"/>
+                <wp:wrapNone/>
+                <wp:docPr id="1290139031" name="Gerade Verbindung mit Pfeil 6"/>
+                <wp:cNvGraphicFramePr/>
+                <a:graphic xmlns:a="http://schemas.openxmlformats.org/drawingml/2006/main">
+                  <a:graphicData uri="http://schemas.microsoft.com/office/word/2010/wordprocessingShape">
+                    <wps:wsp>
+                      <wps:cNvCnPr/>
+                      <wps:spPr>
+                        <a:xfrm flipH="1">
+                          <a:off x="0" y="0"/>
+                          <a:ext cx="998220" cy="45719"/>
+                        </a:xfrm>
+                        <a:prstGeom prst="straightConnector1">
+                          <a:avLst/>
+                        </a:prstGeom>
+                        <a:ln>
+                          <a:tailEnd type="triangle"/>
+                        </a:ln>
+                      </wps:spPr>
+                      <wps:style>
+                        <a:lnRef idx="2">
+                          <a:schemeClr val="accent1"/>
+                        </a:lnRef>
+                        <a:fillRef idx="0">
+                          <a:schemeClr val="accent1"/>
+                        </a:fillRef>
+                        <a:effectRef idx="1">
+                          <a:schemeClr val="accent1"/>
+                        </a:effectRef>
+                        <a:fontRef idx="minor">
+                          <a:schemeClr val="tx1"/>
+                        </a:fontRef>
+                      </wps:style>
+                      <wps:bodyPr/>
+                    </wps:wsp>
+                  </a:graphicData>
+                </a:graphic>
+                <wp14:sizeRelH relativeFrom="margin">
+                  <wp14:pctWidth>0</wp14:pctWidth>
+                </wp14:sizeRelH>
+                <wp14:sizeRelV relativeFrom="margin">
+                  <wp14:pctHeight>0</wp14:pctHeight>
+                </wp14:sizeRelV>
+              </wp:anchor>
+            </w:drawing>
+          </mc:Choice>
+          <mc:Fallback>
+            <w:pict>
+              <v:shapetype w14:anchorId="3639B0C5" id="_x0000_t32" coordsize="21600,21600" o:spt="32" o:oned="t" path="m,l21600,21600e" filled="f">
+                <v:path arrowok="t" fillok="f" o:connecttype="none"/>
+                <o:lock v:ext="edit" shapetype="t"/>
+              </v:shapetype>
+              <v:shape id="Gerade Verbindung mit Pfeil 6" o:spid="_x0000_s1026" type="#_x0000_t32" style="position:absolute;margin-left:255.95pt;margin-top:104.1pt;width:78.6pt;height:3.6pt;flip:x;z-index:251673600;visibility:visible;mso-wrap-style:square;mso-width-percent:0;mso-height-percent:0;mso-wrap-distance-left:9pt;mso-wrap-distance-top:0;mso-wrap-distance-right:9pt;mso-wrap-distance-bottom:0;mso-position-horizontal:absolute;mso-position-horizontal-relative:text;mso-position-vertical:absolute;mso-position-vertical-relative:text;mso-width-percent:0;mso-height-percent:0;mso-width-relative:margin;mso-height-relative:margin" o:gfxdata="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" strokecolor="#156082 [3204]" strokeweight="1.5pt">
+                <v:stroke endarrow="block" joinstyle="miter"/>
+              </v:shape>
+            </w:pict>
+          </mc:Fallback>
+        </mc:AlternateContent>
+      </w:r>
+      <w:r>
+        <w:rPr>
+          <w:noProof/>
+        </w:rPr>
+        <mc:AlternateContent>
+          <mc:Choice Requires="wps">
+            <w:drawing>
+              <wp:anchor distT="0" distB="0" distL="114300" distR="114300" simplePos="0" relativeHeight="251672576" behindDoc="0" locked="0" layoutInCell="1" allowOverlap="1" wp14:anchorId="3198CD9A" wp14:editId="6AA3C8AD">
+                <wp:simplePos x="0" y="0"/>
+                <wp:positionH relativeFrom="column">
+                  <wp:posOffset>3261418</wp:posOffset>
+                </wp:positionH>
+                <wp:positionV relativeFrom="paragraph">
+                  <wp:posOffset>763847</wp:posOffset>
+                </wp:positionV>
+                <wp:extent cx="987136" cy="121978"/>
+                <wp:effectExtent l="38100" t="0" r="22860" b="87630"/>
+                <wp:wrapNone/>
+                <wp:docPr id="917859710" name="Gerade Verbindung mit Pfeil 6"/>
+                <wp:cNvGraphicFramePr/>
+                <a:graphic xmlns:a="http://schemas.openxmlformats.org/drawingml/2006/main">
+                  <a:graphicData uri="http://schemas.microsoft.com/office/word/2010/wordprocessingShape">
+                    <wps:wsp>
+                      <wps:cNvCnPr/>
+                      <wps:spPr>
+                        <a:xfrm flipH="1">
+                          <a:off x="0" y="0"/>
+                          <a:ext cx="987136" cy="121978"/>
+                        </a:xfrm>
+                        <a:prstGeom prst="straightConnector1">
+                          <a:avLst/>
+                        </a:prstGeom>
+                        <a:ln>
+                          <a:tailEnd type="triangle"/>
+                        </a:ln>
+                      </wps:spPr>
+                      <wps:style>
+                        <a:lnRef idx="2">
+                          <a:schemeClr val="accent1"/>
+                        </a:lnRef>
+                        <a:fillRef idx="0">
+                          <a:schemeClr val="accent1"/>
+                        </a:fillRef>
+                        <a:effectRef idx="1">
+                          <a:schemeClr val="accent1"/>
+                        </a:effectRef>
+                        <a:fontRef idx="minor">
+                          <a:schemeClr val="tx1"/>
+                        </a:fontRef>
+                      </wps:style>
+                      <wps:bodyPr/>
+                    </wps:wsp>
+                  </a:graphicData>
+                </a:graphic>
+                <wp14:sizeRelH relativeFrom="margin">
+                  <wp14:pctWidth>0</wp14:pctWidth>
+                </wp14:sizeRelH>
+                <wp14:sizeRelV relativeFrom="margin">
+                  <wp14:pctHeight>0</wp14:pctHeight>
+                </wp14:sizeRelV>
+              </wp:anchor>
+            </w:drawing>
+          </mc:Choice>
+          <mc:Fallback>
+            <w:pict>
+              <v:shape w14:anchorId="291F9B0C" id="Gerade Verbindung mit Pfeil 6" o:spid="_x0000_s1026" type="#_x0000_t32" style="position:absolute;margin-left:256.8pt;margin-top:60.15pt;width:77.75pt;height:9.6pt;flip:x;z-index:251672576;visibility:visible;mso-wrap-style:square;mso-width-percent:0;mso-height-percent:0;mso-wrap-distance-left:9pt;mso-wrap-distance-top:0;mso-wrap-distance-right:9pt;mso-wrap-distance-bottom:0;mso-position-horizontal:absolute;mso-position-horizontal-relative:text;mso-position-vertical:absolute;mso-position-vertical-relative:text;mso-width-percent:0;mso-height-percent:0;mso-width-relative:margin;mso-height-relative:margin" o:gfxdata="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" strokecolor="#156082 [3204]" strokeweight="1.5pt">
+                <v:stroke endarrow="block" joinstyle="miter"/>
+              </v:shape>
+            </w:pict>
+          </mc:Fallback>
+        </mc:AlternateContent>
+      </w:r>
+      <w:r>
+        <w:rPr>
+          <w:noProof/>
+        </w:rPr>
+        <mc:AlternateContent>
+          <mc:Choice Requires="wps">
+            <w:drawing>
+              <wp:anchor distT="45720" distB="45720" distL="114300" distR="114300" simplePos="0" relativeHeight="251682816" behindDoc="0" locked="0" layoutInCell="1" allowOverlap="1" wp14:anchorId="700C54E2" wp14:editId="0C1C88F0">
+                <wp:simplePos x="0" y="0"/>
+                <wp:positionH relativeFrom="column">
+                  <wp:posOffset>4237355</wp:posOffset>
+                </wp:positionH>
+                <wp:positionV relativeFrom="paragraph">
+                  <wp:posOffset>624840</wp:posOffset>
+                </wp:positionV>
+                <wp:extent cx="1162050" cy="293370"/>
+                <wp:effectExtent l="0" t="0" r="19050" b="11430"/>
+                <wp:wrapSquare wrapText="bothSides"/>
+                <wp:docPr id="217" name="Textfeld 2"/>
+                <wp:cNvGraphicFramePr>
+                  <a:graphicFrameLocks xmlns:a="http://schemas.openxmlformats.org/drawingml/2006/main"/>
+                </wp:cNvGraphicFramePr>
+                <a:graphic xmlns:a="http://schemas.openxmlformats.org/drawingml/2006/main">
+                  <a:graphicData uri="http://schemas.microsoft.com/office/word/2010/wordprocessingShape">
+                    <wps:wsp>
+                      <wps:cNvSpPr txBox="1">
+                        <a:spLocks noChangeArrowheads="1"/>
+                      </wps:cNvSpPr>
+                      <wps:spPr bwMode="auto">
+                        <a:xfrm>
+                          <a:off x="0" y="0"/>
+                          <a:ext cx="1162050" cy="293370"/>
+                        </a:xfrm>
+                        <a:prstGeom prst="rect">
+                          <a:avLst/>
+                        </a:prstGeom>
+                        <a:solidFill>
+                          <a:srgbClr val="FFFFFF"/>
+                        </a:solidFill>
+                        <a:ln w="9525">
+                          <a:solidFill>
+                            <a:srgbClr val="000000"/>
+                          </a:solidFill>
+                          <a:miter lim="800000"/>
+                          <a:headEnd/>
+                          <a:tailEnd/>
+                        </a:ln>
+                      </wps:spPr>
+                      <wps:txbx>
+                        <w:txbxContent>
+                          <w:p>
+                            <w:r>
+                              <w:t>Anmelden</w:t>
+                            </w:r>
+                          </w:p>
+                        </w:txbxContent>
+                      </wps:txbx>
+                      <wps:bodyPr rot="0" vert="horz" wrap="square" lIns="91440" tIns="45720" rIns="91440" bIns="45720" anchor="t" anchorCtr="0">
+                        <a:noAutofit/>
+                      </wps:bodyPr>
+                    </wps:wsp>
+                  </a:graphicData>
+                </a:graphic>
+                <wp14:sizeRelH relativeFrom="margin">
+                  <wp14:pctWidth>0</wp14:pctWidth>
+                </wp14:sizeRelH>
+                <wp14:sizeRelV relativeFrom="margin">
+                  <wp14:pctHeight>0</wp14:pctHeight>
+                </wp14:sizeRelV>
+              </wp:anchor>
+            </w:drawing>
+          </mc:Choice>
+          <mc:Fallback>
+            <w:pict>
+              <v:shapetype w14:anchorId="700C54E2" id="_x0000_t202" coordsize="21600,21600" o:spt="202" path="m,l,21600r21600,l21600,xe">
+                <v:stroke joinstyle="miter"/>
+                <v:path gradientshapeok="t" o:connecttype="rect"/>
+              </v:shapetype>
+              <v:shape id="Textfeld 2" o:spid="_x0000_s1026" type="#_x0000_t202" style="position:absolute;left:0;text-align:left;margin-left:333.65pt;margin-top:49.2pt;width:91.5pt;height:23.1pt;z-index:251682816;visibility:visible;mso-wrap-style:square;mso-width-percent:0;mso-height-percent:0;mso-wrap-distance-left:9pt;mso-wrap-distance-top:3.6pt;mso-wrap-distance-right:9pt;mso-wrap-distance-bottom:3.6pt;mso-position-horizontal:absolute;mso-position-horizontal-relative:text;mso-position-vertical:absolute;mso-position-vertical-relative:text;mso-width-percent:0;mso-height-percent:0;mso-width-relative:margin;mso-height-relative:margin;v-text-anchor:top" o:gfxdata="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">
+                <v:textbox>
+                  <w:txbxContent>
+                    <w:p>
+                      <w:r>
+                        <w:t>Anmelden</w:t>
+                      </w:r>
+                    </w:p>
+                  </w:txbxContent>
+                </v:textbox>
+                <w10:wrap type="square"/>
+              </v:shape>
+            </w:pict>
+          </mc:Fallback>
+        </mc:AlternateContent>
+      </w:r>
+      <w:r>
+        <w:rPr>
+          <w:noProof/>
+        </w:rPr>
+        <mc:AlternateContent>
+          <mc:Choice Requires="wps">
+            <w:drawing>
+              <wp:anchor distT="45720" distB="45720" distL="114300" distR="114300" simplePos="0" relativeHeight="251683840" behindDoc="0" locked="0" layoutInCell="1" allowOverlap="1" wp14:anchorId="46FBEE86" wp14:editId="6BCA8114">
                 <wp:simplePos x="0" y="0"/>
                 <wp:positionH relativeFrom="column">
                   <wp:posOffset>4250690</wp:posOffset>
@@ -151,11 +393,7 @@
           </mc:Choice>
           <mc:Fallback>
             <w:pict>
-              <v:shapetype w14:anchorId="46FBEE86" id="_x0000_t202" coordsize="21600,21600" o:spt="202" path="m,l,21600r21600,l21600,xe">
-                <v:stroke joinstyle="miter"/>
-                <v:path gradientshapeok="t" o:connecttype="rect"/>
-              </v:shapetype>
-              <v:shape id="Textfeld 2" o:spid="_x0000_s1026" type="#_x0000_t202" style="position:absolute;left:0;text-align:left;margin-left:334.7pt;margin-top:93.9pt;width:91.5pt;height:22.3pt;z-index:251683840;visibility:visible;mso-wrap-style:square;mso-width-percent:0;mso-height-percent:0;mso-wrap-distance-left:9pt;mso-wrap-distance-top:3.6pt;mso-wrap-distance-right:9pt;mso-wrap-distance-bottom:3.6pt;mso-position-horizontal:absolute;mso-position-horizontal-relative:text;mso-position-vertical:absolute;mso-position-vertical-relative:text;mso-width-percent:0;mso-height-percent:0;mso-width-relative:margin;mso-height-relative:margin;v-text-anchor:top" o:gfxdata="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">
+              <v:shape w14:anchorId="46FBEE86" id="_x0000_s1027" type="#_x0000_t202" style="position:absolute;left:0;text-align:left;margin-left:334.7pt;margin-top:93.9pt;width:91.5pt;height:22.3pt;z-index:251683840;visibility:visible;mso-wrap-style:square;mso-width-percent:0;mso-height-percent:0;mso-wrap-distance-left:9pt;mso-wrap-distance-top:3.6pt;mso-wrap-distance-right:9pt;mso-wrap-distance-bottom:3.6pt;mso-position-horizontal:absolute;mso-position-horizontal-relative:text;mso-position-vertical:absolute;mso-position-vertical-relative:text;mso-width-percent:0;mso-height-percent:0;mso-width-relative:margin;mso-height-relative:margin;v-text-anchor:top" o:gfxdata="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">
                 <v:textbox>
                   <w:txbxContent>
                     <w:p>
@@ -173,250 +411,12 @@
       </w:r>
       <w:r>
         <w:rPr>
-          <w:noProof/>
-        </w:rPr>
-        <mc:AlternateContent>
-          <mc:Choice Requires="wps">
-            <w:drawing>
-              <wp:anchor distT="45720" distB="45720" distL="114300" distR="114300" simplePos="0" relativeHeight="251682816" behindDoc="0" locked="0" layoutInCell="1" allowOverlap="1" wp14:anchorId="700C54E2" wp14:editId="508AACFA">
-                <wp:simplePos x="0" y="0"/>
-                <wp:positionH relativeFrom="column">
-                  <wp:posOffset>4237990</wp:posOffset>
-                </wp:positionH>
-                <wp:positionV relativeFrom="paragraph">
-                  <wp:posOffset>623570</wp:posOffset>
-                </wp:positionV>
-                <wp:extent cx="1162050" cy="241300"/>
-                <wp:effectExtent l="0" t="0" r="19050" b="25400"/>
-                <wp:wrapSquare wrapText="bothSides"/>
-                <wp:docPr id="217" name="Textfeld 2"/>
-                <wp:cNvGraphicFramePr>
-                  <a:graphicFrameLocks xmlns:a="http://schemas.openxmlformats.org/drawingml/2006/main"/>
-                </wp:cNvGraphicFramePr>
-                <a:graphic xmlns:a="http://schemas.openxmlformats.org/drawingml/2006/main">
-                  <a:graphicData uri="http://schemas.microsoft.com/office/word/2010/wordprocessingShape">
-                    <wps:wsp>
-                      <wps:cNvSpPr txBox="1">
-                        <a:spLocks noChangeArrowheads="1"/>
-                      </wps:cNvSpPr>
-                      <wps:spPr bwMode="auto">
-                        <a:xfrm>
-                          <a:off x="0" y="0"/>
-                          <a:ext cx="1162050" cy="241300"/>
-                        </a:xfrm>
-                        <a:prstGeom prst="rect">
-                          <a:avLst/>
-                        </a:prstGeom>
-                        <a:solidFill>
-                          <a:srgbClr val="FFFFFF"/>
-                        </a:solidFill>
-                        <a:ln w="9525">
-                          <a:solidFill>
-                            <a:srgbClr val="000000"/>
-                          </a:solidFill>
-                          <a:miter lim="800000"/>
-                          <a:headEnd/>
-                          <a:tailEnd/>
-                        </a:ln>
-                      </wps:spPr>
-                      <wps:txbx>
-                        <w:txbxContent>
-                          <w:p>
-                            <w:r>
-                              <w:t>Anmelden</w:t>
-                            </w:r>
-                          </w:p>
-                        </w:txbxContent>
-                      </wps:txbx>
-                      <wps:bodyPr rot="0" vert="horz" wrap="square" lIns="91440" tIns="45720" rIns="91440" bIns="45720" anchor="t" anchorCtr="0">
-                        <a:noAutofit/>
-                      </wps:bodyPr>
-                    </wps:wsp>
-                  </a:graphicData>
-                </a:graphic>
-                <wp14:sizeRelH relativeFrom="margin">
-                  <wp14:pctWidth>0</wp14:pctWidth>
-                </wp14:sizeRelH>
-                <wp14:sizeRelV relativeFrom="margin">
-                  <wp14:pctHeight>0</wp14:pctHeight>
-                </wp14:sizeRelV>
-              </wp:anchor>
-            </w:drawing>
-          </mc:Choice>
-          <mc:Fallback xmlns:w16sdtfl="http://schemas.microsoft.com/office/word/2024/wordml/sdtformatlock" xmlns:w16du="http://schemas.microsoft.com/office/word/2023/wordml/word16du">
-            <w:pict>
-              <v:shape w14:anchorId="700C54E2" id="_x0000_s1027" type="#_x0000_t202" style="position:absolute;left:0;text-align:left;margin-left:333.7pt;margin-top:49.1pt;width:91.5pt;height:19pt;z-index:251682816;visibility:visible;mso-wrap-style:square;mso-width-percent:0;mso-height-percent:0;mso-wrap-distance-left:9pt;mso-wrap-distance-top:3.6pt;mso-wrap-distance-right:9pt;mso-wrap-distance-bottom:3.6pt;mso-position-horizontal:absolute;mso-position-horizontal-relative:text;mso-position-vertical:absolute;mso-position-vertical-relative:text;mso-width-percent:0;mso-height-percent:0;mso-width-relative:margin;mso-height-relative:margin;v-text-anchor:top" o:gfxdata="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">
-                <v:textbox>
-                  <w:txbxContent>
-                    <w:p>
-                      <w:r>
-                        <w:t>Anmelden</w:t>
-                      </w:r>
-                    </w:p>
-                  </w:txbxContent>
-                </v:textbox>
-                <w10:wrap type="square"/>
-              </v:shape>
-            </w:pict>
-          </mc:Fallback>
-        </mc:AlternateContent>
-      </w:r>
-      <w:r>
-        <w:rPr>
-          <w:noProof/>
-        </w:rPr>
-        <mc:AlternateContent>
-          <mc:Choice Requires="wps">
-            <w:drawing>
-              <wp:anchor distT="0" distB="0" distL="114300" distR="114300" simplePos="0" relativeHeight="251673600" behindDoc="0" locked="0" layoutInCell="1" allowOverlap="1" wp14:anchorId="20D457CA" wp14:editId="68BFE3DF">
-                <wp:simplePos x="0" y="0"/>
-                <wp:positionH relativeFrom="column">
-                  <wp:posOffset>3250155</wp:posOffset>
-                </wp:positionH>
-                <wp:positionV relativeFrom="paragraph">
-                  <wp:posOffset>1325820</wp:posOffset>
-                </wp:positionV>
-                <wp:extent cx="846804" cy="45719"/>
-                <wp:effectExtent l="38100" t="38100" r="10795" b="88265"/>
-                <wp:wrapNone/>
-                <wp:docPr id="1290139031" name="Gerade Verbindung mit Pfeil 6"/>
-                <wp:cNvGraphicFramePr/>
-                <a:graphic xmlns:a="http://schemas.openxmlformats.org/drawingml/2006/main">
-                  <a:graphicData uri="http://schemas.microsoft.com/office/word/2010/wordprocessingShape">
-                    <wps:wsp>
-                      <wps:cNvCnPr/>
-                      <wps:spPr>
-                        <a:xfrm flipH="1">
-                          <a:off x="0" y="0"/>
-                          <a:ext cx="846804" cy="45719"/>
-                        </a:xfrm>
-                        <a:prstGeom prst="straightConnector1">
-                          <a:avLst/>
-                        </a:prstGeom>
-                        <a:ln>
-                          <a:tailEnd type="triangle"/>
-                        </a:ln>
-                      </wps:spPr>
-                      <wps:style>
-                        <a:lnRef idx="2">
-                          <a:schemeClr val="accent1"/>
-                        </a:lnRef>
-                        <a:fillRef idx="0">
-                          <a:schemeClr val="accent1"/>
-                        </a:fillRef>
-                        <a:effectRef idx="1">
-                          <a:schemeClr val="accent1"/>
-                        </a:effectRef>
-                        <a:fontRef idx="minor">
-                          <a:schemeClr val="tx1"/>
-                        </a:fontRef>
-                      </wps:style>
-                      <wps:bodyPr/>
-                    </wps:wsp>
-                  </a:graphicData>
-                </a:graphic>
-                <wp14:sizeRelH relativeFrom="margin">
-                  <wp14:pctWidth>0</wp14:pctWidth>
-                </wp14:sizeRelH>
-                <wp14:sizeRelV relativeFrom="margin">
-                  <wp14:pctHeight>0</wp14:pctHeight>
-                </wp14:sizeRelV>
-              </wp:anchor>
-            </w:drawing>
-          </mc:Choice>
-          <mc:Fallback xmlns:w16sdtfl="http://schemas.microsoft.com/office/word/2024/wordml/sdtformatlock" xmlns:w16du="http://schemas.microsoft.com/office/word/2023/wordml/word16du">
-            <w:pict>
-              <v:shapetype w14:anchorId="52B449B6" id="_x0000_t32" coordsize="21600,21600" o:spt="32" o:oned="t" path="m,l21600,21600e" filled="f">
-                <v:path arrowok="t" fillok="f" o:connecttype="none"/>
-                <o:lock v:ext="edit" shapetype="t"/>
-              </v:shapetype>
-              <v:shape id="Gerade Verbindung mit Pfeil 6" o:spid="_x0000_s1026" type="#_x0000_t32" style="position:absolute;margin-left:255.9pt;margin-top:104.4pt;width:66.7pt;height:3.6pt;flip:x;z-index:251673600;visibility:visible;mso-wrap-style:square;mso-width-percent:0;mso-height-percent:0;mso-wrap-distance-left:9pt;mso-wrap-distance-top:0;mso-wrap-distance-right:9pt;mso-wrap-distance-bottom:0;mso-position-horizontal:absolute;mso-position-horizontal-relative:text;mso-position-vertical:absolute;mso-position-vertical-relative:text;mso-width-percent:0;mso-height-percent:0;mso-width-relative:margin;mso-height-relative:margin" o:gfxdata="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" strokecolor="#156082 [3204]" strokeweight="1.5pt">
-                <v:stroke endarrow="block" joinstyle="miter"/>
-              </v:shape>
-            </w:pict>
-          </mc:Fallback>
-        </mc:AlternateContent>
-      </w:r>
-      <w:r>
-        <w:rPr>
-          <w:noProof/>
-        </w:rPr>
-        <mc:AlternateContent>
-          <mc:Choice Requires="wps">
-            <w:drawing>
-              <wp:anchor distT="0" distB="0" distL="114300" distR="114300" simplePos="0" relativeHeight="251672576" behindDoc="0" locked="0" layoutInCell="1" allowOverlap="1" wp14:anchorId="3198CD9A" wp14:editId="6216CAD8">
-                <wp:simplePos x="0" y="0"/>
-                <wp:positionH relativeFrom="column">
-                  <wp:posOffset>3260377</wp:posOffset>
-                </wp:positionH>
-                <wp:positionV relativeFrom="paragraph">
-                  <wp:posOffset>681191</wp:posOffset>
-                </wp:positionV>
-                <wp:extent cx="896711" cy="205468"/>
-                <wp:effectExtent l="38100" t="0" r="17780" b="80645"/>
-                <wp:wrapNone/>
-                <wp:docPr id="917859710" name="Gerade Verbindung mit Pfeil 6"/>
-                <wp:cNvGraphicFramePr/>
-                <a:graphic xmlns:a="http://schemas.openxmlformats.org/drawingml/2006/main">
-                  <a:graphicData uri="http://schemas.microsoft.com/office/word/2010/wordprocessingShape">
-                    <wps:wsp>
-                      <wps:cNvCnPr/>
-                      <wps:spPr>
-                        <a:xfrm flipH="1">
-                          <a:off x="0" y="0"/>
-                          <a:ext cx="896711" cy="205468"/>
-                        </a:xfrm>
-                        <a:prstGeom prst="straightConnector1">
-                          <a:avLst/>
-                        </a:prstGeom>
-                        <a:ln>
-                          <a:tailEnd type="triangle"/>
-                        </a:ln>
-                      </wps:spPr>
-                      <wps:style>
-                        <a:lnRef idx="2">
-                          <a:schemeClr val="accent1"/>
-                        </a:lnRef>
-                        <a:fillRef idx="0">
-                          <a:schemeClr val="accent1"/>
-                        </a:fillRef>
-                        <a:effectRef idx="1">
-                          <a:schemeClr val="accent1"/>
-                        </a:effectRef>
-                        <a:fontRef idx="minor">
-                          <a:schemeClr val="tx1"/>
-                        </a:fontRef>
-                      </wps:style>
-                      <wps:bodyPr/>
-                    </wps:wsp>
-                  </a:graphicData>
-                </a:graphic>
-                <wp14:sizeRelH relativeFrom="margin">
-                  <wp14:pctWidth>0</wp14:pctWidth>
-                </wp14:sizeRelH>
-                <wp14:sizeRelV relativeFrom="margin">
-                  <wp14:pctHeight>0</wp14:pctHeight>
-                </wp14:sizeRelV>
-              </wp:anchor>
-            </w:drawing>
-          </mc:Choice>
-          <mc:Fallback xmlns:w16sdtfl="http://schemas.microsoft.com/office/word/2024/wordml/sdtformatlock" xmlns:w16du="http://schemas.microsoft.com/office/word/2023/wordml/word16du">
-            <w:pict>
-              <v:shape w14:anchorId="66C43CEE" id="Gerade Verbindung mit Pfeil 6" o:spid="_x0000_s1026" type="#_x0000_t32" style="position:absolute;margin-left:256.7pt;margin-top:53.65pt;width:70.6pt;height:16.2pt;flip:x;z-index:251672576;visibility:visible;mso-wrap-style:square;mso-width-percent:0;mso-height-percent:0;mso-wrap-distance-left:9pt;mso-wrap-distance-top:0;mso-wrap-distance-right:9pt;mso-wrap-distance-bottom:0;mso-position-horizontal:absolute;mso-position-horizontal-relative:text;mso-position-vertical:absolute;mso-position-vertical-relative:text;mso-width-percent:0;mso-height-percent:0;mso-width-relative:margin;mso-height-relative:margin" o:gfxdata="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" strokecolor="#156082 [3204]" strokeweight="1.5pt">
-                <v:stroke endarrow="block" joinstyle="miter"/>
-              </v:shape>
-            </w:pict>
-          </mc:Fallback>
-        </mc:AlternateContent>
-      </w:r>
-      <w:r>
-        <w:rPr>
           <w:b/>
           <w:bCs/>
           <w:noProof/>
         </w:rPr>
         <w:drawing>
-          <wp:anchor distT="0" distB="0" distL="114300" distR="114300" simplePos="0" relativeHeight="251604992" behindDoc="0" locked="0" layoutInCell="1" allowOverlap="1" wp14:anchorId="1428B053" wp14:editId="5AFAB3CF">
+          <wp:anchor distT="0" distB="0" distL="114300" distR="114300" simplePos="0" relativeHeight="251604992" behindDoc="0" locked="0" layoutInCell="1" allowOverlap="1" wp14:anchorId="1428B053" wp14:editId="7F5035BA">
             <wp:simplePos x="0" y="0"/>
             <wp:positionH relativeFrom="margin">
               <wp:align>center</wp:align>
@@ -547,6 +547,102 @@
           <w:noProof/>
         </w:rPr>
         <w:lastRenderedPageBreak/>
+        <mc:AlternateContent>
+          <mc:Choice Requires="wps">
+            <w:drawing>
+              <wp:anchor distT="45720" distB="45720" distL="114300" distR="114300" simplePos="0" relativeHeight="251689984" behindDoc="0" locked="0" layoutInCell="1" allowOverlap="1" wp14:anchorId="2C1FF9FF" wp14:editId="3222E24B">
+                <wp:simplePos x="0" y="0"/>
+                <wp:positionH relativeFrom="page">
+                  <wp:align>right</wp:align>
+                </wp:positionH>
+                <wp:positionV relativeFrom="paragraph">
+                  <wp:posOffset>511523</wp:posOffset>
+                </wp:positionV>
+                <wp:extent cx="1162050" cy="526415"/>
+                <wp:effectExtent l="0" t="0" r="19050" b="26035"/>
+                <wp:wrapSquare wrapText="bothSides"/>
+                <wp:docPr id="1955628582" name="Textfeld 2"/>
+                <wp:cNvGraphicFramePr>
+                  <a:graphicFrameLocks xmlns:a="http://schemas.openxmlformats.org/drawingml/2006/main"/>
+                </wp:cNvGraphicFramePr>
+                <a:graphic xmlns:a="http://schemas.openxmlformats.org/drawingml/2006/main">
+                  <a:graphicData uri="http://schemas.microsoft.com/office/word/2010/wordprocessingShape">
+                    <wps:wsp>
+                      <wps:cNvSpPr txBox="1">
+                        <a:spLocks noChangeArrowheads="1"/>
+                      </wps:cNvSpPr>
+                      <wps:spPr bwMode="auto">
+                        <a:xfrm>
+                          <a:off x="0" y="0"/>
+                          <a:ext cx="1162050" cy="526472"/>
+                        </a:xfrm>
+                        <a:prstGeom prst="rect">
+                          <a:avLst/>
+                        </a:prstGeom>
+                        <a:solidFill>
+                          <a:srgbClr val="FFFFFF"/>
+                        </a:solidFill>
+                        <a:ln w="9525">
+                          <a:solidFill>
+                            <a:srgbClr val="000000"/>
+                          </a:solidFill>
+                          <a:miter lim="800000"/>
+                          <a:headEnd/>
+                          <a:tailEnd/>
+                        </a:ln>
+                      </wps:spPr>
+                      <wps:txbx>
+                        <w:txbxContent>
+                          <w:p>
+                            <w:r>
+                              <w:t xml:space="preserve">Zur </w:t>
+                            </w:r>
+                            <w:r>
+                              <w:t>Favoritenseite</w:t>
+                            </w:r>
+                          </w:p>
+                        </w:txbxContent>
+                      </wps:txbx>
+                      <wps:bodyPr rot="0" vert="horz" wrap="square" lIns="91440" tIns="45720" rIns="91440" bIns="45720" anchor="t" anchorCtr="0">
+                        <a:noAutofit/>
+                      </wps:bodyPr>
+                    </wps:wsp>
+                  </a:graphicData>
+                </a:graphic>
+                <wp14:sizeRelH relativeFrom="margin">
+                  <wp14:pctWidth>0</wp14:pctWidth>
+                </wp14:sizeRelH>
+                <wp14:sizeRelV relativeFrom="margin">
+                  <wp14:pctHeight>0</wp14:pctHeight>
+                </wp14:sizeRelV>
+              </wp:anchor>
+            </w:drawing>
+          </mc:Choice>
+          <mc:Fallback>
+            <w:pict>
+              <v:shape w14:anchorId="2C1FF9FF" id="_x0000_s1028" type="#_x0000_t202" style="position:absolute;margin-left:40.3pt;margin-top:40.3pt;width:91.5pt;height:41.45pt;z-index:251689984;visibility:visible;mso-wrap-style:square;mso-width-percent:0;mso-height-percent:0;mso-wrap-distance-left:9pt;mso-wrap-distance-top:3.6pt;mso-wrap-distance-right:9pt;mso-wrap-distance-bottom:3.6pt;mso-position-horizontal:right;mso-position-horizontal-relative:page;mso-position-vertical:absolute;mso-position-vertical-relative:text;mso-width-percent:0;mso-height-percent:0;mso-width-relative:margin;mso-height-relative:margin;v-text-anchor:top" o:gfxdata="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">
+                <v:textbox>
+                  <w:txbxContent>
+                    <w:p>
+                      <w:r>
+                        <w:t xml:space="preserve">Zur </w:t>
+                      </w:r>
+                      <w:r>
+                        <w:t>Favoritenseite</w:t>
+                      </w:r>
+                    </w:p>
+                  </w:txbxContent>
+                </v:textbox>
+                <w10:wrap type="square" anchorx="page"/>
+              </v:shape>
+            </w:pict>
+          </mc:Fallback>
+        </mc:AlternateContent>
+      </w:r>
+      <w:r>
+        <w:rPr>
+          <w:noProof/>
+        </w:rPr>
         <mc:AlternateContent>
           <mc:Choice Requires="wps">
             <w:drawing>
@@ -830,7 +926,7 @@
         <mc:AlternateContent>
           <mc:Choice Requires="wps">
             <w:drawing>
-              <wp:anchor distT="45720" distB="45720" distL="114300" distR="114300" simplePos="0" relativeHeight="251695104" behindDoc="0" locked="0" layoutInCell="1" allowOverlap="1" wp14:anchorId="3D863E12" wp14:editId="3435F8B9">
+              <wp:anchor distT="45720" distB="45720" distL="114300" distR="114300" simplePos="0" relativeHeight="251695104" behindDoc="0" locked="0" layoutInCell="1" allowOverlap="1" wp14:anchorId="3D863E12" wp14:editId="229B18AA">
                 <wp:simplePos x="0" y="0"/>
                 <wp:positionH relativeFrom="page">
                   <wp:align>right</wp:align>
@@ -897,106 +993,12 @@
           </mc:Choice>
           <mc:Fallback>
             <w:pict>
-              <v:shape w14:anchorId="3D863E12" id="_x0000_s1029" type="#_x0000_t202" style="position:absolute;margin-left:62.55pt;margin-top:157.2pt;width:113.75pt;height:40.55pt;z-index:251695104;visibility:visible;mso-wrap-style:square;mso-width-percent:0;mso-height-percent:0;mso-wrap-distance-left:9pt;mso-wrap-distance-top:3.6pt;mso-wrap-distance-right:9pt;mso-wrap-distance-bottom:3.6pt;mso-position-horizontal:right;mso-position-horizontal-relative:page;mso-position-vertical:absolute;mso-position-vertical-relative:text;mso-width-percent:0;mso-height-percent:0;mso-width-relative:margin;mso-height-relative:margin;v-text-anchor:top" o:gfxdata="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">
+              <v:shape w14:anchorId="3D863E12" id="_x0000_s1032" type="#_x0000_t202" style="position:absolute;margin-left:62.55pt;margin-top:157.2pt;width:113.75pt;height:40.55pt;z-index:251695104;visibility:visible;mso-wrap-style:square;mso-width-percent:0;mso-height-percent:0;mso-wrap-distance-left:9pt;mso-wrap-distance-top:3.6pt;mso-wrap-distance-right:9pt;mso-wrap-distance-bottom:3.6pt;mso-position-horizontal:right;mso-position-horizontal-relative:page;mso-position-vertical:absolute;mso-position-vertical-relative:text;mso-width-percent:0;mso-height-percent:0;mso-width-relative:margin;mso-height-relative:margin;v-text-anchor:top" o:gfxdata="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">
                 <v:textbox>
                   <w:txbxContent>
                     <w:p>
                       <w:r>
                         <w:t>Inhaltsbasierende Filmempfehlungen</w:t>
-                      </w:r>
-                    </w:p>
-                  </w:txbxContent>
-                </v:textbox>
-                <w10:wrap type="square" anchorx="page"/>
-              </v:shape>
-            </w:pict>
-          </mc:Fallback>
-        </mc:AlternateContent>
-      </w:r>
-      <w:r>
-        <w:rPr>
-          <w:noProof/>
-        </w:rPr>
-        <mc:AlternateContent>
-          <mc:Choice Requires="wps">
-            <w:drawing>
-              <wp:anchor distT="45720" distB="45720" distL="114300" distR="114300" simplePos="0" relativeHeight="251689984" behindDoc="0" locked="0" layoutInCell="1" allowOverlap="1" wp14:anchorId="2C1FF9FF" wp14:editId="5855F898">
-                <wp:simplePos x="0" y="0"/>
-                <wp:positionH relativeFrom="page">
-                  <wp:align>right</wp:align>
-                </wp:positionH>
-                <wp:positionV relativeFrom="paragraph">
-                  <wp:posOffset>511523</wp:posOffset>
-                </wp:positionV>
-                <wp:extent cx="1162050" cy="273050"/>
-                <wp:effectExtent l="0" t="0" r="19050" b="12700"/>
-                <wp:wrapSquare wrapText="bothSides"/>
-                <wp:docPr id="1955628582" name="Textfeld 2"/>
-                <wp:cNvGraphicFramePr>
-                  <a:graphicFrameLocks xmlns:a="http://schemas.openxmlformats.org/drawingml/2006/main"/>
-                </wp:cNvGraphicFramePr>
-                <a:graphic xmlns:a="http://schemas.openxmlformats.org/drawingml/2006/main">
-                  <a:graphicData uri="http://schemas.microsoft.com/office/word/2010/wordprocessingShape">
-                    <wps:wsp>
-                      <wps:cNvSpPr txBox="1">
-                        <a:spLocks noChangeArrowheads="1"/>
-                      </wps:cNvSpPr>
-                      <wps:spPr bwMode="auto">
-                        <a:xfrm>
-                          <a:off x="0" y="0"/>
-                          <a:ext cx="1162050" cy="273652"/>
-                        </a:xfrm>
-                        <a:prstGeom prst="rect">
-                          <a:avLst/>
-                        </a:prstGeom>
-                        <a:solidFill>
-                          <a:srgbClr val="FFFFFF"/>
-                        </a:solidFill>
-                        <a:ln w="9525">
-                          <a:solidFill>
-                            <a:srgbClr val="000000"/>
-                          </a:solidFill>
-                          <a:miter lim="800000"/>
-                          <a:headEnd/>
-                          <a:tailEnd/>
-                        </a:ln>
-                      </wps:spPr>
-                      <wps:txbx>
-                        <w:txbxContent>
-                          <w:p>
-                            <w:r>
-                              <w:t>Favoritenseite</w:t>
-                            </w:r>
-                          </w:p>
-                        </w:txbxContent>
-                      </wps:txbx>
-                      <wps:bodyPr rot="0" vert="horz" wrap="square" lIns="91440" tIns="45720" rIns="91440" bIns="45720" anchor="t" anchorCtr="0">
-                        <a:noAutofit/>
-                      </wps:bodyPr>
-                    </wps:wsp>
-                  </a:graphicData>
-                </a:graphic>
-                <wp14:sizeRelH relativeFrom="margin">
-                  <wp14:pctWidth>0</wp14:pctWidth>
-                </wp14:sizeRelH>
-                <wp14:sizeRelV relativeFrom="margin">
-                  <wp14:pctHeight>0</wp14:pctHeight>
-                </wp14:sizeRelV>
-              </wp:anchor>
-            </w:drawing>
-          </mc:Choice>
-          <mc:Fallback>
-            <w:pict>
-              <v:shapetype w14:anchorId="2C1FF9FF" id="_x0000_t202" coordsize="21600,21600" o:spt="202" path="m,l,21600r21600,l21600,xe">
-                <v:stroke joinstyle="miter"/>
-                <v:path gradientshapeok="t" o:connecttype="rect"/>
-              </v:shapetype>
-              <v:shape id="_x0000_s1028" type="#_x0000_t202" style="position:absolute;margin-left:40.3pt;margin-top:40.3pt;width:91.5pt;height:21.5pt;z-index:251689984;visibility:visible;mso-wrap-style:square;mso-width-percent:0;mso-height-percent:0;mso-wrap-distance-left:9pt;mso-wrap-distance-top:3.6pt;mso-wrap-distance-right:9pt;mso-wrap-distance-bottom:3.6pt;mso-position-horizontal:right;mso-position-horizontal-relative:page;mso-position-vertical:absolute;mso-position-vertical-relative:text;mso-width-percent:0;mso-height-percent:0;mso-width-relative:margin;mso-height-relative:margin;v-text-anchor:top" o:gfxdata="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">
-                <v:textbox>
-                  <w:txbxContent>
-                    <w:p>
-                      <w:r>
-                        <w:t>Favoritenseite</w:t>
                       </w:r>
                     </w:p>
                   </w:txbxContent>
@@ -1079,7 +1081,7 @@
               </wp:anchor>
             </w:drawing>
           </mc:Choice>
-          <mc:Fallback xmlns:w16sdtfl="http://schemas.microsoft.com/office/word/2024/wordml/sdtformatlock" xmlns:w16du="http://schemas.microsoft.com/office/word/2023/wordml/word16du">
+          <mc:Fallback>
             <w:pict>
               <v:shape w14:anchorId="3306EF76" id="_x0000_s1028" type="#_x0000_t202" style="position:absolute;margin-left:166.75pt;margin-top:29.95pt;width:75.7pt;height:20.85pt;z-index:251710464;visibility:visible;mso-wrap-style:square;mso-width-percent:0;mso-height-percent:0;mso-wrap-distance-left:9pt;mso-wrap-distance-top:3.6pt;mso-wrap-distance-right:9pt;mso-wrap-distance-bottom:3.6pt;mso-position-horizontal:absolute;mso-position-horizontal-relative:page;mso-position-vertical:absolute;mso-position-vertical-relative:text;mso-width-percent:0;mso-height-percent:0;mso-width-relative:margin;mso-height-relative:margin;v-text-anchor:top" o:gfxdata="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">
                 <v:textbox>
@@ -1250,7 +1252,7 @@
               </wp:anchor>
             </w:drawing>
           </mc:Choice>
-          <mc:Fallback xmlns:w16sdtfl="http://schemas.microsoft.com/office/word/2024/wordml/sdtformatlock" xmlns:w16du="http://schemas.microsoft.com/office/word/2023/wordml/word16du">
+          <mc:Fallback>
             <w:pict>
               <v:shape w14:anchorId="2726B54E" id="Gerade Verbindung mit Pfeil 6" o:spid="_x0000_s1026" type="#_x0000_t32" style="position:absolute;margin-left:11.1pt;margin-top:113.35pt;width:59.45pt;height:4.45pt;z-index:251661312;visibility:visible;mso-wrap-style:square;mso-width-percent:0;mso-height-percent:0;mso-wrap-distance-left:9pt;mso-wrap-distance-top:0;mso-wrap-distance-right:9pt;mso-wrap-distance-bottom:0;mso-position-horizontal:absolute;mso-position-horizontal-relative:text;mso-position-vertical:absolute;mso-position-vertical-relative:text;mso-width-percent:0;mso-height-percent:0;mso-width-relative:margin;mso-height-relative:margin" o:gfxdata="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" strokecolor="#156082 [3204]" strokeweight="1.5pt">
                 <v:stroke endarrow="block" joinstyle="miter"/>
@@ -1322,7 +1324,7 @@
               </wp:anchor>
             </w:drawing>
           </mc:Choice>
-          <mc:Fallback xmlns:w16sdtfl="http://schemas.microsoft.com/office/word/2024/wordml/sdtformatlock" xmlns:w16du="http://schemas.microsoft.com/office/word/2023/wordml/word16du">
+          <mc:Fallback>
             <w:pict>
               <v:shape w14:anchorId="7321A5B4" id="Gerade Verbindung mit Pfeil 6" o:spid="_x0000_s1026" type="#_x0000_t32" style="position:absolute;margin-left:388.35pt;margin-top:48.15pt;width:70.6pt;height:16.2pt;flip:x;z-index:251655168;visibility:visible;mso-wrap-style:square;mso-width-percent:0;mso-height-percent:0;mso-wrap-distance-left:9pt;mso-wrap-distance-top:0;mso-wrap-distance-right:9pt;mso-wrap-distance-bottom:0;mso-position-horizontal:absolute;mso-position-horizontal-relative:text;mso-position-vertical:absolute;mso-position-vertical-relative:text;mso-width-percent:0;mso-height-percent:0;mso-width-relative:margin;mso-height-relative:margin" o:gfxdata="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" strokecolor="#156082 [3204]" strokeweight="1.5pt">
                 <v:stroke endarrow="block" joinstyle="miter"/>
@@ -1394,7 +1396,7 @@
               </wp:anchor>
             </w:drawing>
           </mc:Choice>
-          <mc:Fallback xmlns:w16sdtfl="http://schemas.microsoft.com/office/word/2024/wordml/sdtformatlock" xmlns:w16du="http://schemas.microsoft.com/office/word/2023/wordml/word16du">
+          <mc:Fallback>
             <w:pict>
               <v:shape w14:anchorId="2585BA2C" id="Gerade Verbindung mit Pfeil 6" o:spid="_x0000_s1026" type="#_x0000_t32" style="position:absolute;margin-left:368.95pt;margin-top:166.05pt;width:70.6pt;height:16.2pt;flip:x;z-index:251648000;visibility:visible;mso-wrap-style:square;mso-width-percent:0;mso-height-percent:0;mso-wrap-distance-left:9pt;mso-wrap-distance-top:0;mso-wrap-distance-right:9pt;mso-wrap-distance-bottom:0;mso-position-horizontal:absolute;mso-position-horizontal-relative:text;mso-position-vertical:absolute;mso-position-vertical-relative:text;mso-width-percent:0;mso-height-percent:0;mso-width-relative:margin;mso-height-relative:margin" o:gfxdata="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" strokecolor="#156082 [3204]" strokeweight="1.5pt">
                 <v:stroke endarrow="block" joinstyle="miter"/>
@@ -1466,7 +1468,7 @@
               </wp:anchor>
             </w:drawing>
           </mc:Choice>
-          <mc:Fallback xmlns:w16sdtfl="http://schemas.microsoft.com/office/word/2024/wordml/sdtformatlock" xmlns:w16du="http://schemas.microsoft.com/office/word/2023/wordml/word16du">
+          <mc:Fallback>
             <w:pict>
               <v:shape w14:anchorId="592287AE" id="Gerade Verbindung mit Pfeil 6" o:spid="_x0000_s1026" type="#_x0000_t32" style="position:absolute;margin-left:382.55pt;margin-top:294.3pt;width:60.25pt;height:3.6pt;flip:x y;z-index:251640832;visibility:visible;mso-wrap-style:square;mso-width-percent:0;mso-height-percent:0;mso-wrap-distance-left:9pt;mso-wrap-distance-top:0;mso-wrap-distance-right:9pt;mso-wrap-distance-bottom:0;mso-position-horizontal:absolute;mso-position-horizontal-relative:text;mso-position-vertical:absolute;mso-position-vertical-relative:text;mso-width-percent:0;mso-height-percent:0;mso-width-relative:margin;mso-height-relative:margin" o:gfxdata="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" strokecolor="#156082 [3204]" strokeweight="1.5pt">
                 <v:stroke endarrow="block" joinstyle="miter"/>
@@ -1538,7 +1540,7 @@
               </wp:anchor>
             </w:drawing>
           </mc:Choice>
-          <mc:Fallback xmlns:w16sdtfl="http://schemas.microsoft.com/office/word/2024/wordml/sdtformatlock" xmlns:w16du="http://schemas.microsoft.com/office/word/2023/wordml/word16du">
+          <mc:Fallback>
             <w:pict>
               <v:shape w14:anchorId="09384074" id="Gerade Verbindung mit Pfeil 6" o:spid="_x0000_s1026" type="#_x0000_t32" style="position:absolute;margin-left:27.15pt;margin-top:296.6pt;width:42.95pt;height:3.6pt;flip:y;z-index:251633664;visibility:visible;mso-wrap-style:square;mso-width-percent:0;mso-height-percent:0;mso-wrap-distance-left:9pt;mso-wrap-distance-top:0;mso-wrap-distance-right:9pt;mso-wrap-distance-bottom:0;mso-position-horizontal:absolute;mso-position-horizontal-relative:text;mso-position-vertical:absolute;mso-position-vertical-relative:text;mso-width-percent:0;mso-height-percent:0;mso-width-relative:margin;mso-height-relative:margin" o:gfxdata="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" strokecolor="#156082 [3204]" strokeweight="1.5pt">
                 <v:stroke endarrow="block" joinstyle="miter"/>
@@ -1604,7 +1606,7 @@
               </wp:anchor>
             </w:drawing>
           </mc:Choice>
-          <mc:Fallback xmlns:w16sdtfl="http://schemas.microsoft.com/office/word/2024/wordml/sdtformatlock" xmlns:w16du="http://schemas.microsoft.com/office/word/2023/wordml/word16du">
+          <mc:Fallback>
             <w:pict>
               <v:shape w14:anchorId="334A1216" id="Gerade Verbindung mit Pfeil 6" o:spid="_x0000_s1026" type="#_x0000_t32" style="position:absolute;margin-left:154.4pt;margin-top:290.2pt;width:9.25pt;height:36.3pt;flip:y;z-index:251626496;visibility:visible;mso-wrap-style:square;mso-wrap-distance-left:9pt;mso-wrap-distance-top:0;mso-wrap-distance-right:9pt;mso-wrap-distance-bottom:0;mso-position-horizontal:absolute;mso-position-horizontal-relative:text;mso-position-vertical:absolute;mso-position-vertical-relative:text" o:gfxdata="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" strokecolor="#156082 [3204]" strokeweight="1.5pt">
                 <v:stroke endarrow="block" joinstyle="miter"/>
@@ -1670,7 +1672,7 @@
               </wp:anchor>
             </w:drawing>
           </mc:Choice>
-          <mc:Fallback xmlns:w16sdtfl="http://schemas.microsoft.com/office/word/2024/wordml/sdtformatlock" xmlns:w16du="http://schemas.microsoft.com/office/word/2023/wordml/word16du">
+          <mc:Fallback>
             <w:pict>
               <v:shape w14:anchorId="548C2EC2" id="Gerade Verbindung mit Pfeil 5" o:spid="_x0000_s1026" type="#_x0000_t32" style="position:absolute;margin-left:131.4pt;margin-top:43.2pt;width:.8pt;height:49.85pt;z-index:251619328;visibility:visible;mso-wrap-style:square;mso-wrap-distance-left:9pt;mso-wrap-distance-top:0;mso-wrap-distance-right:9pt;mso-wrap-distance-bottom:0;mso-position-horizontal:absolute;mso-position-horizontal-relative:text;mso-position-vertical:absolute;mso-position-vertical-relative:text" o:gfxdata="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" strokecolor="#156082 [3204]" strokeweight="1.5pt">
                 <v:stroke endarrow="block" joinstyle="miter"/>
@@ -2015,16 +2017,16 @@
         <mc:AlternateContent>
           <mc:Choice Requires="wps">
             <w:drawing>
-              <wp:anchor distT="45720" distB="45720" distL="114300" distR="114300" simplePos="0" relativeHeight="251713536" behindDoc="0" locked="0" layoutInCell="1" allowOverlap="1" wp14:anchorId="1B11D837" wp14:editId="1D756151">
+              <wp:anchor distT="45720" distB="45720" distL="114300" distR="114300" simplePos="0" relativeHeight="251713536" behindDoc="0" locked="0" layoutInCell="1" allowOverlap="1" wp14:anchorId="1B11D837" wp14:editId="78359EBA">
                 <wp:simplePos x="0" y="0"/>
                 <wp:positionH relativeFrom="page">
-                  <wp:posOffset>6172200</wp:posOffset>
+                  <wp:posOffset>6068060</wp:posOffset>
                 </wp:positionH>
                 <wp:positionV relativeFrom="paragraph">
                   <wp:posOffset>1671320</wp:posOffset>
                 </wp:positionV>
-                <wp:extent cx="1166495" cy="272415"/>
-                <wp:effectExtent l="0" t="0" r="14605" b="13335"/>
+                <wp:extent cx="1467485" cy="504190"/>
+                <wp:effectExtent l="0" t="0" r="18415" b="10160"/>
                 <wp:wrapSquare wrapText="bothSides"/>
                 <wp:docPr id="956272663" name="Textfeld 2"/>
                 <wp:cNvGraphicFramePr>
@@ -2039,7 +2041,7 @@
                       <wps:spPr bwMode="auto">
                         <a:xfrm>
                           <a:off x="0" y="0"/>
-                          <a:ext cx="1166495" cy="272415"/>
+                          <a:ext cx="1467485" cy="504190"/>
                         </a:xfrm>
                         <a:prstGeom prst="rect">
                           <a:avLst/>
@@ -2060,7 +2062,10 @@
                         <w:txbxContent>
                           <w:p>
                             <w:r>
-                              <w:t>Empfehlungen</w:t>
+                              <w:t xml:space="preserve">Nutzerbasierende </w:t>
+                            </w:r>
+                            <w:r>
+                              <w:t>Filmempfehlungen</w:t>
                             </w:r>
                           </w:p>
                         </w:txbxContent>
@@ -2082,12 +2087,15 @@
           </mc:Choice>
           <mc:Fallback>
             <w:pict>
-              <v:shape w14:anchorId="1B11D837" id="_x0000_s1035" type="#_x0000_t202" style="position:absolute;margin-left:486pt;margin-top:131.6pt;width:91.85pt;height:21.45pt;z-index:251713536;visibility:visible;mso-wrap-style:square;mso-width-percent:0;mso-height-percent:0;mso-wrap-distance-left:9pt;mso-wrap-distance-top:3.6pt;mso-wrap-distance-right:9pt;mso-wrap-distance-bottom:3.6pt;mso-position-horizontal:absolute;mso-position-horizontal-relative:page;mso-position-vertical:absolute;mso-position-vertical-relative:text;mso-width-percent:0;mso-height-percent:0;mso-width-relative:margin;mso-height-relative:margin;v-text-anchor:top" o:gfxdata="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">
+              <v:shape w14:anchorId="1B11D837" id="_x0000_s1035" type="#_x0000_t202" style="position:absolute;margin-left:477.8pt;margin-top:131.6pt;width:115.55pt;height:39.7pt;z-index:251713536;visibility:visible;mso-wrap-style:square;mso-width-percent:0;mso-height-percent:0;mso-wrap-distance-left:9pt;mso-wrap-distance-top:3.6pt;mso-wrap-distance-right:9pt;mso-wrap-distance-bottom:3.6pt;mso-position-horizontal:absolute;mso-position-horizontal-relative:page;mso-position-vertical:absolute;mso-position-vertical-relative:text;mso-width-percent:0;mso-height-percent:0;mso-width-relative:margin;mso-height-relative:margin;v-text-anchor:top" o:gfxdata="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">
                 <v:textbox>
                   <w:txbxContent>
                     <w:p>
                       <w:r>
-                        <w:t>Empfehlungen</w:t>
+                        <w:t xml:space="preserve">Nutzerbasierende </w:t>
+                      </w:r>
+                      <w:r>
+                        <w:t>Filmempfehlungen</w:t>
                       </w:r>
                     </w:p>
                   </w:txbxContent>
@@ -2170,7 +2178,7 @@
               </wp:anchor>
             </w:drawing>
           </mc:Choice>
-          <mc:Fallback xmlns:w16sdtfl="http://schemas.microsoft.com/office/word/2024/wordml/sdtformatlock" xmlns:w16du="http://schemas.microsoft.com/office/word/2023/wordml/word16du">
+          <mc:Fallback>
             <w:pict>
               <v:shape w14:anchorId="1FDFC29F" id="_x0000_s1036" type="#_x0000_t202" style="position:absolute;margin-left:6pt;margin-top:132.6pt;width:64.55pt;height:37.15pt;z-index:251712512;visibility:visible;mso-wrap-style:square;mso-width-percent:0;mso-height-percent:0;mso-wrap-distance-left:9pt;mso-wrap-distance-top:3.6pt;mso-wrap-distance-right:9pt;mso-wrap-distance-bottom:3.6pt;mso-position-horizontal:absolute;mso-position-horizontal-relative:page;mso-position-vertical:absolute;mso-position-vertical-relative:text;mso-width-percent:0;mso-height-percent:0;mso-width-relative:margin;mso-height-relative:margin;v-text-anchor:top" o:gfxdata="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">
                 <v:textbox>
@@ -2251,7 +2259,7 @@
               </wp:anchor>
             </w:drawing>
           </mc:Choice>
-          <mc:Fallback xmlns:w16sdtfl="http://schemas.microsoft.com/office/word/2024/wordml/sdtformatlock" xmlns:w16du="http://schemas.microsoft.com/office/word/2023/wordml/word16du">
+          <mc:Fallback>
             <w:pict>
               <v:shape w14:anchorId="670211D4" id="Gerade Verbindung mit Pfeil 6" o:spid="_x0000_s1026" type="#_x0000_t32" style="position:absolute;margin-left:-32.25pt;margin-top:155.3pt;width:100.55pt;height:7pt;z-index:251680768;visibility:visible;mso-wrap-style:square;mso-width-percent:0;mso-height-percent:0;mso-wrap-distance-left:9pt;mso-wrap-distance-top:0;mso-wrap-distance-right:9pt;mso-wrap-distance-bottom:0;mso-position-horizontal:absolute;mso-position-horizontal-relative:margin;mso-position-vertical:absolute;mso-position-vertical-relative:text;mso-width-percent:0;mso-height-percent:0;mso-width-relative:margin;mso-height-relative:margin" o:gfxdata="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" strokecolor="#156082 [3204]" strokeweight="1.5pt">
                 <v:stroke endarrow="block" joinstyle="miter"/>
@@ -2324,7 +2332,7 @@
               </wp:anchor>
             </w:drawing>
           </mc:Choice>
-          <mc:Fallback xmlns:w16sdtfl="http://schemas.microsoft.com/office/word/2024/wordml/sdtformatlock" xmlns:w16du="http://schemas.microsoft.com/office/word/2023/wordml/word16du">
+          <mc:Fallback>
             <w:pict>
               <v:shape w14:anchorId="350109F3" id="Gerade Verbindung mit Pfeil 6" o:spid="_x0000_s1026" type="#_x0000_t32" style="position:absolute;margin-left:15.5pt;margin-top:140.5pt;width:66.7pt;height:3.6pt;flip:x;z-index:251678720;visibility:visible;mso-wrap-style:square;mso-width-percent:0;mso-height-percent:0;mso-wrap-distance-left:9pt;mso-wrap-distance-top:0;mso-wrap-distance-right:9pt;mso-wrap-distance-bottom:0;mso-position-horizontal:right;mso-position-horizontal-relative:margin;mso-position-vertical:absolute;mso-position-vertical-relative:text;mso-width-percent:0;mso-height-percent:0;mso-width-relative:margin;mso-height-relative:margin" o:gfxdata="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" strokecolor="#156082 [3204]" strokeweight="1.5pt">
                 <v:stroke endarrow="block" joinstyle="miter"/>
@@ -2471,7 +2479,7 @@
 </file>
 
 <file path=word/numbering.xml><?xml version="1.0" encoding="utf-8"?>
-<w:numbering xmlns:wpc="http://schemas.microsoft.com/office/word/2010/wordprocessingCanvas" xmlns:cx="http://schemas.microsoft.com/office/drawing/2014/chartex" xmlns:cx1="http://schemas.microsoft.com/office/drawing/2015/9/8/chartex" xmlns:cx2="http://schemas.microsoft.com/office/drawing/2015/10/21/chartex" xmlns:cx3="http://schemas.microsoft.com/office/drawing/2016/5/9/chartex" xmlns:cx4="http://schemas.microsoft.com/office/drawing/2016/5/10/chartex" xmlns:cx5="http://schemas.microsoft.com/office/drawing/2016/5/11/chartex" xmlns:cx6="http://schemas.microsoft.com/office/drawing/2016/5/12/chartex" xmlns:cx7="http://schemas.microsoft.com/office/drawing/2016/5/13/chartex" xmlns:cx8="http://schemas.microsoft.com/office/drawing/2016/5/14/chartex" xmlns:mc="http://schemas.openxmlformats.org/markup-compatibility/2006" xmlns:aink="http://schemas.microsoft.com/office/drawing/2016/ink" xmlns:am3d="http://schemas.microsoft.com/office/drawing/2017/model3d" xmlns:o="urn:schemas-microsoft-com:office:office" xmlns:oel="http://schemas.microsoft.com/office/2019/extlst" xmlns:r="http://schemas.openxmlformats.org/officeDocument/2006/relationships" xmlns:m="http://schemas.openxmlformats.org/officeDocument/2006/math" xmlns:v="urn:schemas-microsoft-com:vml" xmlns:wp14="http://schemas.microsoft.com/office/word/2010/wordprocessingDrawing" xmlns:wp="http://schemas.openxmlformats.org/drawingml/2006/wordprocessingDrawing" xmlns:w10="urn:schemas-microsoft-com:office:word" xmlns:w="http://schemas.openxmlformats.org/wordprocessingml/2006/main" xmlns:w14="http://schemas.microsoft.com/office/word/2010/wordml" xmlns:w15="http://schemas.microsoft.com/office/word/2012/wordml" xmlns:w16cex="http://schemas.microsoft.com/office/word/2018/wordml/cex" xmlns:w16cid="http://schemas.microsoft.com/office/word/2016/wordml/cid" xmlns:w16="http://schemas.microsoft.com/office/word/2018/wordml" xmlns:w16sdtdh="http://schemas.microsoft.com/office/word/2020/wordml/sdtdatahash" xmlns:w16se="http://schemas.microsoft.com/office/word/2015/wordml/symex" xmlns:wpg="http://schemas.microsoft.com/office/word/2010/wordprocessingGroup" xmlns:wpi="http://schemas.microsoft.com/office/word/2010/wordprocessingInk" xmlns:wne="http://schemas.microsoft.com/office/word/2006/wordml" xmlns:wps="http://schemas.microsoft.com/office/word/2010/wordprocessingShape" mc:Ignorable="w14 w15 w16se w16cid w16 w16cex w16sdtdh wp14">
+<w:numbering xmlns:wpc="http://schemas.microsoft.com/office/word/2010/wordprocessingCanvas" xmlns:cx="http://schemas.microsoft.com/office/drawing/2014/chartex" xmlns:cx1="http://schemas.microsoft.com/office/drawing/2015/9/8/chartex" xmlns:cx2="http://schemas.microsoft.com/office/drawing/2015/10/21/chartex" xmlns:cx3="http://schemas.microsoft.com/office/drawing/2016/5/9/chartex" xmlns:cx4="http://schemas.microsoft.com/office/drawing/2016/5/10/chartex" xmlns:cx5="http://schemas.microsoft.com/office/drawing/2016/5/11/chartex" xmlns:cx6="http://schemas.microsoft.com/office/drawing/2016/5/12/chartex" xmlns:cx7="http://schemas.microsoft.com/office/drawing/2016/5/13/chartex" xmlns:cx8="http://schemas.microsoft.com/office/drawing/2016/5/14/chartex" xmlns:mc="http://schemas.openxmlformats.org/markup-compatibility/2006" xmlns:aink="http://schemas.microsoft.com/office/drawing/2016/ink" xmlns:am3d="http://schemas.microsoft.com/office/drawing/2017/model3d" xmlns:o="urn:schemas-microsoft-com:office:office" xmlns:oel="http://schemas.microsoft.com/office/2019/extlst" xmlns:r="http://schemas.openxmlformats.org/officeDocument/2006/relationships" xmlns:m="http://schemas.openxmlformats.org/officeDocument/2006/math" xmlns:v="urn:schemas-microsoft-com:vml" xmlns:wp14="http://schemas.microsoft.com/office/word/2010/wordprocessingDrawing" xmlns:wp="http://schemas.openxmlformats.org/drawingml/2006/wordprocessingDrawing" xmlns:w10="urn:schemas-microsoft-com:office:word" xmlns:w="http://schemas.openxmlformats.org/wordprocessingml/2006/main" xmlns:w14="http://schemas.microsoft.com/office/word/2010/wordml" xmlns:w15="http://schemas.microsoft.com/office/word/2012/wordml" xmlns:w16cex="http://schemas.microsoft.com/office/word/2018/wordml/cex" xmlns:w16cid="http://schemas.microsoft.com/office/word/2016/wordml/cid" xmlns:w16="http://schemas.microsoft.com/office/word/2018/wordml" xmlns:w16du="http://schemas.microsoft.com/office/word/2023/wordml/word16du" xmlns:w16sdtdh="http://schemas.microsoft.com/office/word/2020/wordml/sdtdatahash" xmlns:w16sdtfl="http://schemas.microsoft.com/office/word/2024/wordml/sdtformatlock" xmlns:w16se="http://schemas.microsoft.com/office/word/2015/wordml/symex" xmlns:wpg="http://schemas.microsoft.com/office/word/2010/wordprocessingGroup" xmlns:wpi="http://schemas.microsoft.com/office/word/2010/wordprocessingInk" xmlns:wne="http://schemas.microsoft.com/office/word/2006/wordml" xmlns:wps="http://schemas.microsoft.com/office/word/2010/wordprocessingShape" mc:Ignorable="w14 w15 w16se w16cid w16 w16cex w16sdtdh w16sdtfl w16du wp14">
   <w:abstractNum w:abstractNumId="0" w15:restartNumberingAfterBreak="0">
     <w:nsid w:val="079E6770"/>
     <w:multiLevelType w:val="multilevel"/>
@@ -3236,7 +3244,7 @@
 </file>
 
 <file path=word/styles.xml><?xml version="1.0" encoding="utf-8"?>
-<w:styles xmlns:mc="http://schemas.openxmlformats.org/markup-compatibility/2006" xmlns:r="http://schemas.openxmlformats.org/officeDocument/2006/relationships" xmlns:w="http://schemas.openxmlformats.org/wordprocessingml/2006/main" xmlns:w14="http://schemas.microsoft.com/office/word/2010/wordml" xmlns:w15="http://schemas.microsoft.com/office/word/2012/wordml" xmlns:w16cex="http://schemas.microsoft.com/office/word/2018/wordml/cex" xmlns:w16cid="http://schemas.microsoft.com/office/word/2016/wordml/cid" xmlns:w16="http://schemas.microsoft.com/office/word/2018/wordml" xmlns:w16sdtdh="http://schemas.microsoft.com/office/word/2020/wordml/sdtdatahash" xmlns:w16se="http://schemas.microsoft.com/office/word/2015/wordml/symex" mc:Ignorable="w14 w15 w16se w16cid w16 w16cex w16sdtdh">
+<w:styles xmlns:mc="http://schemas.openxmlformats.org/markup-compatibility/2006" xmlns:r="http://schemas.openxmlformats.org/officeDocument/2006/relationships" xmlns:w="http://schemas.openxmlformats.org/wordprocessingml/2006/main" xmlns:w14="http://schemas.microsoft.com/office/word/2010/wordml" xmlns:w15="http://schemas.microsoft.com/office/word/2012/wordml" xmlns:w16cex="http://schemas.microsoft.com/office/word/2018/wordml/cex" xmlns:w16cid="http://schemas.microsoft.com/office/word/2016/wordml/cid" xmlns:w16="http://schemas.microsoft.com/office/word/2018/wordml" xmlns:w16du="http://schemas.microsoft.com/office/word/2023/wordml/word16du" xmlns:w16sdtdh="http://schemas.microsoft.com/office/word/2020/wordml/sdtdatahash" xmlns:w16sdtfl="http://schemas.microsoft.com/office/word/2024/wordml/sdtformatlock" xmlns:w16se="http://schemas.microsoft.com/office/word/2015/wordml/symex" mc:Ignorable="w14 w15 w16se w16cid w16 w16cex w16sdtdh w16sdtfl w16du">
   <w:docDefaults>
     <w:rPrDefault>
       <w:rPr>

--- a/Dokumentation/Abgabe/Benutzerhandbuch.docx
+++ b/Dokumentation/Abgabe/Benutzerhandbuch.docx
@@ -416,7 +416,7 @@
           <w:noProof/>
         </w:rPr>
         <w:drawing>
-          <wp:anchor distT="0" distB="0" distL="114300" distR="114300" simplePos="0" relativeHeight="251604992" behindDoc="0" locked="0" layoutInCell="1" allowOverlap="1" wp14:anchorId="1428B053" wp14:editId="7F5035BA">
+          <wp:anchor distT="0" distB="0" distL="114300" distR="114300" simplePos="0" relativeHeight="251604992" behindDoc="0" locked="0" layoutInCell="1" allowOverlap="1" wp14:anchorId="1428B053" wp14:editId="69D1FC92">
             <wp:simplePos x="0" y="0"/>
             <wp:positionH relativeFrom="margin">
               <wp:align>center</wp:align>
@@ -500,6 +500,11 @@
       </w:pPr>
     </w:p>
     <w:p>
+      <w:pPr>
+        <w:pBdr>
+          <w:bottom w:val="single" w:sz="6" w:space="1" w:color="auto"/>
+        </w:pBdr>
+      </w:pPr>
       <w:r>
         <w:t xml:space="preserve">Das System gibt Ihnen eine direkte Rückmeldung, ob der Anmelde- oder Registrierungsvorgang erfolgreich war. Nach erfolgreicher Registrierung können Sie sich sofort anmelden und gelangen zur </w:t>
       </w:r>
@@ -515,12 +520,17 @@
       </w:r>
     </w:p>
     <w:p>
-      <w:r>
-        <w:pict w14:anchorId="54009A0C">
-          <v:rect id="_x0000_i1025" style="width:0;height:1.5pt" o:hralign="center" o:hrstd="t" o:hr="t" fillcolor="#a0a0a0" stroked="f"/>
-        </w:pict>
-      </w:r>
+      <w:pPr>
+        <w:pBdr>
+          <w:bottom w:val="single" w:sz="6" w:space="1" w:color="auto"/>
+        </w:pBdr>
+        <w:rPr>
+          <w:sz w:val="18"/>
+          <w:szCs w:val="18"/>
+        </w:rPr>
+      </w:pPr>
     </w:p>
+    <w:p/>
     <w:p>
       <w:pPr>
         <w:rPr>
@@ -1842,11 +1852,23 @@
       </w:r>
     </w:p>
     <w:p>
-      <w:r>
-        <w:pict w14:anchorId="3622974D">
-          <v:rect id="_x0000_i1026" style="width:0;height:1.5pt" o:hralign="center" o:hrstd="t" o:hr="t" fillcolor="#a0a0a0" stroked="f"/>
-        </w:pict>
-      </w:r>
+      <w:pPr>
+        <w:pBdr>
+          <w:bottom w:val="single" w:sz="6" w:space="1" w:color="auto"/>
+        </w:pBdr>
+        <w:rPr>
+          <w:sz w:val="14"/>
+          <w:szCs w:val="14"/>
+        </w:rPr>
+      </w:pPr>
+    </w:p>
+    <w:p>
+      <w:pPr>
+        <w:rPr>
+          <w:sz w:val="14"/>
+          <w:szCs w:val="14"/>
+        </w:rPr>
+      </w:pPr>
     </w:p>
     <w:p>
       <w:pPr>
@@ -1924,13 +1946,7 @@
         <w:t>-Button, um den Filmtrailer anzusehen. Beachten Sie, dass sich hierfür ein neues Fenster mit YouTube öffnet.</w:t>
       </w:r>
     </w:p>
-    <w:p>
-      <w:r>
-        <w:pict w14:anchorId="68132FC0">
-          <v:rect id="_x0000_i1027" style="width:0;height:1.5pt" o:hralign="center" o:hrstd="t" o:hr="t" fillcolor="#a0a0a0" stroked="f"/>
-        </w:pict>
-      </w:r>
-    </w:p>
+    <w:p/>
     <w:p>
       <w:pPr>
         <w:rPr>
@@ -1981,12 +1997,19 @@
       </w:r>
     </w:p>
     <w:p>
-      <w:r>
-        <w:pict w14:anchorId="431BBD3B">
-          <v:rect id="_x0000_i1028" style="width:0;height:1.5pt" o:hralign="center" o:hrstd="t" o:hr="t" fillcolor="#a0a0a0" stroked="f"/>
-        </w:pict>
-      </w:r>
+      <w:pPr>
+        <w:pBdr>
+          <w:bottom w:val="single" w:sz="6" w:space="1" w:color="auto"/>
+        </w:pBdr>
+        <w:rPr>
+          <w:sz w:val="14"/>
+          <w:szCs w:val="14"/>
+        </w:rPr>
+      </w:pPr>
     </w:p>
+    <w:p/>
+    <w:p/>
+    <w:p/>
     <w:p>
       <w:pPr>
         <w:rPr>

--- a/Dokumentation/Abgabe/Benutzerhandbuch.docx
+++ b/Dokumentation/Abgabe/Benutzerhandbuch.docx
@@ -5,50 +5,98 @@
     <w:p>
       <w:pPr>
         <w:rPr>
+          <w:rFonts w:ascii="Calibri" w:hAnsi="Calibri" w:cs="Calibri"/>
           <w:b/>
           <w:bCs/>
-        </w:rPr>
-      </w:pPr>
-      <w:r>
-        <w:rPr>
+          <w:sz w:val="32"/>
+          <w:szCs w:val="32"/>
+        </w:rPr>
+      </w:pPr>
+      <w:r>
+        <w:rPr>
+          <w:rFonts w:ascii="Calibri" w:hAnsi="Calibri" w:cs="Calibri"/>
           <w:b/>
           <w:bCs/>
+          <w:sz w:val="36"/>
+          <w:szCs w:val="36"/>
         </w:rPr>
         <w:t>Benutzerhandbuch</w:t>
+      </w:r>
+      <w:r>
+        <w:rPr>
+          <w:rFonts w:ascii="Calibri" w:hAnsi="Calibri" w:cs="Calibri"/>
+          <w:b/>
+          <w:bCs/>
+          <w:sz w:val="32"/>
+          <w:szCs w:val="32"/>
+        </w:rPr>
+        <w:br/>
       </w:r>
     </w:p>
     <w:p>
-      <w:r>
+      <w:pPr>
+        <w:rPr>
+          <w:rFonts w:ascii="Calibri" w:hAnsi="Calibri" w:cs="Calibri"/>
+        </w:rPr>
+      </w:pPr>
+      <w:r>
+        <w:rPr>
+          <w:rFonts w:ascii="Calibri" w:hAnsi="Calibri" w:cs="Calibri"/>
+        </w:rPr>
         <w:t>Willkommen bei unserer Anwendung! Dieses Handbuch führt Sie durch die wichtigsten Funktionen und Ansichten.</w:t>
+      </w:r>
+      <w:r>
+        <w:rPr>
+          <w:rFonts w:ascii="Calibri" w:hAnsi="Calibri" w:cs="Calibri"/>
+        </w:rPr>
+        <w:br/>
       </w:r>
     </w:p>
     <w:p>
       <w:pPr>
         <w:rPr>
+          <w:rFonts w:ascii="Calibri" w:hAnsi="Calibri" w:cs="Calibri"/>
           <w:b/>
           <w:bCs/>
-        </w:rPr>
-      </w:pPr>
-      <w:r>
-        <w:rPr>
+          <w:sz w:val="28"/>
+          <w:szCs w:val="28"/>
+        </w:rPr>
+      </w:pPr>
+      <w:r>
+        <w:rPr>
+          <w:rFonts w:ascii="Calibri" w:hAnsi="Calibri" w:cs="Calibri"/>
           <w:b/>
           <w:bCs/>
+          <w:sz w:val="28"/>
+          <w:szCs w:val="28"/>
         </w:rPr>
         <w:t>1. Anmelden und Registrieren</w:t>
       </w:r>
     </w:p>
     <w:p>
-      <w:r>
+      <w:pPr>
+        <w:rPr>
+          <w:rFonts w:ascii="Calibri" w:hAnsi="Calibri" w:cs="Calibri"/>
+        </w:rPr>
+      </w:pPr>
+      <w:r>
+        <w:rPr>
+          <w:rFonts w:ascii="Calibri" w:hAnsi="Calibri" w:cs="Calibri"/>
+        </w:rPr>
         <w:t xml:space="preserve">Das </w:t>
       </w:r>
       <w:r>
         <w:rPr>
+          <w:rFonts w:ascii="Calibri" w:hAnsi="Calibri" w:cs="Calibri"/>
           <w:b/>
           <w:bCs/>
         </w:rPr>
         <w:t>Login-Fenster</w:t>
       </w:r>
       <w:r>
+        <w:rPr>
+          <w:rFonts w:ascii="Calibri" w:hAnsi="Calibri" w:cs="Calibri"/>
+        </w:rPr>
         <w:t xml:space="preserve"> ist Ihr erster Anlaufpunkt.</w:t>
       </w:r>
     </w:p>
@@ -58,15 +106,22 @@
           <w:ilvl w:val="0"/>
           <w:numId w:val="1"/>
         </w:numPr>
-      </w:pPr>
-      <w:r>
-        <w:rPr>
+        <w:rPr>
+          <w:rFonts w:ascii="Calibri" w:hAnsi="Calibri" w:cs="Calibri"/>
+        </w:rPr>
+      </w:pPr>
+      <w:r>
+        <w:rPr>
+          <w:rFonts w:ascii="Calibri" w:hAnsi="Calibri" w:cs="Calibri"/>
           <w:b/>
           <w:bCs/>
         </w:rPr>
         <w:t>Anmelden</w:t>
       </w:r>
       <w:r>
+        <w:rPr>
+          <w:rFonts w:ascii="Calibri" w:hAnsi="Calibri" w:cs="Calibri"/>
+        </w:rPr>
         <w:t>: Wenn Sie bereits ein Konto haben, geben Sie Ihre Anmeldedaten ein, um sich einzuloggen.</w:t>
       </w:r>
     </w:p>
@@ -76,9 +131,13 @@
           <w:ilvl w:val="0"/>
           <w:numId w:val="1"/>
         </w:numPr>
-      </w:pPr>
-      <w:r>
-        <w:rPr>
+        <w:rPr>
+          <w:rFonts w:ascii="Calibri" w:hAnsi="Calibri" w:cs="Calibri"/>
+        </w:rPr>
+      </w:pPr>
+      <w:r>
+        <w:rPr>
+          <w:rFonts w:ascii="Calibri" w:hAnsi="Calibri" w:cs="Calibri"/>
           <w:noProof/>
         </w:rPr>
         <mc:AlternateContent>
@@ -155,6 +214,7 @@
       </w:r>
       <w:r>
         <w:rPr>
+          <w:rFonts w:ascii="Calibri" w:hAnsi="Calibri" w:cs="Calibri"/>
           <w:noProof/>
         </w:rPr>
         <mc:AlternateContent>
@@ -227,6 +287,7 @@
       </w:r>
       <w:r>
         <w:rPr>
+          <w:rFonts w:ascii="Calibri" w:hAnsi="Calibri" w:cs="Calibri"/>
           <w:noProof/>
         </w:rPr>
         <mc:AlternateContent>
@@ -321,6 +382,7 @@
       </w:r>
       <w:r>
         <w:rPr>
+          <w:rFonts w:ascii="Calibri" w:hAnsi="Calibri" w:cs="Calibri"/>
           <w:noProof/>
         </w:rPr>
         <mc:AlternateContent>
@@ -411,12 +473,13 @@
       </w:r>
       <w:r>
         <w:rPr>
+          <w:rFonts w:ascii="Calibri" w:hAnsi="Calibri" w:cs="Calibri"/>
           <w:b/>
           <w:bCs/>
           <w:noProof/>
         </w:rPr>
         <w:drawing>
-          <wp:anchor distT="0" distB="0" distL="114300" distR="114300" simplePos="0" relativeHeight="251604992" behindDoc="0" locked="0" layoutInCell="1" allowOverlap="1" wp14:anchorId="1428B053" wp14:editId="69D1FC92">
+          <wp:anchor distT="0" distB="0" distL="114300" distR="114300" simplePos="0" relativeHeight="251604992" behindDoc="0" locked="0" layoutInCell="1" allowOverlap="1" wp14:anchorId="1428B053" wp14:editId="21923A13">
             <wp:simplePos x="0" y="0"/>
             <wp:positionH relativeFrom="margin">
               <wp:align>center</wp:align>
@@ -485,18 +548,25 @@
       </w:r>
       <w:r>
         <w:rPr>
+          <w:rFonts w:ascii="Calibri" w:hAnsi="Calibri" w:cs="Calibri"/>
           <w:b/>
           <w:bCs/>
         </w:rPr>
         <w:t>Registrieren</w:t>
       </w:r>
       <w:r>
+        <w:rPr>
+          <w:rFonts w:ascii="Calibri" w:hAnsi="Calibri" w:cs="Calibri"/>
+        </w:rPr>
         <w:t>: Falls Sie noch kein Konto besitzen, klicken Sie auf "Registrierung", um ein neues Konto zu erstellen.</w:t>
       </w:r>
     </w:p>
     <w:p>
       <w:pPr>
         <w:ind w:left="720"/>
+        <w:rPr>
+          <w:rFonts w:ascii="Calibri" w:hAnsi="Calibri" w:cs="Calibri"/>
+        </w:rPr>
       </w:pPr>
     </w:p>
     <w:p>
@@ -504,18 +574,28 @@
         <w:pBdr>
           <w:bottom w:val="single" w:sz="6" w:space="1" w:color="auto"/>
         </w:pBdr>
-      </w:pPr>
-      <w:r>
+        <w:rPr>
+          <w:rFonts w:ascii="Calibri" w:hAnsi="Calibri" w:cs="Calibri"/>
+        </w:rPr>
+      </w:pPr>
+      <w:r>
+        <w:rPr>
+          <w:rFonts w:ascii="Calibri" w:hAnsi="Calibri" w:cs="Calibri"/>
+        </w:rPr>
         <w:t xml:space="preserve">Das System gibt Ihnen eine direkte Rückmeldung, ob der Anmelde- oder Registrierungsvorgang erfolgreich war. Nach erfolgreicher Registrierung können Sie sich sofort anmelden und gelangen zur </w:t>
       </w:r>
       <w:r>
         <w:rPr>
+          <w:rFonts w:ascii="Calibri" w:hAnsi="Calibri" w:cs="Calibri"/>
           <w:b/>
           <w:bCs/>
         </w:rPr>
         <w:t>Allgemeinen Übersicht</w:t>
       </w:r>
       <w:r>
+        <w:rPr>
+          <w:rFonts w:ascii="Calibri" w:hAnsi="Calibri" w:cs="Calibri"/>
+        </w:rPr>
         <w:t>.</w:t>
       </w:r>
     </w:p>
@@ -525,21 +605,30 @@
           <w:bottom w:val="single" w:sz="6" w:space="1" w:color="auto"/>
         </w:pBdr>
         <w:rPr>
+          <w:rFonts w:ascii="Calibri" w:hAnsi="Calibri" w:cs="Calibri"/>
           <w:sz w:val="18"/>
           <w:szCs w:val="18"/>
         </w:rPr>
       </w:pPr>
     </w:p>
-    <w:p/>
     <w:p>
       <w:pPr>
         <w:rPr>
+          <w:rFonts w:ascii="Calibri" w:hAnsi="Calibri" w:cs="Calibri"/>
+        </w:rPr>
+      </w:pPr>
+    </w:p>
+    <w:p>
+      <w:pPr>
+        <w:rPr>
+          <w:rFonts w:ascii="Calibri" w:hAnsi="Calibri" w:cs="Calibri"/>
           <w:b/>
           <w:bCs/>
         </w:rPr>
       </w:pPr>
       <w:r>
         <w:rPr>
+          <w:rFonts w:ascii="Calibri" w:hAnsi="Calibri" w:cs="Calibri"/>
           <w:b/>
           <w:bCs/>
         </w:rPr>
@@ -549,29 +638,33 @@
     <w:p>
       <w:pPr>
         <w:rPr>
+          <w:rFonts w:ascii="Calibri" w:hAnsi="Calibri" w:cs="Calibri"/>
           <w:noProof/>
         </w:rPr>
       </w:pPr>
       <w:r>
         <w:rPr>
+          <w:rFonts w:ascii="Calibri" w:hAnsi="Calibri" w:cs="Calibri"/>
           <w:noProof/>
+          <w:sz w:val="28"/>
+          <w:szCs w:val="28"/>
         </w:rPr>
         <w:lastRenderedPageBreak/>
         <mc:AlternateContent>
           <mc:Choice Requires="wps">
             <w:drawing>
-              <wp:anchor distT="45720" distB="45720" distL="114300" distR="114300" simplePos="0" relativeHeight="251689984" behindDoc="0" locked="0" layoutInCell="1" allowOverlap="1" wp14:anchorId="2C1FF9FF" wp14:editId="3222E24B">
+              <wp:anchor distT="45720" distB="45720" distL="114300" distR="114300" simplePos="0" relativeHeight="251704320" behindDoc="0" locked="0" layoutInCell="1" allowOverlap="1" wp14:anchorId="06CA3829" wp14:editId="329997D1">
                 <wp:simplePos x="0" y="0"/>
                 <wp:positionH relativeFrom="page">
-                  <wp:align>right</wp:align>
+                  <wp:posOffset>2180590</wp:posOffset>
                 </wp:positionH>
                 <wp:positionV relativeFrom="paragraph">
-                  <wp:posOffset>511523</wp:posOffset>
+                  <wp:posOffset>3919855</wp:posOffset>
                 </wp:positionV>
-                <wp:extent cx="1162050" cy="526415"/>
-                <wp:effectExtent l="0" t="0" r="19050" b="26035"/>
+                <wp:extent cx="1476375" cy="318135"/>
+                <wp:effectExtent l="0" t="0" r="28575" b="24765"/>
                 <wp:wrapSquare wrapText="bothSides"/>
-                <wp:docPr id="1955628582" name="Textfeld 2"/>
+                <wp:docPr id="503609698" name="Textfeld 2"/>
                 <wp:cNvGraphicFramePr>
                   <a:graphicFrameLocks xmlns:a="http://schemas.openxmlformats.org/drawingml/2006/main"/>
                 </wp:cNvGraphicFramePr>
@@ -584,7 +677,7 @@
                       <wps:spPr bwMode="auto">
                         <a:xfrm>
                           <a:off x="0" y="0"/>
-                          <a:ext cx="1162050" cy="526472"/>
+                          <a:ext cx="1476375" cy="318135"/>
                         </a:xfrm>
                         <a:prstGeom prst="rect">
                           <a:avLst/>
@@ -604,11 +697,14 @@
                       <wps:txbx>
                         <w:txbxContent>
                           <w:p>
+                            <w:pPr>
+                              <w:jc w:val="center"/>
+                            </w:pPr>
                             <w:r>
-                              <w:t xml:space="preserve">Zur </w:t>
+                              <w:t>Filme</w:t>
                             </w:r>
                             <w:r>
-                              <w:t>Favoritenseite</w:t>
+                              <w:t>beschreibung</w:t>
                             </w:r>
                           </w:p>
                         </w:txbxContent>
@@ -630,15 +726,18 @@
           </mc:Choice>
           <mc:Fallback>
             <w:pict>
-              <v:shape w14:anchorId="2C1FF9FF" id="_x0000_s1028" type="#_x0000_t202" style="position:absolute;margin-left:40.3pt;margin-top:40.3pt;width:91.5pt;height:41.45pt;z-index:251689984;visibility:visible;mso-wrap-style:square;mso-width-percent:0;mso-height-percent:0;mso-wrap-distance-left:9pt;mso-wrap-distance-top:3.6pt;mso-wrap-distance-right:9pt;mso-wrap-distance-bottom:3.6pt;mso-position-horizontal:right;mso-position-horizontal-relative:page;mso-position-vertical:absolute;mso-position-vertical-relative:text;mso-width-percent:0;mso-height-percent:0;mso-width-relative:margin;mso-height-relative:margin;v-text-anchor:top" o:gfxdata="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">
+              <v:shape w14:anchorId="06CA3829" id="_x0000_s1028" type="#_x0000_t202" style="position:absolute;margin-left:171.7pt;margin-top:308.65pt;width:116.25pt;height:25.05pt;z-index:251704320;visibility:visible;mso-wrap-style:square;mso-width-percent:0;mso-height-percent:0;mso-wrap-distance-left:9pt;mso-wrap-distance-top:3.6pt;mso-wrap-distance-right:9pt;mso-wrap-distance-bottom:3.6pt;mso-position-horizontal:absolute;mso-position-horizontal-relative:page;mso-position-vertical:absolute;mso-position-vertical-relative:text;mso-width-percent:0;mso-height-percent:0;mso-width-relative:margin;mso-height-relative:margin;v-text-anchor:top" o:gfxdata="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">
                 <v:textbox>
                   <w:txbxContent>
                     <w:p>
+                      <w:pPr>
+                        <w:jc w:val="center"/>
+                      </w:pPr>
                       <w:r>
-                        <w:t xml:space="preserve">Zur </w:t>
+                        <w:t>Filme</w:t>
                       </w:r>
                       <w:r>
-                        <w:t>Favoritenseite</w:t>
+                        <w:t>beschreibung</w:t>
                       </w:r>
                     </w:p>
                   </w:txbxContent>
@@ -651,23 +750,26 @@
       </w:r>
       <w:r>
         <w:rPr>
+          <w:rFonts w:ascii="Calibri" w:hAnsi="Calibri" w:cs="Calibri"/>
           <w:noProof/>
+          <w:sz w:val="28"/>
+          <w:szCs w:val="28"/>
         </w:rPr>
         <mc:AlternateContent>
           <mc:Choice Requires="wps">
             <w:drawing>
-              <wp:anchor distT="45720" distB="45720" distL="114300" distR="114300" simplePos="0" relativeHeight="251704320" behindDoc="0" locked="0" layoutInCell="1" allowOverlap="1" wp14:anchorId="06CA3829" wp14:editId="3C4C2ED9">
+              <wp:anchor distT="45720" distB="45720" distL="114300" distR="114300" simplePos="0" relativeHeight="251695104" behindDoc="0" locked="0" layoutInCell="1" allowOverlap="1" wp14:anchorId="3D863E12" wp14:editId="4B8AA96B">
                 <wp:simplePos x="0" y="0"/>
                 <wp:positionH relativeFrom="page">
-                  <wp:posOffset>2216150</wp:posOffset>
+                  <wp:posOffset>5998210</wp:posOffset>
                 </wp:positionH>
                 <wp:positionV relativeFrom="paragraph">
-                  <wp:posOffset>3920490</wp:posOffset>
+                  <wp:posOffset>1967865</wp:posOffset>
                 </wp:positionV>
-                <wp:extent cx="1018540" cy="318135"/>
-                <wp:effectExtent l="0" t="0" r="10160" b="24765"/>
+                <wp:extent cx="1444625" cy="514985"/>
+                <wp:effectExtent l="0" t="0" r="22225" b="18415"/>
                 <wp:wrapSquare wrapText="bothSides"/>
-                <wp:docPr id="503609698" name="Textfeld 2"/>
+                <wp:docPr id="1469319738" name="Textfeld 2"/>
                 <wp:cNvGraphicFramePr>
                   <a:graphicFrameLocks xmlns:a="http://schemas.openxmlformats.org/drawingml/2006/main"/>
                 </wp:cNvGraphicFramePr>
@@ -680,7 +782,7 @@
                       <wps:spPr bwMode="auto">
                         <a:xfrm>
                           <a:off x="0" y="0"/>
-                          <a:ext cx="1018540" cy="318135"/>
+                          <a:ext cx="1444625" cy="514985"/>
                         </a:xfrm>
                         <a:prstGeom prst="rect">
                           <a:avLst/>
@@ -700,11 +802,11 @@
                       <wps:txbx>
                         <w:txbxContent>
                           <w:p>
+                            <w:pPr>
+                              <w:jc w:val="center"/>
+                            </w:pPr>
                             <w:r>
-                              <w:t>Filmedetail</w:t>
-                            </w:r>
-                            <w:r>
-                              <w:t>s</w:t>
+                              <w:t>Inhaltsbasierende Filmempfehlungen</w:t>
                             </w:r>
                           </w:p>
                         </w:txbxContent>
@@ -726,19 +828,15 @@
           </mc:Choice>
           <mc:Fallback>
             <w:pict>
-              <v:shapetype w14:anchorId="06CA3829" id="_x0000_t202" coordsize="21600,21600" o:spt="202" path="m,l,21600r21600,l21600,xe">
-                <v:stroke joinstyle="miter"/>
-                <v:path gradientshapeok="t" o:connecttype="rect"/>
-              </v:shapetype>
-              <v:shape id="_x0000_s1028" type="#_x0000_t202" style="position:absolute;margin-left:174.5pt;margin-top:308.7pt;width:80.2pt;height:25.05pt;z-index:251704320;visibility:visible;mso-wrap-style:square;mso-width-percent:0;mso-height-percent:0;mso-wrap-distance-left:9pt;mso-wrap-distance-top:3.6pt;mso-wrap-distance-right:9pt;mso-wrap-distance-bottom:3.6pt;mso-position-horizontal:absolute;mso-position-horizontal-relative:page;mso-position-vertical:absolute;mso-position-vertical-relative:text;mso-width-percent:0;mso-height-percent:0;mso-width-relative:margin;mso-height-relative:margin;v-text-anchor:top" o:gfxdata="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">
+              <v:shape w14:anchorId="3D863E12" id="_x0000_s1029" type="#_x0000_t202" style="position:absolute;margin-left:472.3pt;margin-top:154.95pt;width:113.75pt;height:40.55pt;z-index:251695104;visibility:visible;mso-wrap-style:square;mso-width-percent:0;mso-height-percent:0;mso-wrap-distance-left:9pt;mso-wrap-distance-top:3.6pt;mso-wrap-distance-right:9pt;mso-wrap-distance-bottom:3.6pt;mso-position-horizontal:absolute;mso-position-horizontal-relative:page;mso-position-vertical:absolute;mso-position-vertical-relative:text;mso-width-percent:0;mso-height-percent:0;mso-width-relative:margin;mso-height-relative:margin;v-text-anchor:top" o:gfxdata="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">
                 <v:textbox>
                   <w:txbxContent>
                     <w:p>
+                      <w:pPr>
+                        <w:jc w:val="center"/>
+                      </w:pPr>
                       <w:r>
-                        <w:t>Filmedetail</w:t>
-                      </w:r>
-                      <w:r>
-                        <w:t>s</w:t>
+                        <w:t>Inhaltsbasierende Filmempfehlungen</w:t>
                       </w:r>
                     </w:p>
                   </w:txbxContent>
@@ -751,18 +849,21 @@
       </w:r>
       <w:r>
         <w:rPr>
+          <w:rFonts w:ascii="Calibri" w:hAnsi="Calibri" w:cs="Calibri"/>
           <w:noProof/>
+          <w:sz w:val="28"/>
+          <w:szCs w:val="28"/>
         </w:rPr>
         <mc:AlternateContent>
           <mc:Choice Requires="wps">
             <w:drawing>
-              <wp:anchor distT="45720" distB="45720" distL="114300" distR="114300" simplePos="0" relativeHeight="251699200" behindDoc="0" locked="0" layoutInCell="1" allowOverlap="1" wp14:anchorId="06FC24EC" wp14:editId="0F812A85">
+              <wp:anchor distT="45720" distB="45720" distL="114300" distR="114300" simplePos="0" relativeHeight="251699200" behindDoc="0" locked="0" layoutInCell="1" allowOverlap="1" wp14:anchorId="06FC24EC" wp14:editId="2AC0E783">
                 <wp:simplePos x="0" y="0"/>
                 <wp:positionH relativeFrom="page">
-                  <wp:posOffset>6201667</wp:posOffset>
+                  <wp:posOffset>6201410</wp:posOffset>
                 </wp:positionH>
                 <wp:positionV relativeFrom="paragraph">
-                  <wp:posOffset>3461128</wp:posOffset>
+                  <wp:posOffset>3403600</wp:posOffset>
                 </wp:positionV>
                 <wp:extent cx="1162050" cy="713740"/>
                 <wp:effectExtent l="0" t="0" r="19050" b="10160"/>
@@ -800,6 +901,9 @@
                       <wps:txbx>
                         <w:txbxContent>
                           <w:p>
+                            <w:pPr>
+                              <w:jc w:val="center"/>
+                            </w:pPr>
                             <w:r>
                               <w:t>Film den Favoriten Hinzufügen</w:t>
                             </w:r>
@@ -823,10 +927,13 @@
           </mc:Choice>
           <mc:Fallback>
             <w:pict>
-              <v:shape w14:anchorId="06FC24EC" id="_x0000_s1029" type="#_x0000_t202" style="position:absolute;margin-left:488.3pt;margin-top:272.55pt;width:91.5pt;height:56.2pt;z-index:251699200;visibility:visible;mso-wrap-style:square;mso-width-percent:0;mso-height-percent:0;mso-wrap-distance-left:9pt;mso-wrap-distance-top:3.6pt;mso-wrap-distance-right:9pt;mso-wrap-distance-bottom:3.6pt;mso-position-horizontal:absolute;mso-position-horizontal-relative:page;mso-position-vertical:absolute;mso-position-vertical-relative:text;mso-width-percent:0;mso-height-percent:0;mso-width-relative:margin;mso-height-relative:margin;v-text-anchor:top" o:gfxdata="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">
+              <v:shape w14:anchorId="06FC24EC" id="_x0000_s1030" type="#_x0000_t202" style="position:absolute;margin-left:488.3pt;margin-top:268pt;width:91.5pt;height:56.2pt;z-index:251699200;visibility:visible;mso-wrap-style:square;mso-width-percent:0;mso-height-percent:0;mso-wrap-distance-left:9pt;mso-wrap-distance-top:3.6pt;mso-wrap-distance-right:9pt;mso-wrap-distance-bottom:3.6pt;mso-position-horizontal:absolute;mso-position-horizontal-relative:page;mso-position-vertical:absolute;mso-position-vertical-relative:text;mso-width-percent:0;mso-height-percent:0;mso-width-relative:margin;mso-height-relative:margin;v-text-anchor:top" o:gfxdata="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">
                 <v:textbox>
                   <w:txbxContent>
                     <w:p>
+                      <w:pPr>
+                        <w:jc w:val="center"/>
+                      </w:pPr>
                       <w:r>
                         <w:t>Film den Favoriten Hinzufügen</w:t>
                       </w:r>
@@ -841,18 +948,21 @@
       </w:r>
       <w:r>
         <w:rPr>
+          <w:rFonts w:ascii="Calibri" w:hAnsi="Calibri" w:cs="Calibri"/>
           <w:noProof/>
+          <w:sz w:val="28"/>
+          <w:szCs w:val="28"/>
         </w:rPr>
         <mc:AlternateContent>
           <mc:Choice Requires="wps">
             <w:drawing>
-              <wp:anchor distT="45720" distB="45720" distL="114300" distR="114300" simplePos="0" relativeHeight="251707392" behindDoc="0" locked="0" layoutInCell="1" allowOverlap="1" wp14:anchorId="4C63291D" wp14:editId="7DF5E623">
+              <wp:anchor distT="45720" distB="45720" distL="114300" distR="114300" simplePos="0" relativeHeight="251707392" behindDoc="0" locked="0" layoutInCell="1" allowOverlap="1" wp14:anchorId="4C63291D" wp14:editId="7F1B7F22">
                 <wp:simplePos x="0" y="0"/>
                 <wp:positionH relativeFrom="page">
-                  <wp:posOffset>242482</wp:posOffset>
+                  <wp:posOffset>241935</wp:posOffset>
                 </wp:positionH>
                 <wp:positionV relativeFrom="paragraph">
-                  <wp:posOffset>3722032</wp:posOffset>
+                  <wp:posOffset>3674110</wp:posOffset>
                 </wp:positionV>
                 <wp:extent cx="1232535" cy="271780"/>
                 <wp:effectExtent l="0" t="0" r="24765" b="13970"/>
@@ -890,6 +1000,9 @@
                       <wps:txbx>
                         <w:txbxContent>
                           <w:p>
+                            <w:pPr>
+                              <w:jc w:val="center"/>
+                            </w:pPr>
                             <w:r>
                               <w:t>Trailer ansehen</w:t>
                             </w:r>
@@ -913,10 +1026,13 @@
           </mc:Choice>
           <mc:Fallback>
             <w:pict>
-              <v:shape w14:anchorId="4C63291D" id="_x0000_s1030" type="#_x0000_t202" style="position:absolute;margin-left:19.1pt;margin-top:293.05pt;width:97.05pt;height:21.4pt;z-index:251707392;visibility:visible;mso-wrap-style:square;mso-width-percent:0;mso-height-percent:0;mso-wrap-distance-left:9pt;mso-wrap-distance-top:3.6pt;mso-wrap-distance-right:9pt;mso-wrap-distance-bottom:3.6pt;mso-position-horizontal:absolute;mso-position-horizontal-relative:page;mso-position-vertical:absolute;mso-position-vertical-relative:text;mso-width-percent:0;mso-height-percent:0;mso-width-relative:margin;mso-height-relative:margin;v-text-anchor:top" o:gfxdata="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">
+              <v:shape w14:anchorId="4C63291D" id="_x0000_s1031" type="#_x0000_t202" style="position:absolute;margin-left:19.05pt;margin-top:289.3pt;width:97.05pt;height:21.4pt;z-index:251707392;visibility:visible;mso-wrap-style:square;mso-width-percent:0;mso-height-percent:0;mso-wrap-distance-left:9pt;mso-wrap-distance-top:3.6pt;mso-wrap-distance-right:9pt;mso-wrap-distance-bottom:3.6pt;mso-position-horizontal:absolute;mso-position-horizontal-relative:page;mso-position-vertical:absolute;mso-position-vertical-relative:text;mso-width-percent:0;mso-height-percent:0;mso-width-relative:margin;mso-height-relative:margin;v-text-anchor:top" o:gfxdata="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">
                 <v:textbox>
                   <w:txbxContent>
                     <w:p>
+                      <w:pPr>
+                        <w:jc w:val="center"/>
+                      </w:pPr>
                       <w:r>
                         <w:t>Trailer ansehen</w:t>
                       </w:r>
@@ -931,23 +1047,26 @@
       </w:r>
       <w:r>
         <w:rPr>
+          <w:rFonts w:ascii="Calibri" w:hAnsi="Calibri" w:cs="Calibri"/>
           <w:noProof/>
+          <w:sz w:val="28"/>
+          <w:szCs w:val="28"/>
         </w:rPr>
         <mc:AlternateContent>
           <mc:Choice Requires="wps">
             <w:drawing>
-              <wp:anchor distT="45720" distB="45720" distL="114300" distR="114300" simplePos="0" relativeHeight="251695104" behindDoc="0" locked="0" layoutInCell="1" allowOverlap="1" wp14:anchorId="3D863E12" wp14:editId="229B18AA">
+              <wp:anchor distT="45720" distB="45720" distL="114300" distR="114300" simplePos="0" relativeHeight="251709440" behindDoc="0" locked="0" layoutInCell="1" allowOverlap="1" wp14:anchorId="315CC372" wp14:editId="16B8FD17">
                 <wp:simplePos x="0" y="0"/>
                 <wp:positionH relativeFrom="page">
-                  <wp:align>right</wp:align>
+                  <wp:posOffset>270510</wp:posOffset>
                 </wp:positionH>
                 <wp:positionV relativeFrom="paragraph">
-                  <wp:posOffset>1996440</wp:posOffset>
+                  <wp:posOffset>1318895</wp:posOffset>
                 </wp:positionV>
-                <wp:extent cx="1444625" cy="514985"/>
-                <wp:effectExtent l="0" t="0" r="22225" b="18415"/>
+                <wp:extent cx="819785" cy="259080"/>
+                <wp:effectExtent l="0" t="0" r="18415" b="26670"/>
                 <wp:wrapSquare wrapText="bothSides"/>
-                <wp:docPr id="1469319738" name="Textfeld 2"/>
+                <wp:docPr id="375652916" name="Textfeld 2"/>
                 <wp:cNvGraphicFramePr>
                   <a:graphicFrameLocks xmlns:a="http://schemas.openxmlformats.org/drawingml/2006/main"/>
                 </wp:cNvGraphicFramePr>
@@ -960,7 +1079,7 @@
                       <wps:spPr bwMode="auto">
                         <a:xfrm>
                           <a:off x="0" y="0"/>
-                          <a:ext cx="1444625" cy="515073"/>
+                          <a:ext cx="819785" cy="259080"/>
                         </a:xfrm>
                         <a:prstGeom prst="rect">
                           <a:avLst/>
@@ -980,8 +1099,11 @@
                       <wps:txbx>
                         <w:txbxContent>
                           <w:p>
+                            <w:pPr>
+                              <w:jc w:val="center"/>
+                            </w:pPr>
                             <w:r>
-                              <w:t>Inhaltsbasierende Filmempfehlungen</w:t>
+                              <w:t>Filmliste</w:t>
                             </w:r>
                           </w:p>
                         </w:txbxContent>
@@ -1003,12 +1125,15 @@
           </mc:Choice>
           <mc:Fallback>
             <w:pict>
-              <v:shape w14:anchorId="3D863E12" id="_x0000_s1032" type="#_x0000_t202" style="position:absolute;margin-left:62.55pt;margin-top:157.2pt;width:113.75pt;height:40.55pt;z-index:251695104;visibility:visible;mso-wrap-style:square;mso-width-percent:0;mso-height-percent:0;mso-wrap-distance-left:9pt;mso-wrap-distance-top:3.6pt;mso-wrap-distance-right:9pt;mso-wrap-distance-bottom:3.6pt;mso-position-horizontal:right;mso-position-horizontal-relative:page;mso-position-vertical:absolute;mso-position-vertical-relative:text;mso-width-percent:0;mso-height-percent:0;mso-width-relative:margin;mso-height-relative:margin;v-text-anchor:top" o:gfxdata="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">
+              <v:shape w14:anchorId="315CC372" id="_x0000_s1032" type="#_x0000_t202" style="position:absolute;margin-left:21.3pt;margin-top:103.85pt;width:64.55pt;height:20.4pt;z-index:251709440;visibility:visible;mso-wrap-style:square;mso-width-percent:0;mso-height-percent:0;mso-wrap-distance-left:9pt;mso-wrap-distance-top:3.6pt;mso-wrap-distance-right:9pt;mso-wrap-distance-bottom:3.6pt;mso-position-horizontal:absolute;mso-position-horizontal-relative:page;mso-position-vertical:absolute;mso-position-vertical-relative:text;mso-width-percent:0;mso-height-percent:0;mso-width-relative:margin;mso-height-relative:margin;v-text-anchor:top" o:gfxdata="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">
                 <v:textbox>
                   <w:txbxContent>
                     <w:p>
+                      <w:pPr>
+                        <w:jc w:val="center"/>
+                      </w:pPr>
                       <w:r>
-                        <w:t>Inhaltsbasierende Filmempfehlungen</w:t>
+                        <w:t>Filmliste</w:t>
                       </w:r>
                     </w:p>
                   </w:txbxContent>
@@ -1021,18 +1146,21 @@
       </w:r>
       <w:r>
         <w:rPr>
+          <w:rFonts w:ascii="Calibri" w:hAnsi="Calibri" w:cs="Calibri"/>
           <w:noProof/>
+          <w:sz w:val="28"/>
+          <w:szCs w:val="28"/>
         </w:rPr>
         <mc:AlternateContent>
           <mc:Choice Requires="wps">
             <w:drawing>
-              <wp:anchor distT="45720" distB="45720" distL="114300" distR="114300" simplePos="0" relativeHeight="251710464" behindDoc="0" locked="0" layoutInCell="1" allowOverlap="1" wp14:anchorId="3306EF76" wp14:editId="4AAB54BF">
+              <wp:anchor distT="45720" distB="45720" distL="114300" distR="114300" simplePos="0" relativeHeight="251710464" behindDoc="0" locked="0" layoutInCell="1" allowOverlap="1" wp14:anchorId="3306EF76" wp14:editId="2F6D7248">
                 <wp:simplePos x="0" y="0"/>
                 <wp:positionH relativeFrom="page">
-                  <wp:posOffset>2117725</wp:posOffset>
+                  <wp:posOffset>2098675</wp:posOffset>
                 </wp:positionH>
                 <wp:positionV relativeFrom="paragraph">
-                  <wp:posOffset>380365</wp:posOffset>
+                  <wp:posOffset>447040</wp:posOffset>
                 </wp:positionV>
                 <wp:extent cx="961390" cy="264795"/>
                 <wp:effectExtent l="0" t="0" r="10160" b="20955"/>
@@ -1070,6 +1198,9 @@
                       <wps:txbx>
                         <w:txbxContent>
                           <w:p>
+                            <w:pPr>
+                              <w:jc w:val="center"/>
+                            </w:pPr>
                             <w:r>
                               <w:t>Suchleiste</w:t>
                             </w:r>
@@ -1093,10 +1224,13 @@
           </mc:Choice>
           <mc:Fallback>
             <w:pict>
-              <v:shape w14:anchorId="3306EF76" id="_x0000_s1028" type="#_x0000_t202" style="position:absolute;margin-left:166.75pt;margin-top:29.95pt;width:75.7pt;height:20.85pt;z-index:251710464;visibility:visible;mso-wrap-style:square;mso-width-percent:0;mso-height-percent:0;mso-wrap-distance-left:9pt;mso-wrap-distance-top:3.6pt;mso-wrap-distance-right:9pt;mso-wrap-distance-bottom:3.6pt;mso-position-horizontal:absolute;mso-position-horizontal-relative:page;mso-position-vertical:absolute;mso-position-vertical-relative:text;mso-width-percent:0;mso-height-percent:0;mso-width-relative:margin;mso-height-relative:margin;v-text-anchor:top" o:gfxdata="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">
+              <v:shape w14:anchorId="3306EF76" id="_x0000_s1033" type="#_x0000_t202" style="position:absolute;margin-left:165.25pt;margin-top:35.2pt;width:75.7pt;height:20.85pt;z-index:251710464;visibility:visible;mso-wrap-style:square;mso-width-percent:0;mso-height-percent:0;mso-wrap-distance-left:9pt;mso-wrap-distance-top:3.6pt;mso-wrap-distance-right:9pt;mso-wrap-distance-bottom:3.6pt;mso-position-horizontal:absolute;mso-position-horizontal-relative:page;mso-position-vertical:absolute;mso-position-vertical-relative:text;mso-width-percent:0;mso-height-percent:0;mso-width-relative:margin;mso-height-relative:margin;v-text-anchor:top" o:gfxdata="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">
                 <v:textbox>
                   <w:txbxContent>
                     <w:p>
+                      <w:pPr>
+                        <w:jc w:val="center"/>
+                      </w:pPr>
                       <w:r>
                         <w:t>Suchleiste</w:t>
                       </w:r>
@@ -1111,23 +1245,26 @@
       </w:r>
       <w:r>
         <w:rPr>
+          <w:rFonts w:ascii="Calibri" w:hAnsi="Calibri" w:cs="Calibri"/>
           <w:noProof/>
+          <w:sz w:val="28"/>
+          <w:szCs w:val="28"/>
         </w:rPr>
         <mc:AlternateContent>
           <mc:Choice Requires="wps">
             <w:drawing>
-              <wp:anchor distT="45720" distB="45720" distL="114300" distR="114300" simplePos="0" relativeHeight="251709440" behindDoc="0" locked="0" layoutInCell="1" allowOverlap="1" wp14:anchorId="315CC372" wp14:editId="1FCA88D2">
+              <wp:anchor distT="45720" distB="45720" distL="114300" distR="114300" simplePos="0" relativeHeight="251689984" behindDoc="0" locked="0" layoutInCell="1" allowOverlap="1" wp14:anchorId="2C1FF9FF" wp14:editId="24069FDA">
                 <wp:simplePos x="0" y="0"/>
                 <wp:positionH relativeFrom="page">
-                  <wp:posOffset>270940</wp:posOffset>
+                  <wp:posOffset>6303010</wp:posOffset>
                 </wp:positionH>
                 <wp:positionV relativeFrom="paragraph">
-                  <wp:posOffset>1300398</wp:posOffset>
+                  <wp:posOffset>463550</wp:posOffset>
                 </wp:positionV>
-                <wp:extent cx="819785" cy="259080"/>
-                <wp:effectExtent l="0" t="0" r="18415" b="26670"/>
+                <wp:extent cx="1162050" cy="526415"/>
+                <wp:effectExtent l="0" t="0" r="19050" b="26035"/>
                 <wp:wrapSquare wrapText="bothSides"/>
-                <wp:docPr id="375652916" name="Textfeld 2"/>
+                <wp:docPr id="1955628582" name="Textfeld 2"/>
                 <wp:cNvGraphicFramePr>
                   <a:graphicFrameLocks xmlns:a="http://schemas.openxmlformats.org/drawingml/2006/main"/>
                 </wp:cNvGraphicFramePr>
@@ -1140,7 +1277,7 @@
                       <wps:spPr bwMode="auto">
                         <a:xfrm>
                           <a:off x="0" y="0"/>
-                          <a:ext cx="819785" cy="259080"/>
+                          <a:ext cx="1162050" cy="526415"/>
                         </a:xfrm>
                         <a:prstGeom prst="rect">
                           <a:avLst/>
@@ -1160,8 +1297,14 @@
                       <wps:txbx>
                         <w:txbxContent>
                           <w:p>
+                            <w:pPr>
+                              <w:jc w:val="center"/>
+                            </w:pPr>
                             <w:r>
-                              <w:t>Filmliste</w:t>
+                              <w:t xml:space="preserve">Zur </w:t>
+                            </w:r>
+                            <w:r>
+                              <w:t>Favoritenseite</w:t>
                             </w:r>
                           </w:p>
                         </w:txbxContent>
@@ -1183,12 +1326,18 @@
           </mc:Choice>
           <mc:Fallback>
             <w:pict>
-              <v:shape w14:anchorId="315CC372" id="_x0000_s1034" type="#_x0000_t202" style="position:absolute;margin-left:21.35pt;margin-top:102.4pt;width:64.55pt;height:20.4pt;z-index:251709440;visibility:visible;mso-wrap-style:square;mso-width-percent:0;mso-height-percent:0;mso-wrap-distance-left:9pt;mso-wrap-distance-top:3.6pt;mso-wrap-distance-right:9pt;mso-wrap-distance-bottom:3.6pt;mso-position-horizontal:absolute;mso-position-horizontal-relative:page;mso-position-vertical:absolute;mso-position-vertical-relative:text;mso-width-percent:0;mso-height-percent:0;mso-width-relative:margin;mso-height-relative:margin;v-text-anchor:top" o:gfxdata="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">
+              <v:shape w14:anchorId="2C1FF9FF" id="_x0000_s1034" type="#_x0000_t202" style="position:absolute;margin-left:496.3pt;margin-top:36.5pt;width:91.5pt;height:41.45pt;z-index:251689984;visibility:visible;mso-wrap-style:square;mso-width-percent:0;mso-height-percent:0;mso-wrap-distance-left:9pt;mso-wrap-distance-top:3.6pt;mso-wrap-distance-right:9pt;mso-wrap-distance-bottom:3.6pt;mso-position-horizontal:absolute;mso-position-horizontal-relative:page;mso-position-vertical:absolute;mso-position-vertical-relative:text;mso-width-percent:0;mso-height-percent:0;mso-width-relative:margin;mso-height-relative:margin;v-text-anchor:top" o:gfxdata="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">
                 <v:textbox>
                   <w:txbxContent>
                     <w:p>
+                      <w:pPr>
+                        <w:jc w:val="center"/>
+                      </w:pPr>
                       <w:r>
-                        <w:t>Filmliste</w:t>
+                        <w:t xml:space="preserve">Zur </w:t>
+                      </w:r>
+                      <w:r>
+                        <w:t>Favoritenseite</w:t>
                       </w:r>
                     </w:p>
                   </w:txbxContent>
@@ -1201,7 +1350,85 @@
       </w:r>
       <w:r>
         <w:rPr>
+          <w:rFonts w:ascii="Calibri" w:hAnsi="Calibri" w:cs="Calibri"/>
           <w:noProof/>
+          <w:sz w:val="28"/>
+          <w:szCs w:val="28"/>
+        </w:rPr>
+        <w:drawing>
+          <wp:anchor distT="0" distB="0" distL="114300" distR="114300" simplePos="0" relativeHeight="251613184" behindDoc="0" locked="0" layoutInCell="1" allowOverlap="1" wp14:anchorId="58BF1FA1" wp14:editId="430DF95F">
+            <wp:simplePos x="0" y="0"/>
+            <wp:positionH relativeFrom="margin">
+              <wp:posOffset>252730</wp:posOffset>
+            </wp:positionH>
+            <wp:positionV relativeFrom="paragraph">
+              <wp:posOffset>328930</wp:posOffset>
+            </wp:positionV>
+            <wp:extent cx="5262880" cy="3669665"/>
+            <wp:effectExtent l="0" t="0" r="0" b="6985"/>
+            <wp:wrapTopAndBottom/>
+            <wp:docPr id="388005935" name="Grafik 3" descr="Ein Bild, das Text, Elektronik, Screenshot, Software enthält.&#10;&#10;KI-generierte Inhalte können fehlerhaft sein."/>
+            <wp:cNvGraphicFramePr>
+              <a:graphicFrameLocks xmlns:a="http://schemas.openxmlformats.org/drawingml/2006/main" noChangeAspect="1"/>
+            </wp:cNvGraphicFramePr>
+            <a:graphic xmlns:a="http://schemas.openxmlformats.org/drawingml/2006/main">
+              <a:graphicData uri="http://schemas.openxmlformats.org/drawingml/2006/picture">
+                <pic:pic xmlns:pic="http://schemas.openxmlformats.org/drawingml/2006/picture">
+                  <pic:nvPicPr>
+                    <pic:cNvPr id="388005935" name="Grafik 3" descr="Ein Bild, das Text, Elektronik, Screenshot, Software enthält.&#10;&#10;KI-generierte Inhalte können fehlerhaft sein."/>
+                    <pic:cNvPicPr>
+                      <a:picLocks noChangeAspect="1" noChangeArrowheads="1"/>
+                    </pic:cNvPicPr>
+                  </pic:nvPicPr>
+                  <pic:blipFill rotWithShape="1">
+                    <a:blip r:embed="rId6" cstate="print">
+                      <a:extLst>
+                        <a:ext uri="{28A0092B-C50C-407E-A947-70E740481C1C}">
+                          <a14:useLocalDpi xmlns:a14="http://schemas.microsoft.com/office/drawing/2010/main" val="0"/>
+                        </a:ext>
+                      </a:extLst>
+                    </a:blip>
+                    <a:srcRect t="872" b="15164"/>
+                    <a:stretch>
+                      <a:fillRect/>
+                    </a:stretch>
+                  </pic:blipFill>
+                  <pic:spPr bwMode="auto">
+                    <a:xfrm>
+                      <a:off x="0" y="0"/>
+                      <a:ext cx="5262880" cy="3669665"/>
+                    </a:xfrm>
+                    <a:prstGeom prst="rect">
+                      <a:avLst/>
+                    </a:prstGeom>
+                    <a:noFill/>
+                    <a:ln>
+                      <a:noFill/>
+                    </a:ln>
+                    <a:extLst>
+                      <a:ext uri="{53640926-AAD7-44D8-BBD7-CCE9431645EC}">
+                        <a14:shadowObscured xmlns:a14="http://schemas.microsoft.com/office/drawing/2010/main"/>
+                      </a:ext>
+                    </a:extLst>
+                  </pic:spPr>
+                </pic:pic>
+              </a:graphicData>
+            </a:graphic>
+            <wp14:sizeRelH relativeFrom="margin">
+              <wp14:pctWidth>0</wp14:pctWidth>
+            </wp14:sizeRelH>
+            <wp14:sizeRelV relativeFrom="margin">
+              <wp14:pctHeight>0</wp14:pctHeight>
+            </wp14:sizeRelV>
+          </wp:anchor>
+        </w:drawing>
+      </w:r>
+      <w:r>
+        <w:rPr>
+          <w:rFonts w:ascii="Calibri" w:hAnsi="Calibri" w:cs="Calibri"/>
+          <w:noProof/>
+          <w:sz w:val="28"/>
+          <w:szCs w:val="28"/>
         </w:rPr>
         <mc:AlternateContent>
           <mc:Choice Requires="wps">
@@ -1273,7 +1500,10 @@
       </w:r>
       <w:r>
         <w:rPr>
+          <w:rFonts w:ascii="Calibri" w:hAnsi="Calibri" w:cs="Calibri"/>
           <w:noProof/>
+          <w:sz w:val="28"/>
+          <w:szCs w:val="28"/>
         </w:rPr>
         <mc:AlternateContent>
           <mc:Choice Requires="wps">
@@ -1345,7 +1575,10 @@
       </w:r>
       <w:r>
         <w:rPr>
+          <w:rFonts w:ascii="Calibri" w:hAnsi="Calibri" w:cs="Calibri"/>
           <w:noProof/>
+          <w:sz w:val="28"/>
+          <w:szCs w:val="28"/>
         </w:rPr>
         <mc:AlternateContent>
           <mc:Choice Requires="wps">
@@ -1417,7 +1650,10 @@
       </w:r>
       <w:r>
         <w:rPr>
+          <w:rFonts w:ascii="Calibri" w:hAnsi="Calibri" w:cs="Calibri"/>
           <w:noProof/>
+          <w:sz w:val="28"/>
+          <w:szCs w:val="28"/>
         </w:rPr>
         <mc:AlternateContent>
           <mc:Choice Requires="wps">
@@ -1489,7 +1725,10 @@
       </w:r>
       <w:r>
         <w:rPr>
+          <w:rFonts w:ascii="Calibri" w:hAnsi="Calibri" w:cs="Calibri"/>
           <w:noProof/>
+          <w:sz w:val="28"/>
+          <w:szCs w:val="28"/>
         </w:rPr>
         <mc:AlternateContent>
           <mc:Choice Requires="wps">
@@ -1561,7 +1800,10 @@
       </w:r>
       <w:r>
         <w:rPr>
+          <w:rFonts w:ascii="Calibri" w:hAnsi="Calibri" w:cs="Calibri"/>
           <w:noProof/>
+          <w:sz w:val="28"/>
+          <w:szCs w:val="28"/>
         </w:rPr>
         <mc:AlternateContent>
           <mc:Choice Requires="wps">
@@ -1627,12 +1869,15 @@
       </w:r>
       <w:r>
         <w:rPr>
+          <w:rFonts w:ascii="Calibri" w:hAnsi="Calibri" w:cs="Calibri"/>
           <w:noProof/>
+          <w:sz w:val="28"/>
+          <w:szCs w:val="28"/>
         </w:rPr>
         <mc:AlternateContent>
           <mc:Choice Requires="wps">
             <w:drawing>
-              <wp:anchor distT="0" distB="0" distL="114300" distR="114300" simplePos="0" relativeHeight="251619328" behindDoc="0" locked="0" layoutInCell="1" allowOverlap="1" wp14:anchorId="0265D679" wp14:editId="423C5C01">
+              <wp:anchor distT="0" distB="0" distL="114300" distR="114300" simplePos="0" relativeHeight="251619328" behindDoc="0" locked="0" layoutInCell="1" allowOverlap="1" wp14:anchorId="0265D679" wp14:editId="496E2883">
                 <wp:simplePos x="0" y="0"/>
                 <wp:positionH relativeFrom="column">
                   <wp:posOffset>1668861</wp:posOffset>
@@ -1684,7 +1929,11 @@
           </mc:Choice>
           <mc:Fallback>
             <w:pict>
-              <v:shape w14:anchorId="548C2EC2" id="Gerade Verbindung mit Pfeil 5" o:spid="_x0000_s1026" type="#_x0000_t32" style="position:absolute;margin-left:131.4pt;margin-top:43.2pt;width:.8pt;height:49.85pt;z-index:251619328;visibility:visible;mso-wrap-style:square;mso-wrap-distance-left:9pt;mso-wrap-distance-top:0;mso-wrap-distance-right:9pt;mso-wrap-distance-bottom:0;mso-position-horizontal:absolute;mso-position-horizontal-relative:text;mso-position-vertical:absolute;mso-position-vertical-relative:text" o:gfxdata="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" strokecolor="#156082 [3204]" strokeweight="1.5pt">
+              <v:shapetype w14:anchorId="79C9982C" id="_x0000_t32" coordsize="21600,21600" o:spt="32" o:oned="t" path="m,l21600,21600e" filled="f">
+                <v:path arrowok="t" fillok="f" o:connecttype="none"/>
+                <o:lock v:ext="edit" shapetype="t"/>
+              </v:shapetype>
+              <v:shape id="Gerade Verbindung mit Pfeil 5" o:spid="_x0000_s1026" type="#_x0000_t32" style="position:absolute;margin-left:131.4pt;margin-top:43.2pt;width:.8pt;height:49.85pt;z-index:251619328;visibility:visible;mso-wrap-style:square;mso-wrap-distance-left:9pt;mso-wrap-distance-top:0;mso-wrap-distance-right:9pt;mso-wrap-distance-bottom:0;mso-position-horizontal:absolute;mso-position-horizontal-relative:text;mso-position-vertical:absolute;mso-position-vertical-relative:text" o:gfxdata="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" strokecolor="#156082 [3204]" strokeweight="1.5pt">
                 <v:stroke endarrow="block" joinstyle="miter"/>
               </v:shape>
             </w:pict>
@@ -1693,21 +1942,406 @@
       </w:r>
       <w:r>
         <w:rPr>
+          <w:rFonts w:ascii="Calibri" w:hAnsi="Calibri" w:cs="Calibri"/>
+          <w:b/>
+          <w:bCs/>
+          <w:sz w:val="28"/>
+          <w:szCs w:val="28"/>
+        </w:rPr>
+        <w:t xml:space="preserve">2. </w:t>
+      </w:r>
+      <w:r>
+        <w:rPr>
+          <w:rFonts w:ascii="Calibri" w:hAnsi="Calibri" w:cs="Calibri"/>
+          <w:b/>
+          <w:bCs/>
+          <w:sz w:val="28"/>
+          <w:szCs w:val="28"/>
+        </w:rPr>
+        <w:t>Allgemeine Übersicht</w:t>
+      </w:r>
+    </w:p>
+    <w:p>
+      <w:pPr>
+        <w:rPr>
+          <w:rFonts w:ascii="Calibri" w:hAnsi="Calibri" w:cs="Calibri"/>
+          <w:b/>
+          <w:bCs/>
+        </w:rPr>
+      </w:pPr>
+    </w:p>
+    <w:p>
+      <w:pPr>
+        <w:rPr>
+          <w:rFonts w:ascii="Calibri" w:hAnsi="Calibri" w:cs="Calibri"/>
+        </w:rPr>
+      </w:pPr>
+      <w:r>
+        <w:rPr>
+          <w:rFonts w:ascii="Calibri" w:hAnsi="Calibri" w:cs="Calibri"/>
+        </w:rPr>
+        <w:t xml:space="preserve">Die </w:t>
+      </w:r>
+      <w:r>
+        <w:rPr>
+          <w:rFonts w:ascii="Calibri" w:hAnsi="Calibri" w:cs="Calibri"/>
+          <w:b/>
+          <w:bCs/>
+        </w:rPr>
+        <w:t>Allgemeine Übersicht</w:t>
+      </w:r>
+      <w:r>
+        <w:rPr>
+          <w:rFonts w:ascii="Calibri" w:hAnsi="Calibri" w:cs="Calibri"/>
+        </w:rPr>
+        <w:t xml:space="preserve"> ist das Herzstück der Anwendung und bietet Ihnen folgende Funktionen:</w:t>
+      </w:r>
+    </w:p>
+    <w:p>
+      <w:pPr>
+        <w:numPr>
+          <w:ilvl w:val="0"/>
+          <w:numId w:val="2"/>
+        </w:numPr>
+        <w:rPr>
+          <w:rFonts w:ascii="Calibri" w:hAnsi="Calibri" w:cs="Calibri"/>
+        </w:rPr>
+      </w:pPr>
+      <w:r>
+        <w:rPr>
+          <w:rFonts w:ascii="Calibri" w:hAnsi="Calibri" w:cs="Calibri"/>
+          <w:b/>
+          <w:bCs/>
+        </w:rPr>
+        <w:t>Filmliste (linke Seite)</w:t>
+      </w:r>
+      <w:r>
+        <w:rPr>
+          <w:rFonts w:ascii="Calibri" w:hAnsi="Calibri" w:cs="Calibri"/>
+        </w:rPr>
+        <w:t>: Hier finden Sie eine vollständige Liste aller verfügbaren Filme.</w:t>
+      </w:r>
+    </w:p>
+    <w:p>
+      <w:pPr>
+        <w:numPr>
+          <w:ilvl w:val="0"/>
+          <w:numId w:val="2"/>
+        </w:numPr>
+        <w:rPr>
+          <w:rFonts w:ascii="Calibri" w:hAnsi="Calibri" w:cs="Calibri"/>
+        </w:rPr>
+      </w:pPr>
+      <w:r>
+        <w:rPr>
+          <w:rFonts w:ascii="Calibri" w:hAnsi="Calibri" w:cs="Calibri"/>
+          <w:b/>
+          <w:bCs/>
+        </w:rPr>
+        <w:t>Suchleiste</w:t>
+      </w:r>
+      <w:r>
+        <w:rPr>
+          <w:rFonts w:ascii="Calibri" w:hAnsi="Calibri" w:cs="Calibri"/>
+        </w:rPr>
+        <w:t>: Nutzen Sie das Suchfeld, um gezielt nach einem bestimmten Film zu suchen.</w:t>
+      </w:r>
+    </w:p>
+    <w:p>
+      <w:pPr>
+        <w:numPr>
+          <w:ilvl w:val="0"/>
+          <w:numId w:val="2"/>
+        </w:numPr>
+        <w:rPr>
+          <w:rFonts w:ascii="Calibri" w:hAnsi="Calibri" w:cs="Calibri"/>
+        </w:rPr>
+      </w:pPr>
+      <w:r>
+        <w:rPr>
+          <w:rFonts w:ascii="Calibri" w:hAnsi="Calibri" w:cs="Calibri"/>
+          <w:b/>
+          <w:bCs/>
+        </w:rPr>
+        <w:t>Inhaltsbasierte Empfehlungen (rechte Seite)</w:t>
+      </w:r>
+      <w:r>
+        <w:rPr>
+          <w:rFonts w:ascii="Calibri" w:hAnsi="Calibri" w:cs="Calibri"/>
+        </w:rPr>
+        <w:t xml:space="preserve">: Entdecken Sie Filme, die auf ähnlichen Inhalten basieren </w:t>
+      </w:r>
+      <w:r>
+        <w:rPr>
+          <w:rFonts w:ascii="Calibri" w:hAnsi="Calibri" w:cs="Calibri"/>
+        </w:rPr>
+        <w:t>wie Ihre Favoriten.</w:t>
+      </w:r>
+    </w:p>
+    <w:p>
+      <w:pPr>
+        <w:pBdr>
+          <w:bottom w:val="single" w:sz="6" w:space="1" w:color="auto"/>
+        </w:pBdr>
+        <w:rPr>
+          <w:rFonts w:ascii="Calibri" w:hAnsi="Calibri" w:cs="Calibri"/>
+          <w:sz w:val="14"/>
+          <w:szCs w:val="14"/>
+        </w:rPr>
+      </w:pPr>
+    </w:p>
+    <w:p>
+      <w:pPr>
+        <w:rPr>
+          <w:rFonts w:ascii="Calibri" w:hAnsi="Calibri" w:cs="Calibri"/>
+          <w:sz w:val="14"/>
+          <w:szCs w:val="14"/>
+        </w:rPr>
+      </w:pPr>
+    </w:p>
+    <w:p>
+      <w:pPr>
+        <w:rPr>
+          <w:rFonts w:ascii="Calibri" w:hAnsi="Calibri" w:cs="Calibri"/>
+          <w:b/>
+          <w:bCs/>
+          <w:sz w:val="28"/>
+          <w:szCs w:val="28"/>
+        </w:rPr>
+      </w:pPr>
+      <w:r>
+        <w:rPr>
+          <w:rFonts w:ascii="Calibri" w:hAnsi="Calibri" w:cs="Calibri"/>
+          <w:b/>
+          <w:bCs/>
+          <w:sz w:val="28"/>
+          <w:szCs w:val="28"/>
+        </w:rPr>
+        <w:t>3. Filmdetails</w:t>
+      </w:r>
+    </w:p>
+    <w:p>
+      <w:pPr>
+        <w:rPr>
+          <w:rFonts w:ascii="Calibri" w:hAnsi="Calibri" w:cs="Calibri"/>
+        </w:rPr>
+      </w:pPr>
+      <w:r>
+        <w:rPr>
+          <w:rFonts w:ascii="Calibri" w:hAnsi="Calibri" w:cs="Calibri"/>
+        </w:rPr>
+        <w:t xml:space="preserve">Wenn Sie auf einen Film klicken, der Sie interessiert, öffnet sich die </w:t>
+      </w:r>
+      <w:r>
+        <w:rPr>
+          <w:rFonts w:ascii="Calibri" w:hAnsi="Calibri" w:cs="Calibri"/>
+          <w:b/>
+          <w:bCs/>
+        </w:rPr>
+        <w:t>Filmdetailansicht</w:t>
+      </w:r>
+      <w:r>
+        <w:rPr>
+          <w:rFonts w:ascii="Calibri" w:hAnsi="Calibri" w:cs="Calibri"/>
+        </w:rPr>
+        <w:t xml:space="preserve"> mit weiteren Informationen:</w:t>
+      </w:r>
+    </w:p>
+    <w:p>
+      <w:pPr>
+        <w:numPr>
+          <w:ilvl w:val="0"/>
+          <w:numId w:val="3"/>
+        </w:numPr>
+        <w:rPr>
+          <w:rFonts w:ascii="Calibri" w:hAnsi="Calibri" w:cs="Calibri"/>
+        </w:rPr>
+      </w:pPr>
+      <w:r>
+        <w:rPr>
+          <w:rFonts w:ascii="Calibri" w:hAnsi="Calibri" w:cs="Calibri"/>
+          <w:b/>
+          <w:bCs/>
+        </w:rPr>
+        <w:t>Filmbeschreibung</w:t>
+      </w:r>
+      <w:r>
+        <w:rPr>
+          <w:rFonts w:ascii="Calibri" w:hAnsi="Calibri" w:cs="Calibri"/>
+        </w:rPr>
+        <w:t>: Unten auf der Seite finden Sie eine detaillierte Beschreibung des ausgewählten Films.</w:t>
+      </w:r>
+    </w:p>
+    <w:p>
+      <w:pPr>
+        <w:numPr>
+          <w:ilvl w:val="0"/>
+          <w:numId w:val="3"/>
+        </w:numPr>
+        <w:rPr>
+          <w:rFonts w:ascii="Calibri" w:hAnsi="Calibri" w:cs="Calibri"/>
+        </w:rPr>
+      </w:pPr>
+      <w:r>
+        <w:rPr>
+          <w:rFonts w:ascii="Calibri" w:hAnsi="Calibri" w:cs="Calibri"/>
+          <w:b/>
+          <w:bCs/>
+        </w:rPr>
+        <w:t>Trailer ansehen</w:t>
+      </w:r>
+      <w:r>
+        <w:rPr>
+          <w:rFonts w:ascii="Calibri" w:hAnsi="Calibri" w:cs="Calibri"/>
+        </w:rPr>
+        <w:t xml:space="preserve">: Klicken Sie auf den </w:t>
+      </w:r>
+      <w:r>
+        <w:rPr>
+          <w:rFonts w:ascii="Calibri" w:hAnsi="Calibri" w:cs="Calibri"/>
+          <w:b/>
+          <w:bCs/>
+        </w:rPr>
+        <w:t>"Trailer"</w:t>
+      </w:r>
+      <w:r>
+        <w:rPr>
+          <w:rFonts w:ascii="Calibri" w:hAnsi="Calibri" w:cs="Calibri"/>
+        </w:rPr>
+        <w:t>-Button, um den Filmtrailer anzusehen. Beachten Sie, dass sich hierfür ein neues Fenster mit YouTube öffnet.</w:t>
+      </w:r>
+    </w:p>
+    <w:p>
+      <w:pPr>
+        <w:rPr>
+          <w:rFonts w:ascii="Calibri" w:hAnsi="Calibri" w:cs="Calibri"/>
+        </w:rPr>
+      </w:pPr>
+    </w:p>
+    <w:p>
+      <w:pPr>
+        <w:rPr>
+          <w:rFonts w:ascii="Calibri" w:hAnsi="Calibri" w:cs="Calibri"/>
+          <w:b/>
+          <w:bCs/>
+          <w:sz w:val="28"/>
+          <w:szCs w:val="28"/>
+        </w:rPr>
+      </w:pPr>
+      <w:r>
+        <w:rPr>
+          <w:rFonts w:ascii="Calibri" w:hAnsi="Calibri" w:cs="Calibri"/>
+          <w:b/>
+          <w:bCs/>
+          <w:sz w:val="28"/>
+          <w:szCs w:val="28"/>
+        </w:rPr>
+        <w:lastRenderedPageBreak/>
+        <w:t>4. Favoritenverwaltung</w:t>
+      </w:r>
+    </w:p>
+    <w:p>
+      <w:pPr>
+        <w:rPr>
+          <w:rFonts w:ascii="Calibri" w:hAnsi="Calibri" w:cs="Calibri"/>
+        </w:rPr>
+      </w:pPr>
+      <w:r>
+        <w:rPr>
+          <w:rFonts w:ascii="Calibri" w:hAnsi="Calibri" w:cs="Calibri"/>
+        </w:rPr>
+        <w:t>Verwalten Sie Ihre Lieblingsfilme ganz einfach:</w:t>
+      </w:r>
+    </w:p>
+    <w:p>
+      <w:pPr>
+        <w:numPr>
+          <w:ilvl w:val="0"/>
+          <w:numId w:val="4"/>
+        </w:numPr>
+        <w:rPr>
+          <w:rFonts w:ascii="Calibri" w:hAnsi="Calibri" w:cs="Calibri"/>
+        </w:rPr>
+      </w:pPr>
+      <w:r>
+        <w:rPr>
+          <w:rFonts w:ascii="Calibri" w:hAnsi="Calibri" w:cs="Calibri"/>
+          <w:b/>
+          <w:bCs/>
+        </w:rPr>
+        <w:t>Film zu Favoriten hinzufügen</w:t>
+      </w:r>
+      <w:r>
+        <w:rPr>
+          <w:rFonts w:ascii="Calibri" w:hAnsi="Calibri" w:cs="Calibri"/>
+        </w:rPr>
+        <w:t xml:space="preserve">: Klicken Sie auf den Button </w:t>
+      </w:r>
+      <w:r>
+        <w:rPr>
+          <w:rFonts w:ascii="Calibri" w:hAnsi="Calibri" w:cs="Calibri"/>
+          <w:b/>
+          <w:bCs/>
+        </w:rPr>
+        <w:t>"Zu Favoritenliste hinzufügen"</w:t>
+      </w:r>
+      <w:r>
+        <w:rPr>
+          <w:rFonts w:ascii="Calibri" w:hAnsi="Calibri" w:cs="Calibri"/>
+        </w:rPr>
+        <w:t xml:space="preserve"> unten rechts in den Filmdetails, um einen Film zu Ihrer persönlichen Favoritenliste hinzuzufügen.</w:t>
+      </w:r>
+    </w:p>
+    <w:p>
+      <w:pPr>
+        <w:pBdr>
+          <w:bottom w:val="single" w:sz="6" w:space="1" w:color="auto"/>
+        </w:pBdr>
+        <w:rPr>
+          <w:rFonts w:ascii="Calibri" w:hAnsi="Calibri" w:cs="Calibri"/>
+          <w:sz w:val="14"/>
+          <w:szCs w:val="14"/>
+        </w:rPr>
+      </w:pPr>
+    </w:p>
+    <w:p>
+      <w:pPr>
+        <w:rPr>
+          <w:rFonts w:ascii="Calibri" w:hAnsi="Calibri" w:cs="Calibri"/>
           <w:noProof/>
+          <w:sz w:val="28"/>
+          <w:szCs w:val="28"/>
+        </w:rPr>
+      </w:pPr>
+    </w:p>
+    <w:p>
+      <w:pPr>
+        <w:rPr>
+          <w:rFonts w:ascii="Calibri" w:hAnsi="Calibri" w:cs="Calibri"/>
+          <w:b/>
+          <w:bCs/>
+        </w:rPr>
+      </w:pPr>
+      <w:r>
+        <w:rPr>
+          <w:rFonts w:ascii="Calibri" w:hAnsi="Calibri" w:cs="Calibri"/>
+          <w:noProof/>
+          <w:sz w:val="28"/>
+          <w:szCs w:val="28"/>
         </w:rPr>
         <w:drawing>
-          <wp:anchor distT="0" distB="0" distL="114300" distR="114300" simplePos="0" relativeHeight="251613184" behindDoc="0" locked="0" layoutInCell="1" allowOverlap="1" wp14:anchorId="58BF1FA1" wp14:editId="7327B983">
+          <wp:anchor distT="0" distB="0" distL="114300" distR="114300" simplePos="0" relativeHeight="251668480" behindDoc="0" locked="0" layoutInCell="1" allowOverlap="1" wp14:anchorId="2BDE51A5" wp14:editId="5A33F9F9">
             <wp:simplePos x="0" y="0"/>
             <wp:positionH relativeFrom="margin">
-              <wp:align>center</wp:align>
+              <wp:posOffset>43180</wp:posOffset>
             </wp:positionH>
             <wp:positionV relativeFrom="paragraph">
-              <wp:posOffset>286748</wp:posOffset>
+              <wp:posOffset>480060</wp:posOffset>
             </wp:positionV>
-            <wp:extent cx="5262880" cy="3707765"/>
-            <wp:effectExtent l="0" t="0" r="0" b="6985"/>
+            <wp:extent cx="5704205" cy="4086225"/>
+            <wp:effectExtent l="0" t="0" r="0" b="9525"/>
             <wp:wrapTopAndBottom/>
-            <wp:docPr id="388005935" name="Grafik 3" descr="Ein Bild, das Text, Elektronik, Screenshot, Software enthält.&#10;&#10;KI-generierte Inhalte können fehlerhaft sein."/>
+            <wp:docPr id="1283001457" name="Grafik 8"/>
             <wp:cNvGraphicFramePr>
               <a:graphicFrameLocks xmlns:a="http://schemas.openxmlformats.org/drawingml/2006/main" noChangeAspect="1"/>
             </wp:cNvGraphicFramePr>
@@ -1715,20 +2349,20 @@
               <a:graphicData uri="http://schemas.openxmlformats.org/drawingml/2006/picture">
                 <pic:pic xmlns:pic="http://schemas.openxmlformats.org/drawingml/2006/picture">
                   <pic:nvPicPr>
-                    <pic:cNvPr id="388005935" name="Grafik 3" descr="Ein Bild, das Text, Elektronik, Screenshot, Software enthält.&#10;&#10;KI-generierte Inhalte können fehlerhaft sein."/>
+                    <pic:cNvPr id="0" name="Picture 9"/>
                     <pic:cNvPicPr>
                       <a:picLocks noChangeAspect="1" noChangeArrowheads="1"/>
                     </pic:cNvPicPr>
                   </pic:nvPicPr>
                   <pic:blipFill rotWithShape="1">
-                    <a:blip r:embed="rId6" cstate="print">
+                    <a:blip r:embed="rId7" cstate="print">
                       <a:extLst>
                         <a:ext uri="{28A0092B-C50C-407E-A947-70E740481C1C}">
                           <a14:useLocalDpi xmlns:a14="http://schemas.microsoft.com/office/drawing/2010/main" val="0"/>
                         </a:ext>
                       </a:extLst>
                     </a:blip>
-                    <a:srcRect b="15164"/>
+                    <a:srcRect l="828" t="797" b="13689"/>
                     <a:stretch>
                       <a:fillRect/>
                     </a:stretch>
@@ -1736,7 +2370,7 @@
                   <pic:spPr bwMode="auto">
                     <a:xfrm>
                       <a:off x="0" y="0"/>
-                      <a:ext cx="5262880" cy="3707765"/>
+                      <a:ext cx="5704205" cy="4086225"/>
                     </a:xfrm>
                     <a:prstGeom prst="rect">
                       <a:avLst/>
@@ -1765,288 +2399,21 @@
       </w:r>
       <w:r>
         <w:rPr>
-          <w:b/>
-          <w:bCs/>
-        </w:rPr>
-        <w:t>2. Allgemeine Übersicht</w:t>
-      </w:r>
-    </w:p>
-    <w:p>
-      <w:pPr>
-        <w:rPr>
-          <w:b/>
-          <w:bCs/>
-        </w:rPr>
-      </w:pPr>
-    </w:p>
-    <w:p>
-      <w:r>
-        <w:t xml:space="preserve">Die </w:t>
-      </w:r>
-      <w:r>
-        <w:rPr>
-          <w:b/>
-          <w:bCs/>
-        </w:rPr>
-        <w:t>Allgemeine Übersicht</w:t>
-      </w:r>
-      <w:r>
-        <w:t xml:space="preserve"> ist das Herzstück der Anwendung und bietet Ihnen folgende Funktionen:</w:t>
-      </w:r>
-    </w:p>
-    <w:p>
-      <w:pPr>
-        <w:numPr>
-          <w:ilvl w:val="0"/>
-          <w:numId w:val="2"/>
-        </w:numPr>
-      </w:pPr>
-      <w:r>
-        <w:rPr>
-          <w:b/>
-          <w:bCs/>
-        </w:rPr>
-        <w:t>Filmliste (linke Seite)</w:t>
-      </w:r>
-      <w:r>
-        <w:t>: Hier finden Sie eine vollständige Liste aller verfügbaren Filme.</w:t>
-      </w:r>
-    </w:p>
-    <w:p>
-      <w:pPr>
-        <w:numPr>
-          <w:ilvl w:val="0"/>
-          <w:numId w:val="2"/>
-        </w:numPr>
-      </w:pPr>
-      <w:r>
-        <w:rPr>
-          <w:b/>
-          <w:bCs/>
-        </w:rPr>
-        <w:t>Suchleiste</w:t>
-      </w:r>
-      <w:r>
-        <w:t>: Nutzen Sie das Suchfeld, um gezielt nach einem bestimmten Film zu suchen.</w:t>
-      </w:r>
-    </w:p>
-    <w:p>
-      <w:pPr>
-        <w:numPr>
-          <w:ilvl w:val="0"/>
-          <w:numId w:val="2"/>
-        </w:numPr>
-      </w:pPr>
-      <w:r>
-        <w:rPr>
-          <w:b/>
-          <w:bCs/>
-        </w:rPr>
-        <w:t>Inhaltsbasierte Empfehlungen (rechte Seite)</w:t>
-      </w:r>
-      <w:r>
-        <w:t xml:space="preserve">: Entdecken Sie Filme, die auf ähnlichen Inhalten basieren </w:t>
-      </w:r>
-      <w:r>
-        <w:t>wie Ihre Favoriten.</w:t>
-      </w:r>
-    </w:p>
-    <w:p>
-      <w:pPr>
-        <w:pBdr>
-          <w:bottom w:val="single" w:sz="6" w:space="1" w:color="auto"/>
-        </w:pBdr>
-        <w:rPr>
-          <w:sz w:val="14"/>
-          <w:szCs w:val="14"/>
-        </w:rPr>
-      </w:pPr>
-    </w:p>
-    <w:p>
-      <w:pPr>
-        <w:rPr>
-          <w:sz w:val="14"/>
-          <w:szCs w:val="14"/>
-        </w:rPr>
-      </w:pPr>
-    </w:p>
-    <w:p>
-      <w:pPr>
-        <w:rPr>
-          <w:b/>
-          <w:bCs/>
-        </w:rPr>
-      </w:pPr>
-      <w:r>
-        <w:rPr>
-          <w:b/>
-          <w:bCs/>
-        </w:rPr>
-        <w:t>3. Filmdetails</w:t>
-      </w:r>
-    </w:p>
-    <w:p>
-      <w:r>
-        <w:t xml:space="preserve">Wenn Sie auf einen Film klicken, der Sie interessiert, öffnet sich die </w:t>
-      </w:r>
-      <w:r>
-        <w:rPr>
-          <w:b/>
-          <w:bCs/>
-        </w:rPr>
-        <w:t>Filmdetailansicht</w:t>
-      </w:r>
-      <w:r>
-        <w:t xml:space="preserve"> mit weiteren Informationen:</w:t>
-      </w:r>
-    </w:p>
-    <w:p>
-      <w:pPr>
-        <w:numPr>
-          <w:ilvl w:val="0"/>
-          <w:numId w:val="3"/>
-        </w:numPr>
-      </w:pPr>
-      <w:r>
-        <w:rPr>
-          <w:b/>
-          <w:bCs/>
-        </w:rPr>
-        <w:t>Filmbeschreibung</w:t>
-      </w:r>
-      <w:r>
-        <w:t>: Unten auf der Seite finden Sie eine detaillierte Beschreibung des ausgewählten Films.</w:t>
-      </w:r>
-    </w:p>
-    <w:p>
-      <w:pPr>
-        <w:numPr>
-          <w:ilvl w:val="0"/>
-          <w:numId w:val="3"/>
-        </w:numPr>
-      </w:pPr>
-      <w:r>
-        <w:rPr>
-          <w:b/>
-          <w:bCs/>
-        </w:rPr>
-        <w:t>Trailer ansehen</w:t>
-      </w:r>
-      <w:r>
-        <w:t xml:space="preserve">: Klicken Sie auf den </w:t>
-      </w:r>
-      <w:r>
-        <w:rPr>
-          <w:b/>
-          <w:bCs/>
-        </w:rPr>
-        <w:t>"Trailer"</w:t>
-      </w:r>
-      <w:r>
-        <w:t>-Button, um den Filmtrailer anzusehen. Beachten Sie, dass sich hierfür ein neues Fenster mit YouTube öffnet.</w:t>
-      </w:r>
-    </w:p>
-    <w:p/>
-    <w:p>
-      <w:pPr>
-        <w:rPr>
-          <w:b/>
-          <w:bCs/>
-        </w:rPr>
-      </w:pPr>
-      <w:r>
-        <w:rPr>
-          <w:b/>
-          <w:bCs/>
-        </w:rPr>
-        <w:lastRenderedPageBreak/>
-        <w:t>4. Favoritenverwaltung</w:t>
-      </w:r>
-    </w:p>
-    <w:p>
-      <w:r>
-        <w:t>Verwalten Sie Ihre Lieblingsfilme ganz einfach:</w:t>
-      </w:r>
-    </w:p>
-    <w:p>
-      <w:pPr>
-        <w:numPr>
-          <w:ilvl w:val="0"/>
-          <w:numId w:val="4"/>
-        </w:numPr>
-      </w:pPr>
-      <w:r>
-        <w:rPr>
-          <w:b/>
-          <w:bCs/>
-        </w:rPr>
-        <w:t>Film zu Favoriten hinzufügen</w:t>
-      </w:r>
-      <w:r>
-        <w:t xml:space="preserve">: Klicken Sie auf den Button </w:t>
-      </w:r>
-      <w:r>
-        <w:rPr>
-          <w:b/>
-          <w:bCs/>
-        </w:rPr>
-        <w:t>"Zu Favoritenliste hinzufügen"</w:t>
-      </w:r>
-      <w:r>
-        <w:t xml:space="preserve"> unten rechts in den Filmdetails, um einen Film zu Ihrer persönlichen Favoritenliste hinzuzufügen.</w:t>
-      </w:r>
-    </w:p>
-    <w:p>
-      <w:pPr>
-        <w:pBdr>
-          <w:bottom w:val="single" w:sz="6" w:space="1" w:color="auto"/>
-        </w:pBdr>
-        <w:rPr>
-          <w:sz w:val="14"/>
-          <w:szCs w:val="14"/>
-        </w:rPr>
-      </w:pPr>
-    </w:p>
-    <w:p/>
-    <w:p/>
-    <w:p/>
-    <w:p>
-      <w:pPr>
-        <w:rPr>
-          <w:b/>
-          <w:bCs/>
-        </w:rPr>
-      </w:pPr>
-      <w:r>
-        <w:rPr>
-          <w:b/>
-          <w:bCs/>
-        </w:rPr>
-        <w:br w:type="page"/>
-      </w:r>
-    </w:p>
-    <w:p>
-      <w:pPr>
-        <w:rPr>
-          <w:b/>
-          <w:bCs/>
-        </w:rPr>
-      </w:pPr>
-      <w:r>
-        <w:rPr>
+          <w:rFonts w:ascii="Calibri" w:hAnsi="Calibri" w:cs="Calibri"/>
           <w:noProof/>
-        </w:rPr>
-        <w:lastRenderedPageBreak/>
+          <w:sz w:val="28"/>
+          <w:szCs w:val="28"/>
+        </w:rPr>
         <mc:AlternateContent>
           <mc:Choice Requires="wps">
             <w:drawing>
-              <wp:anchor distT="45720" distB="45720" distL="114300" distR="114300" simplePos="0" relativeHeight="251713536" behindDoc="0" locked="0" layoutInCell="1" allowOverlap="1" wp14:anchorId="1B11D837" wp14:editId="78359EBA">
+              <wp:anchor distT="45720" distB="45720" distL="114300" distR="114300" simplePos="0" relativeHeight="251713536" behindDoc="0" locked="0" layoutInCell="1" allowOverlap="1" wp14:anchorId="1B11D837" wp14:editId="15DDD20C">
                 <wp:simplePos x="0" y="0"/>
                 <wp:positionH relativeFrom="page">
-                  <wp:posOffset>6068060</wp:posOffset>
+                  <wp:posOffset>6010910</wp:posOffset>
                 </wp:positionH>
                 <wp:positionV relativeFrom="paragraph">
-                  <wp:posOffset>1671320</wp:posOffset>
+                  <wp:posOffset>1566545</wp:posOffset>
                 </wp:positionV>
                 <wp:extent cx="1467485" cy="504190"/>
                 <wp:effectExtent l="0" t="0" r="18415" b="10160"/>
@@ -2084,6 +2451,9 @@
                       <wps:txbx>
                         <w:txbxContent>
                           <w:p>
+                            <w:pPr>
+                              <w:jc w:val="center"/>
+                            </w:pPr>
                             <w:r>
                               <w:t xml:space="preserve">Nutzerbasierende </w:t>
                             </w:r>
@@ -2110,10 +2480,13 @@
           </mc:Choice>
           <mc:Fallback>
             <w:pict>
-              <v:shape w14:anchorId="1B11D837" id="_x0000_s1035" type="#_x0000_t202" style="position:absolute;margin-left:477.8pt;margin-top:131.6pt;width:115.55pt;height:39.7pt;z-index:251713536;visibility:visible;mso-wrap-style:square;mso-width-percent:0;mso-height-percent:0;mso-wrap-distance-left:9pt;mso-wrap-distance-top:3.6pt;mso-wrap-distance-right:9pt;mso-wrap-distance-bottom:3.6pt;mso-position-horizontal:absolute;mso-position-horizontal-relative:page;mso-position-vertical:absolute;mso-position-vertical-relative:text;mso-width-percent:0;mso-height-percent:0;mso-width-relative:margin;mso-height-relative:margin;v-text-anchor:top" o:gfxdata="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">
+              <v:shape w14:anchorId="1B11D837" id="_x0000_s1035" type="#_x0000_t202" style="position:absolute;margin-left:473.3pt;margin-top:123.35pt;width:115.55pt;height:39.7pt;z-index:251713536;visibility:visible;mso-wrap-style:square;mso-width-percent:0;mso-height-percent:0;mso-wrap-distance-left:9pt;mso-wrap-distance-top:3.6pt;mso-wrap-distance-right:9pt;mso-wrap-distance-bottom:3.6pt;mso-position-horizontal:absolute;mso-position-horizontal-relative:page;mso-position-vertical:absolute;mso-position-vertical-relative:text;mso-width-percent:0;mso-height-percent:0;mso-width-relative:margin;mso-height-relative:margin;v-text-anchor:top" o:gfxdata="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">
                 <v:textbox>
                   <w:txbxContent>
                     <w:p>
+                      <w:pPr>
+                        <w:jc w:val="center"/>
+                      </w:pPr>
                       <w:r>
                         <w:t xml:space="preserve">Nutzerbasierende </w:t>
                       </w:r>
@@ -2131,18 +2504,21 @@
       </w:r>
       <w:r>
         <w:rPr>
+          <w:rFonts w:ascii="Calibri" w:hAnsi="Calibri" w:cs="Calibri"/>
           <w:noProof/>
+          <w:sz w:val="28"/>
+          <w:szCs w:val="28"/>
         </w:rPr>
         <mc:AlternateContent>
           <mc:Choice Requires="wps">
             <w:drawing>
-              <wp:anchor distT="45720" distB="45720" distL="114300" distR="114300" simplePos="0" relativeHeight="251712512" behindDoc="0" locked="0" layoutInCell="1" allowOverlap="1" wp14:anchorId="1FDFC29F" wp14:editId="141A528E">
+              <wp:anchor distT="45720" distB="45720" distL="114300" distR="114300" simplePos="0" relativeHeight="251712512" behindDoc="0" locked="0" layoutInCell="1" allowOverlap="1" wp14:anchorId="1FDFC29F" wp14:editId="0E94CC1A">
                 <wp:simplePos x="0" y="0"/>
                 <wp:positionH relativeFrom="page">
-                  <wp:posOffset>76200</wp:posOffset>
+                  <wp:posOffset>257175</wp:posOffset>
                 </wp:positionH>
                 <wp:positionV relativeFrom="paragraph">
-                  <wp:posOffset>1684020</wp:posOffset>
+                  <wp:posOffset>1779270</wp:posOffset>
                 </wp:positionV>
                 <wp:extent cx="819785" cy="471805"/>
                 <wp:effectExtent l="0" t="0" r="18415" b="23495"/>
@@ -2180,6 +2556,9 @@
                       <wps:txbx>
                         <w:txbxContent>
                           <w:p>
+                            <w:pPr>
+                              <w:jc w:val="center"/>
+                            </w:pPr>
                             <w:r>
                               <w:t>Favoriten Liste</w:t>
                             </w:r>
@@ -2203,10 +2582,13 @@
           </mc:Choice>
           <mc:Fallback>
             <w:pict>
-              <v:shape w14:anchorId="1FDFC29F" id="_x0000_s1036" type="#_x0000_t202" style="position:absolute;margin-left:6pt;margin-top:132.6pt;width:64.55pt;height:37.15pt;z-index:251712512;visibility:visible;mso-wrap-style:square;mso-width-percent:0;mso-height-percent:0;mso-wrap-distance-left:9pt;mso-wrap-distance-top:3.6pt;mso-wrap-distance-right:9pt;mso-wrap-distance-bottom:3.6pt;mso-position-horizontal:absolute;mso-position-horizontal-relative:page;mso-position-vertical:absolute;mso-position-vertical-relative:text;mso-width-percent:0;mso-height-percent:0;mso-width-relative:margin;mso-height-relative:margin;v-text-anchor:top" o:gfxdata="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">
+              <v:shape w14:anchorId="1FDFC29F" id="_x0000_s1036" type="#_x0000_t202" style="position:absolute;margin-left:20.25pt;margin-top:140.1pt;width:64.55pt;height:37.15pt;z-index:251712512;visibility:visible;mso-wrap-style:square;mso-width-percent:0;mso-height-percent:0;mso-wrap-distance-left:9pt;mso-wrap-distance-top:3.6pt;mso-wrap-distance-right:9pt;mso-wrap-distance-bottom:3.6pt;mso-position-horizontal:absolute;mso-position-horizontal-relative:page;mso-position-vertical:absolute;mso-position-vertical-relative:text;mso-width-percent:0;mso-height-percent:0;mso-width-relative:margin;mso-height-relative:margin;v-text-anchor:top" o:gfxdata="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">
                 <v:textbox>
                   <w:txbxContent>
                     <w:p>
+                      <w:pPr>
+                        <w:jc w:val="center"/>
+                      </w:pPr>
                       <w:r>
                         <w:t>Favoriten Liste</w:t>
                       </w:r>
@@ -2221,7 +2603,10 @@
       </w:r>
       <w:r>
         <w:rPr>
+          <w:rFonts w:ascii="Calibri" w:hAnsi="Calibri" w:cs="Calibri"/>
           <w:noProof/>
+          <w:sz w:val="28"/>
+          <w:szCs w:val="28"/>
         </w:rPr>
         <mc:AlternateContent>
           <mc:Choice Requires="wps">
@@ -2294,12 +2679,15 @@
       </w:r>
       <w:r>
         <w:rPr>
+          <w:rFonts w:ascii="Calibri" w:hAnsi="Calibri" w:cs="Calibri"/>
           <w:noProof/>
+          <w:sz w:val="28"/>
+          <w:szCs w:val="28"/>
         </w:rPr>
         <mc:AlternateContent>
           <mc:Choice Requires="wps">
             <w:drawing>
-              <wp:anchor distT="0" distB="0" distL="114300" distR="114300" simplePos="0" relativeHeight="251678720" behindDoc="0" locked="0" layoutInCell="1" allowOverlap="1" wp14:anchorId="671AF9D3" wp14:editId="05C9EEDB">
+              <wp:anchor distT="0" distB="0" distL="114300" distR="114300" simplePos="0" relativeHeight="251678720" behindDoc="0" locked="0" layoutInCell="1" allowOverlap="1" wp14:anchorId="671AF9D3" wp14:editId="6726B0D9">
                 <wp:simplePos x="0" y="0"/>
                 <wp:positionH relativeFrom="margin">
                   <wp:align>right</wp:align>
@@ -2357,7 +2745,7 @@
           </mc:Choice>
           <mc:Fallback>
             <w:pict>
-              <v:shape w14:anchorId="350109F3" id="Gerade Verbindung mit Pfeil 6" o:spid="_x0000_s1026" type="#_x0000_t32" style="position:absolute;margin-left:15.5pt;margin-top:140.5pt;width:66.7pt;height:3.6pt;flip:x;z-index:251678720;visibility:visible;mso-wrap-style:square;mso-width-percent:0;mso-height-percent:0;mso-wrap-distance-left:9pt;mso-wrap-distance-top:0;mso-wrap-distance-right:9pt;mso-wrap-distance-bottom:0;mso-position-horizontal:right;mso-position-horizontal-relative:margin;mso-position-vertical:absolute;mso-position-vertical-relative:text;mso-width-percent:0;mso-height-percent:0;mso-width-relative:margin;mso-height-relative:margin" o:gfxdata="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" strokecolor="#156082 [3204]" strokeweight="1.5pt">
+              <v:shape w14:anchorId="4FE2F976" id="Gerade Verbindung mit Pfeil 6" o:spid="_x0000_s1026" type="#_x0000_t32" style="position:absolute;margin-left:15.5pt;margin-top:140.5pt;width:66.7pt;height:3.6pt;flip:x;z-index:251678720;visibility:visible;mso-wrap-style:square;mso-width-percent:0;mso-height-percent:0;mso-wrap-distance-left:9pt;mso-wrap-distance-top:0;mso-wrap-distance-right:9pt;mso-wrap-distance-bottom:0;mso-position-horizontal:right;mso-position-horizontal-relative:margin;mso-position-vertical:absolute;mso-position-vertical-relative:text;mso-width-percent:0;mso-height-percent:0;mso-width-relative:margin;mso-height-relative:margin" o:gfxdata="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" strokecolor="#156082 [3204]" strokeweight="1.5pt">
                 <v:stroke endarrow="block" joinstyle="miter"/>
                 <w10:wrap anchorx="margin"/>
               </v:shape>
@@ -2367,85 +2755,39 @@
       </w:r>
       <w:r>
         <w:rPr>
-          <w:noProof/>
-        </w:rPr>
-        <w:drawing>
-          <wp:anchor distT="0" distB="0" distL="114300" distR="114300" simplePos="0" relativeHeight="251668480" behindDoc="0" locked="0" layoutInCell="1" allowOverlap="1" wp14:anchorId="2BDE51A5" wp14:editId="7B02B8FF">
-            <wp:simplePos x="0" y="0"/>
-            <wp:positionH relativeFrom="margin">
-              <wp:align>left</wp:align>
-            </wp:positionH>
-            <wp:positionV relativeFrom="paragraph">
-              <wp:posOffset>440895</wp:posOffset>
-            </wp:positionV>
-            <wp:extent cx="5751830" cy="4778375"/>
-            <wp:effectExtent l="0" t="0" r="1270" b="3175"/>
-            <wp:wrapTopAndBottom/>
-            <wp:docPr id="1283001457" name="Grafik 8"/>
-            <wp:cNvGraphicFramePr>
-              <a:graphicFrameLocks xmlns:a="http://schemas.openxmlformats.org/drawingml/2006/main" noChangeAspect="1"/>
-            </wp:cNvGraphicFramePr>
-            <a:graphic xmlns:a="http://schemas.openxmlformats.org/drawingml/2006/main">
-              <a:graphicData uri="http://schemas.openxmlformats.org/drawingml/2006/picture">
-                <pic:pic xmlns:pic="http://schemas.openxmlformats.org/drawingml/2006/picture">
-                  <pic:nvPicPr>
-                    <pic:cNvPr id="0" name="Picture 9"/>
-                    <pic:cNvPicPr>
-                      <a:picLocks noChangeAspect="1" noChangeArrowheads="1"/>
-                    </pic:cNvPicPr>
-                  </pic:nvPicPr>
-                  <pic:blipFill>
-                    <a:blip r:embed="rId7" cstate="print">
-                      <a:extLst>
-                        <a:ext uri="{28A0092B-C50C-407E-A947-70E740481C1C}">
-                          <a14:useLocalDpi xmlns:a14="http://schemas.microsoft.com/office/drawing/2010/main" val="0"/>
-                        </a:ext>
-                      </a:extLst>
-                    </a:blip>
-                    <a:srcRect/>
-                    <a:stretch>
-                      <a:fillRect/>
-                    </a:stretch>
-                  </pic:blipFill>
-                  <pic:spPr bwMode="auto">
-                    <a:xfrm>
-                      <a:off x="0" y="0"/>
-                      <a:ext cx="5751830" cy="4778375"/>
-                    </a:xfrm>
-                    <a:prstGeom prst="rect">
-                      <a:avLst/>
-                    </a:prstGeom>
-                    <a:noFill/>
-                    <a:ln>
-                      <a:noFill/>
-                    </a:ln>
-                  </pic:spPr>
-                </pic:pic>
-              </a:graphicData>
-            </a:graphic>
-          </wp:anchor>
-        </w:drawing>
-      </w:r>
-      <w:r>
-        <w:rPr>
+          <w:rFonts w:ascii="Calibri" w:hAnsi="Calibri" w:cs="Calibri"/>
           <w:b/>
           <w:bCs/>
+          <w:sz w:val="28"/>
+          <w:szCs w:val="28"/>
         </w:rPr>
         <w:t>5. Favoritenseite</w:t>
       </w:r>
     </w:p>
     <w:p>
-      <w:r>
+      <w:pPr>
+        <w:rPr>
+          <w:rFonts w:ascii="Calibri" w:hAnsi="Calibri" w:cs="Calibri"/>
+        </w:rPr>
+      </w:pPr>
+      <w:r>
+        <w:rPr>
+          <w:rFonts w:ascii="Calibri" w:hAnsi="Calibri" w:cs="Calibri"/>
+        </w:rPr>
         <w:t xml:space="preserve">Ihre gesammelten Favoriten finden Sie auf der </w:t>
       </w:r>
       <w:r>
         <w:rPr>
+          <w:rFonts w:ascii="Calibri" w:hAnsi="Calibri" w:cs="Calibri"/>
           <w:b/>
           <w:bCs/>
         </w:rPr>
         <w:t>Favoritenseite</w:t>
       </w:r>
       <w:r>
+        <w:rPr>
+          <w:rFonts w:ascii="Calibri" w:hAnsi="Calibri" w:cs="Calibri"/>
+        </w:rPr>
         <w:t>, die Sie über den Button oben rechts erreichen:</w:t>
       </w:r>
     </w:p>
@@ -2455,15 +2797,22 @@
           <w:ilvl w:val="0"/>
           <w:numId w:val="5"/>
         </w:numPr>
-      </w:pPr>
-      <w:r>
-        <w:rPr>
+        <w:rPr>
+          <w:rFonts w:ascii="Calibri" w:hAnsi="Calibri" w:cs="Calibri"/>
+        </w:rPr>
+      </w:pPr>
+      <w:r>
+        <w:rPr>
+          <w:rFonts w:ascii="Calibri" w:hAnsi="Calibri" w:cs="Calibri"/>
           <w:b/>
           <w:bCs/>
         </w:rPr>
         <w:t>Kategorisierte Favoriten (linke Seite)</w:t>
       </w:r>
       <w:r>
+        <w:rPr>
+          <w:rFonts w:ascii="Calibri" w:hAnsi="Calibri" w:cs="Calibri"/>
+        </w:rPr>
         <w:t>: Hier werden Ihre favorisierten Filme übersichtlich angezeigt.</w:t>
       </w:r>
     </w:p>
@@ -2473,24 +2822,38 @@
           <w:ilvl w:val="0"/>
           <w:numId w:val="5"/>
         </w:numPr>
-      </w:pPr>
-      <w:r>
-        <w:rPr>
+        <w:rPr>
+          <w:rFonts w:ascii="Calibri" w:hAnsi="Calibri" w:cs="Calibri"/>
+        </w:rPr>
+      </w:pPr>
+      <w:r>
+        <w:rPr>
+          <w:rFonts w:ascii="Calibri" w:hAnsi="Calibri" w:cs="Calibri"/>
           <w:b/>
           <w:bCs/>
         </w:rPr>
         <w:t>Empfehlungen basierend auf Nutzerprofilen (rechte Seite)</w:t>
       </w:r>
       <w:r>
+        <w:rPr>
+          <w:rFonts w:ascii="Calibri" w:hAnsi="Calibri" w:cs="Calibri"/>
+        </w:rPr>
         <w:t>: Entdecken Sie neue Filme, die Ihnen basierend auf den Vorlieben ähnlicher Nutzerprofile vorgeschlagen werden.</w:t>
       </w:r>
     </w:p>
     <w:p>
-      <w:r>
+      <w:pPr>
+        <w:rPr>
+          <w:rFonts w:ascii="Calibri" w:hAnsi="Calibri" w:cs="Calibri"/>
+        </w:rPr>
+      </w:pPr>
+      <w:r>
+        <w:rPr>
+          <w:rFonts w:ascii="Calibri" w:hAnsi="Calibri" w:cs="Calibri"/>
+        </w:rPr>
         <w:t>Auch auf der Favoritenseite können Sie auf einen Film klicken, um dessen Beschreibung und Trailer anzusehen. Das Hinzufügen eines Films zu den Favoriten ist jedoch nur von der Liste der empfohlenen Filme aus möglich.</w:t>
       </w:r>
     </w:p>
-    <w:p/>
     <w:sectPr>
       <w:pgSz w:w="11906" w:h="16838"/>
       <w:pgMar w:top="1417" w:right="1417" w:bottom="1134" w:left="1417" w:header="708" w:footer="708" w:gutter="0"/>

--- a/Dokumentation/Abgabe/Benutzerhandbuch.docx
+++ b/Dokumentation/Abgabe/Benutzerhandbuch.docx
@@ -122,7 +122,19 @@
         <w:rPr>
           <w:rFonts w:ascii="Calibri" w:hAnsi="Calibri" w:cs="Calibri"/>
         </w:rPr>
-        <w:t>: Wenn Sie bereits ein Konto haben, geben Sie Ihre Anmeldedaten ein, um sich einzuloggen.</w:t>
+        <w:t>: Wenn Sie bereits ein Konto haben, geben Sie Ihre Anmeldedaten</w:t>
+      </w:r>
+      <w:r>
+        <w:rPr>
+          <w:rFonts w:ascii="Calibri" w:hAnsi="Calibri" w:cs="Calibri"/>
+        </w:rPr>
+        <w:t xml:space="preserve"> in die obere Box</w:t>
+      </w:r>
+      <w:r>
+        <w:rPr>
+          <w:rFonts w:ascii="Calibri" w:hAnsi="Calibri" w:cs="Calibri"/>
+        </w:rPr>
+        <w:t xml:space="preserve"> ein, um sich einzuloggen.</w:t>
       </w:r>
     </w:p>
     <w:p>
@@ -479,7 +491,7 @@
           <w:noProof/>
         </w:rPr>
         <w:drawing>
-          <wp:anchor distT="0" distB="0" distL="114300" distR="114300" simplePos="0" relativeHeight="251604992" behindDoc="0" locked="0" layoutInCell="1" allowOverlap="1" wp14:anchorId="1428B053" wp14:editId="21923A13">
+          <wp:anchor distT="0" distB="0" distL="114300" distR="114300" simplePos="0" relativeHeight="251604992" behindDoc="0" locked="0" layoutInCell="1" allowOverlap="1" wp14:anchorId="1428B053" wp14:editId="6D0DBEF1">
             <wp:simplePos x="0" y="0"/>
             <wp:positionH relativeFrom="margin">
               <wp:align>center</wp:align>
@@ -558,7 +570,31 @@
         <w:rPr>
           <w:rFonts w:ascii="Calibri" w:hAnsi="Calibri" w:cs="Calibri"/>
         </w:rPr>
-        <w:t>: Falls Sie noch kein Konto besitzen, klicken Sie auf "Registrierung", um ein neues Konto zu erstellen.</w:t>
+        <w:t>: Falls Sie noch kein Konto besitzen,</w:t>
+      </w:r>
+      <w:r>
+        <w:rPr>
+          <w:rFonts w:ascii="Calibri" w:hAnsi="Calibri" w:cs="Calibri"/>
+        </w:rPr>
+        <w:t xml:space="preserve"> füllen sie Ihre Daten in die untere Box ein und</w:t>
+      </w:r>
+      <w:r>
+        <w:rPr>
+          <w:rFonts w:ascii="Calibri" w:hAnsi="Calibri" w:cs="Calibri"/>
+        </w:rPr>
+        <w:t xml:space="preserve"> klicken Sie auf "</w:t>
+      </w:r>
+      <w:r>
+        <w:rPr>
+          <w:rFonts w:ascii="Calibri" w:hAnsi="Calibri" w:cs="Calibri"/>
+        </w:rPr>
+        <w:t>Registrieren</w:t>
+      </w:r>
+      <w:r>
+        <w:rPr>
+          <w:rFonts w:ascii="Calibri" w:hAnsi="Calibri" w:cs="Calibri"/>
+        </w:rPr>
+        <w:t>", um ein neues Konto zu erstellen.</w:t>
       </w:r>
     </w:p>
     <w:p>
@@ -905,7 +941,13 @@
                               <w:jc w:val="center"/>
                             </w:pPr>
                             <w:r>
-                              <w:t>Film den Favoriten Hinzufügen</w:t>
+                              <w:t xml:space="preserve">Film </w:t>
+                            </w:r>
+                            <w:r>
+                              <w:t>Ihren</w:t>
+                            </w:r>
+                            <w:r>
+                              <w:t xml:space="preserve"> Favoriten Hinzufügen</w:t>
                             </w:r>
                           </w:p>
                         </w:txbxContent>
@@ -935,7 +977,13 @@
                         <w:jc w:val="center"/>
                       </w:pPr>
                       <w:r>
-                        <w:t>Film den Favoriten Hinzufügen</w:t>
+                        <w:t xml:space="preserve">Film </w:t>
+                      </w:r>
+                      <w:r>
+                        <w:t>Ihren</w:t>
+                      </w:r>
+                      <w:r>
+                        <w:t xml:space="preserve"> Favoriten Hinzufügen</w:t>
                       </w:r>
                     </w:p>
                   </w:txbxContent>
@@ -2202,7 +2250,23 @@
           <w:b/>
           <w:bCs/>
         </w:rPr>
-        <w:t>"Trailer"</w:t>
+        <w:t>"</w:t>
+      </w:r>
+      <w:r>
+        <w:rPr>
+          <w:rFonts w:ascii="Calibri" w:hAnsi="Calibri" w:cs="Calibri"/>
+          <w:b/>
+          <w:bCs/>
+        </w:rPr>
+        <w:t xml:space="preserve">Link </w:t>
+      </w:r>
+      <w:r>
+        <w:rPr>
+          <w:rFonts w:ascii="Calibri" w:hAnsi="Calibri" w:cs="Calibri"/>
+          <w:b/>
+          <w:bCs/>
+        </w:rPr>
+        <w:t>Trailer"</w:t>
       </w:r>
       <w:r>
         <w:rPr>
@@ -2788,7 +2852,67 @@
         <w:rPr>
           <w:rFonts w:ascii="Calibri" w:hAnsi="Calibri" w:cs="Calibri"/>
         </w:rPr>
-        <w:t>, die Sie über den Button oben rechts erreichen:</w:t>
+        <w:t>, die Sie</w:t>
+      </w:r>
+      <w:r>
+        <w:rPr>
+          <w:rFonts w:ascii="Calibri" w:hAnsi="Calibri" w:cs="Calibri"/>
+        </w:rPr>
+        <w:t>,</w:t>
+      </w:r>
+      <w:r>
+        <w:rPr>
+          <w:rFonts w:ascii="Calibri" w:hAnsi="Calibri" w:cs="Calibri"/>
+        </w:rPr>
+        <w:t xml:space="preserve"> </w:t>
+      </w:r>
+      <w:r>
+        <w:rPr>
+          <w:rFonts w:ascii="Calibri" w:hAnsi="Calibri" w:cs="Calibri"/>
+        </w:rPr>
+        <w:t xml:space="preserve">auf der </w:t>
+      </w:r>
+      <w:r>
+        <w:rPr>
+          <w:rFonts w:ascii="Calibri" w:hAnsi="Calibri" w:cs="Calibri"/>
+          <w:b/>
+          <w:bCs/>
+        </w:rPr>
+        <w:t>Allgemeine</w:t>
+      </w:r>
+      <w:r>
+        <w:rPr>
+          <w:rFonts w:ascii="Calibri" w:hAnsi="Calibri" w:cs="Calibri"/>
+          <w:b/>
+          <w:bCs/>
+        </w:rPr>
+        <w:t xml:space="preserve">n </w:t>
+      </w:r>
+      <w:r>
+        <w:rPr>
+          <w:rFonts w:ascii="Calibri" w:hAnsi="Calibri" w:cs="Calibri"/>
+          <w:b/>
+          <w:bCs/>
+        </w:rPr>
+        <w:t>Übersicht</w:t>
+      </w:r>
+      <w:r>
+        <w:rPr>
+          <w:rFonts w:ascii="Calibri" w:hAnsi="Calibri" w:cs="Calibri"/>
+        </w:rPr>
+        <w:t>,</w:t>
+      </w:r>
+      <w:r>
+        <w:rPr>
+          <w:rFonts w:ascii="Calibri" w:hAnsi="Calibri" w:cs="Calibri"/>
+        </w:rPr>
+        <w:t xml:space="preserve"> </w:t>
+      </w:r>
+      <w:r>
+        <w:rPr>
+          <w:rFonts w:ascii="Calibri" w:hAnsi="Calibri" w:cs="Calibri"/>
+        </w:rPr>
+        <w:t>über den Button oben rechts erreichen:</w:t>
       </w:r>
     </w:p>
     <w:p>
